--- a/report/rapport.docx
+++ b/report/rapport.docx
@@ -15,7 +15,7 @@
         <w:pStyle w:val="Author"/>
       </w:pPr>
       <w:r>
-        <w:t xml:space="preserve">Grupp</w:t>
+        <w:t xml:space="preserve">Grupp 2</w:t>
       </w:r>
     </w:p>
     <w:p>
@@ -35,7 +35,4628 @@
         <w:t xml:space="preserve">Introduktion till datan</w:t>
       </w:r>
     </w:p>
+    <w:p>
+      <w:pPr>
+        <w:pStyle w:val="FirstParagraph"/>
+      </w:pPr>
+      <w:r>
+        <w:t xml:space="preserve">Målet med denna analys är att vägleda beslutsfattande utifrån försäljningsdata från orter runt om i Sverige.Datan bestod av 1000 unika beställningar från 255 kunder, inklusive privatpersoner, företag och småföretag.</w:t>
+      </w:r>
+    </w:p>
     <w:bookmarkEnd w:id="20"/>
+    <w:bookmarkStart w:id="21" w:name="vad-ni-kom-fram-till"/>
+    <w:p>
+      <w:pPr>
+        <w:pStyle w:val="Heading1"/>
+      </w:pPr>
+      <w:r>
+        <w:t xml:space="preserve">Vad ni kom fram till</w:t>
+      </w:r>
+    </w:p>
+    <w:tbl xmlns:w="http://schemas.openxmlformats.org/wordprocessingml/2006/main" xmlns:r="http://schemas.openxmlformats.org/officeDocument/2006/relationships" xmlns:w14="http://schemas.microsoft.com/office/word/2010/wordml" xmlns:wp="http://schemas.openxmlformats.org/drawingml/2006/wordprocessingDrawing" xmlns:a="http://schemas.openxmlformats.org/drawingml/2006/main" xmlns:pic="http://schemas.openxmlformats.org/drawingml/2006/picture">
+      <w:tblPr>
+        <w:tblLayout w:type="fixed"/>
+        <w:jc w:val="center"/>
+        <w:tblLook w:firstRow="1" w:lastRow="0" w:firstColumn="0" w:lastColumn="0" w:noHBand="0" w:noVBand="1"/>
+      </w:tblPr>
+      <w:tblGrid>
+        <w:gridCol w:w="2111"/>
+        <w:gridCol w:w="1451"/>
+        <w:gridCol w:w="1768"/>
+        <w:gridCol w:w="1512"/>
+        <w:gridCol w:w="1034"/>
+      </w:tblGrid>
+      <w:tr>
+        <w:trPr>
+          <w:trHeight w:val="614" w:hRule="auto"/>
+          <w:tblHeader/>
+        </w:trPr>
+        <w:tc>
+          <w:tcPr>
+            <w:tcBorders>
+              <w:bottom w:val="single" w:sz="12" w:space="0" w:color="666666"/>
+              <w:top w:val="single" w:sz="12" w:space="0" w:color="666666"/>
+              <w:left w:val="none" w:sz="0" w:space="0" w:color="000000"/>
+              <w:right w:val="none" w:sz="0" w:space="0" w:color="000000"/>
+            </w:tcBorders>
+            <w:shd w:val="clear" w:color="auto" w:fill="FFFFFF"/>
+            <w:tcMar>
+              <w:top w:w="0" w:type="dxa"/>
+              <w:bottom w:w="0" w:type="dxa"/>
+              <w:left w:w="0" w:type="dxa"/>
+              <w:right w:w="0" w:type="dxa"/>
+            </w:tcMar>
+            <w:vAlign w:val="center"/>
+          </w:tcPr>
+          <w:p>
+            <w:pPr>
+              <w:jc w:val="left"/>
+              <w:pBdr>
+                <w:bottom w:val="none" w:sz="0" w:space="0" w:color="000000"/>
+                <w:top w:val="none" w:sz="0" w:space="0" w:color="000000"/>
+                <w:left w:val="none" w:sz="0" w:space="0" w:color="000000"/>
+                <w:right w:val="none" w:sz="0" w:space="0" w:color="000000"/>
+              </w:pBdr>
+              <w:spacing w:after="100" w:before="100" w:line="240"/>
+              <w:ind w:left="100" w:right="100" w:firstLine="0" w:firstLineChars="0"/>
+              <w:rPr>
+                <w:rFonts w:ascii="Arial" w:hAnsi="Arial" w:eastAsia="Arial" w:cs="Arial"/>
+                <w:i w:val="false"/>
+                <w:b w:val="true"/>
+                <w:u w:val="none"/>
+                <w:strike w:val="false"/>
+                <w:sz w:val="22"/>
+                <w:szCs w:val="22"/>
+                <w:color w:val="000000"/>
+              </w:rPr>
+            </w:pPr>
+            <w:r xmlns:w="http://schemas.openxmlformats.org/wordprocessingml/2006/main" xmlns:wp="http://schemas.openxmlformats.org/drawingml/2006/wordprocessingDrawing" xmlns:r="http://schemas.openxmlformats.org/officeDocument/2006/relationships" xmlns:w14="http://schemas.microsoft.com/office/word/2010/wordml">
+              <w:rPr>
+                <w:rFonts w:ascii="Arial" w:hAnsi="Arial" w:eastAsia="Arial" w:cs="Arial"/>
+                <w:i w:val="false"/>
+                <w:b w:val="true"/>
+                <w:u w:val="none"/>
+                <w:strike w:val="false"/>
+                <w:sz w:val="22"/>
+                <w:szCs w:val="22"/>
+                <w:color w:val="000000"/>
+              </w:rPr>
+              <w:t xml:space="preserve">product_category</w:t>
+            </w:r>
+          </w:p>
+        </w:tc>
+        <w:tc>
+          <w:tcPr>
+            <w:tcBorders>
+              <w:bottom w:val="single" w:sz="12" w:space="0" w:color="666666"/>
+              <w:top w:val="single" w:sz="12" w:space="0" w:color="666666"/>
+              <w:left w:val="none" w:sz="0" w:space="0" w:color="000000"/>
+              <w:right w:val="none" w:sz="0" w:space="0" w:color="000000"/>
+            </w:tcBorders>
+            <w:shd w:val="clear" w:color="auto" w:fill="FFFFFF"/>
+            <w:tcMar>
+              <w:top w:w="0" w:type="dxa"/>
+              <w:bottom w:w="0" w:type="dxa"/>
+              <w:left w:w="0" w:type="dxa"/>
+              <w:right w:w="0" w:type="dxa"/>
+            </w:tcMar>
+            <w:vAlign w:val="center"/>
+          </w:tcPr>
+          <w:p>
+            <w:pPr>
+              <w:jc w:val="right"/>
+              <w:pBdr>
+                <w:bottom w:val="none" w:sz="0" w:space="0" w:color="000000"/>
+                <w:top w:val="none" w:sz="0" w:space="0" w:color="000000"/>
+                <w:left w:val="none" w:sz="0" w:space="0" w:color="000000"/>
+                <w:right w:val="none" w:sz="0" w:space="0" w:color="000000"/>
+              </w:pBdr>
+              <w:spacing w:after="100" w:before="100" w:line="240"/>
+              <w:ind w:left="100" w:right="100" w:firstLine="0" w:firstLineChars="0"/>
+              <w:rPr>
+                <w:rFonts w:ascii="Arial" w:hAnsi="Arial" w:eastAsia="Arial" w:cs="Arial"/>
+                <w:i w:val="false"/>
+                <w:b w:val="true"/>
+                <w:u w:val="none"/>
+                <w:strike w:val="false"/>
+                <w:sz w:val="22"/>
+                <w:szCs w:val="22"/>
+                <w:color w:val="000000"/>
+              </w:rPr>
+            </w:pPr>
+            <w:r xmlns:w="http://schemas.openxmlformats.org/wordprocessingml/2006/main" xmlns:wp="http://schemas.openxmlformats.org/drawingml/2006/wordprocessingDrawing" xmlns:r="http://schemas.openxmlformats.org/officeDocument/2006/relationships" xmlns:w14="http://schemas.microsoft.com/office/word/2010/wordml">
+              <w:rPr>
+                <w:rFonts w:ascii="Arial" w:hAnsi="Arial" w:eastAsia="Arial" w:cs="Arial"/>
+                <w:i w:val="false"/>
+                <w:b w:val="true"/>
+                <w:u w:val="none"/>
+                <w:strike w:val="false"/>
+                <w:sz w:val="22"/>
+                <w:szCs w:val="22"/>
+                <w:color w:val="000000"/>
+              </w:rPr>
+              <w:t xml:space="preserve">avg_order</w:t>
+            </w:r>
+          </w:p>
+        </w:tc>
+        <w:tc>
+          <w:tcPr>
+            <w:tcBorders>
+              <w:bottom w:val="single" w:sz="12" w:space="0" w:color="666666"/>
+              <w:top w:val="single" w:sz="12" w:space="0" w:color="666666"/>
+              <w:left w:val="none" w:sz="0" w:space="0" w:color="000000"/>
+              <w:right w:val="none" w:sz="0" w:space="0" w:color="000000"/>
+            </w:tcBorders>
+            <w:shd w:val="clear" w:color="auto" w:fill="FFFFFF"/>
+            <w:tcMar>
+              <w:top w:w="0" w:type="dxa"/>
+              <w:bottom w:w="0" w:type="dxa"/>
+              <w:left w:w="0" w:type="dxa"/>
+              <w:right w:w="0" w:type="dxa"/>
+            </w:tcMar>
+            <w:vAlign w:val="center"/>
+          </w:tcPr>
+          <w:p>
+            <w:pPr>
+              <w:jc w:val="right"/>
+              <w:pBdr>
+                <w:bottom w:val="none" w:sz="0" w:space="0" w:color="000000"/>
+                <w:top w:val="none" w:sz="0" w:space="0" w:color="000000"/>
+                <w:left w:val="none" w:sz="0" w:space="0" w:color="000000"/>
+                <w:right w:val="none" w:sz="0" w:space="0" w:color="000000"/>
+              </w:pBdr>
+              <w:spacing w:after="100" w:before="100" w:line="240"/>
+              <w:ind w:left="100" w:right="100" w:firstLine="0" w:firstLineChars="0"/>
+              <w:rPr>
+                <w:rFonts w:ascii="Arial" w:hAnsi="Arial" w:eastAsia="Arial" w:cs="Arial"/>
+                <w:i w:val="false"/>
+                <w:b w:val="true"/>
+                <w:u w:val="none"/>
+                <w:strike w:val="false"/>
+                <w:sz w:val="22"/>
+                <w:szCs w:val="22"/>
+                <w:color w:val="000000"/>
+              </w:rPr>
+            </w:pPr>
+            <w:r xmlns:w="http://schemas.openxmlformats.org/wordprocessingml/2006/main" xmlns:wp="http://schemas.openxmlformats.org/drawingml/2006/wordprocessingDrawing" xmlns:r="http://schemas.openxmlformats.org/officeDocument/2006/relationships" xmlns:w14="http://schemas.microsoft.com/office/word/2010/wordml">
+              <w:rPr>
+                <w:rFonts w:ascii="Arial" w:hAnsi="Arial" w:eastAsia="Arial" w:cs="Arial"/>
+                <w:i w:val="false"/>
+                <w:b w:val="true"/>
+                <w:u w:val="none"/>
+                <w:strike w:val="false"/>
+                <w:sz w:val="22"/>
+                <w:szCs w:val="22"/>
+                <w:color w:val="000000"/>
+              </w:rPr>
+              <w:t xml:space="preserve">median_order</w:t>
+            </w:r>
+          </w:p>
+        </w:tc>
+        <w:tc>
+          <w:tcPr>
+            <w:tcBorders>
+              <w:bottom w:val="single" w:sz="12" w:space="0" w:color="666666"/>
+              <w:top w:val="single" w:sz="12" w:space="0" w:color="666666"/>
+              <w:left w:val="none" w:sz="0" w:space="0" w:color="000000"/>
+              <w:right w:val="none" w:sz="0" w:space="0" w:color="000000"/>
+            </w:tcBorders>
+            <w:shd w:val="clear" w:color="auto" w:fill="FFFFFF"/>
+            <w:tcMar>
+              <w:top w:w="0" w:type="dxa"/>
+              <w:bottom w:w="0" w:type="dxa"/>
+              <w:left w:w="0" w:type="dxa"/>
+              <w:right w:w="0" w:type="dxa"/>
+            </w:tcMar>
+            <w:vAlign w:val="center"/>
+          </w:tcPr>
+          <w:p>
+            <w:pPr>
+              <w:jc w:val="right"/>
+              <w:pBdr>
+                <w:bottom w:val="none" w:sz="0" w:space="0" w:color="000000"/>
+                <w:top w:val="none" w:sz="0" w:space="0" w:color="000000"/>
+                <w:left w:val="none" w:sz="0" w:space="0" w:color="000000"/>
+                <w:right w:val="none" w:sz="0" w:space="0" w:color="000000"/>
+              </w:pBdr>
+              <w:spacing w:after="100" w:before="100" w:line="240"/>
+              <w:ind w:left="100" w:right="100" w:firstLine="0" w:firstLineChars="0"/>
+              <w:rPr>
+                <w:rFonts w:ascii="Arial" w:hAnsi="Arial" w:eastAsia="Arial" w:cs="Arial"/>
+                <w:i w:val="false"/>
+                <w:b w:val="true"/>
+                <w:u w:val="none"/>
+                <w:strike w:val="false"/>
+                <w:sz w:val="22"/>
+                <w:szCs w:val="22"/>
+                <w:color w:val="000000"/>
+              </w:rPr>
+            </w:pPr>
+            <w:r xmlns:w="http://schemas.openxmlformats.org/wordprocessingml/2006/main" xmlns:wp="http://schemas.openxmlformats.org/drawingml/2006/wordprocessingDrawing" xmlns:r="http://schemas.openxmlformats.org/officeDocument/2006/relationships" xmlns:w14="http://schemas.microsoft.com/office/word/2010/wordml">
+              <w:rPr>
+                <w:rFonts w:ascii="Arial" w:hAnsi="Arial" w:eastAsia="Arial" w:cs="Arial"/>
+                <w:i w:val="false"/>
+                <w:b w:val="true"/>
+                <w:u w:val="none"/>
+                <w:strike w:val="false"/>
+                <w:sz w:val="22"/>
+                <w:szCs w:val="22"/>
+                <w:color w:val="000000"/>
+              </w:rPr>
+              <w:t xml:space="preserve">total_sales</w:t>
+            </w:r>
+          </w:p>
+        </w:tc>
+        <w:tc>
+          <w:tcPr>
+            <w:tcBorders>
+              <w:bottom w:val="single" w:sz="12" w:space="0" w:color="666666"/>
+              <w:top w:val="single" w:sz="12" w:space="0" w:color="666666"/>
+              <w:left w:val="none" w:sz="0" w:space="0" w:color="000000"/>
+              <w:right w:val="none" w:sz="0" w:space="0" w:color="000000"/>
+            </w:tcBorders>
+            <w:shd w:val="clear" w:color="auto" w:fill="FFFFFF"/>
+            <w:tcMar>
+              <w:top w:w="0" w:type="dxa"/>
+              <w:bottom w:w="0" w:type="dxa"/>
+              <w:left w:w="0" w:type="dxa"/>
+              <w:right w:w="0" w:type="dxa"/>
+            </w:tcMar>
+            <w:vAlign w:val="center"/>
+          </w:tcPr>
+          <w:p>
+            <w:pPr>
+              <w:jc w:val="right"/>
+              <w:pBdr>
+                <w:bottom w:val="none" w:sz="0" w:space="0" w:color="000000"/>
+                <w:top w:val="none" w:sz="0" w:space="0" w:color="000000"/>
+                <w:left w:val="none" w:sz="0" w:space="0" w:color="000000"/>
+                <w:right w:val="none" w:sz="0" w:space="0" w:color="000000"/>
+              </w:pBdr>
+              <w:spacing w:after="100" w:before="100" w:line="240"/>
+              <w:ind w:left="100" w:right="100" w:firstLine="0" w:firstLineChars="0"/>
+              <w:rPr>
+                <w:rFonts w:ascii="Arial" w:hAnsi="Arial" w:eastAsia="Arial" w:cs="Arial"/>
+                <w:i w:val="false"/>
+                <w:b w:val="true"/>
+                <w:u w:val="none"/>
+                <w:strike w:val="false"/>
+                <w:sz w:val="22"/>
+                <w:szCs w:val="22"/>
+                <w:color w:val="000000"/>
+              </w:rPr>
+            </w:pPr>
+            <w:r xmlns:w="http://schemas.openxmlformats.org/wordprocessingml/2006/main" xmlns:wp="http://schemas.openxmlformats.org/drawingml/2006/wordprocessingDrawing" xmlns:r="http://schemas.openxmlformats.org/officeDocument/2006/relationships" xmlns:w14="http://schemas.microsoft.com/office/word/2010/wordml">
+              <w:rPr>
+                <w:rFonts w:ascii="Arial" w:hAnsi="Arial" w:eastAsia="Arial" w:cs="Arial"/>
+                <w:i w:val="false"/>
+                <w:b w:val="true"/>
+                <w:u w:val="none"/>
+                <w:strike w:val="false"/>
+                <w:sz w:val="22"/>
+                <w:szCs w:val="22"/>
+                <w:color w:val="000000"/>
+              </w:rPr>
+              <w:t xml:space="preserve">orders</w:t>
+            </w:r>
+          </w:p>
+        </w:tc>
+      </w:tr>
+      <w:tr>
+        <w:trPr>
+          <w:trHeight w:val="600" w:hRule="auto"/>
+        </w:trPr>
+        <w:tc>
+          <w:tcPr>
+            <w:tcBorders>
+              <w:bottom w:val="single" w:sz="6" w:space="0" w:color="666666"/>
+              <w:top w:val="single" w:sz="12" w:space="0" w:color="666666"/>
+              <w:left w:val="none" w:sz="0" w:space="0" w:color="000000"/>
+              <w:right w:val="none" w:sz="0" w:space="0" w:color="000000"/>
+            </w:tcBorders>
+            <w:shd w:val="clear" w:color="auto" w:fill="FFFFFF"/>
+            <w:tcMar>
+              <w:top w:w="0" w:type="dxa"/>
+              <w:bottom w:w="0" w:type="dxa"/>
+              <w:left w:w="0" w:type="dxa"/>
+              <w:right w:w="0" w:type="dxa"/>
+            </w:tcMar>
+            <w:vAlign w:val="center"/>
+          </w:tcPr>
+          <w:p>
+            <w:pPr>
+              <w:jc w:val="left"/>
+              <w:pBdr>
+                <w:bottom w:val="none" w:sz="0" w:space="0" w:color="000000"/>
+                <w:top w:val="none" w:sz="0" w:space="0" w:color="000000"/>
+                <w:left w:val="none" w:sz="0" w:space="0" w:color="000000"/>
+                <w:right w:val="none" w:sz="0" w:space="0" w:color="000000"/>
+              </w:pBdr>
+              <w:spacing w:after="100" w:before="100" w:line="240"/>
+              <w:ind w:left="100" w:right="100" w:firstLine="0" w:firstLineChars="0"/>
+              <w:rPr>
+                <w:rFonts w:ascii="Arial" w:hAnsi="Arial" w:eastAsia="Arial" w:cs="Arial"/>
+                <w:i w:val="false"/>
+                <w:b w:val="false"/>
+                <w:u w:val="none"/>
+                <w:strike w:val="false"/>
+                <w:sz w:val="22"/>
+                <w:szCs w:val="22"/>
+                <w:color w:val="000000"/>
+              </w:rPr>
+            </w:pPr>
+            <w:r xmlns:w="http://schemas.openxmlformats.org/wordprocessingml/2006/main" xmlns:wp="http://schemas.openxmlformats.org/drawingml/2006/wordprocessingDrawing" xmlns:r="http://schemas.openxmlformats.org/officeDocument/2006/relationships" xmlns:w14="http://schemas.microsoft.com/office/word/2010/wordml">
+              <w:rPr>
+                <w:rFonts w:ascii="Arial" w:hAnsi="Arial" w:eastAsia="Arial" w:cs="Arial"/>
+                <w:i w:val="false"/>
+                <w:b w:val="false"/>
+                <w:u w:val="none"/>
+                <w:strike w:val="false"/>
+                <w:sz w:val="22"/>
+                <w:szCs w:val="22"/>
+                <w:color w:val="000000"/>
+              </w:rPr>
+              <w:t xml:space="preserve">Electronics</w:t>
+            </w:r>
+          </w:p>
+        </w:tc>
+        <w:tc>
+          <w:tcPr>
+            <w:tcBorders>
+              <w:bottom w:val="single" w:sz="6" w:space="0" w:color="666666"/>
+              <w:top w:val="single" w:sz="12" w:space="0" w:color="666666"/>
+              <w:left w:val="none" w:sz="0" w:space="0" w:color="000000"/>
+              <w:right w:val="none" w:sz="0" w:space="0" w:color="000000"/>
+            </w:tcBorders>
+            <w:shd w:val="clear" w:color="auto" w:fill="FFFFFF"/>
+            <w:tcMar>
+              <w:top w:w="0" w:type="dxa"/>
+              <w:bottom w:w="0" w:type="dxa"/>
+              <w:left w:w="0" w:type="dxa"/>
+              <w:right w:w="0" w:type="dxa"/>
+            </w:tcMar>
+            <w:vAlign w:val="center"/>
+          </w:tcPr>
+          <w:p>
+            <w:pPr>
+              <w:jc w:val="right"/>
+              <w:pBdr>
+                <w:bottom w:val="none" w:sz="0" w:space="0" w:color="000000"/>
+                <w:top w:val="none" w:sz="0" w:space="0" w:color="000000"/>
+                <w:left w:val="none" w:sz="0" w:space="0" w:color="000000"/>
+                <w:right w:val="none" w:sz="0" w:space="0" w:color="000000"/>
+              </w:pBdr>
+              <w:spacing w:after="100" w:before="100" w:line="240"/>
+              <w:ind w:left="100" w:right="100" w:firstLine="0" w:firstLineChars="0"/>
+              <w:rPr>
+                <w:rFonts w:ascii="Arial" w:hAnsi="Arial" w:eastAsia="Arial" w:cs="Arial"/>
+                <w:i w:val="false"/>
+                <w:b w:val="false"/>
+                <w:u w:val="none"/>
+                <w:strike w:val="false"/>
+                <w:sz w:val="22"/>
+                <w:szCs w:val="22"/>
+                <w:color w:val="000000"/>
+              </w:rPr>
+            </w:pPr>
+            <w:r xmlns:w="http://schemas.openxmlformats.org/wordprocessingml/2006/main" xmlns:wp="http://schemas.openxmlformats.org/drawingml/2006/wordprocessingDrawing" xmlns:r="http://schemas.openxmlformats.org/officeDocument/2006/relationships" xmlns:w14="http://schemas.microsoft.com/office/word/2010/wordml">
+              <w:rPr>
+                <w:rFonts w:ascii="Arial" w:hAnsi="Arial" w:eastAsia="Arial" w:cs="Arial"/>
+                <w:i w:val="false"/>
+                <w:b w:val="false"/>
+                <w:u w:val="none"/>
+                <w:strike w:val="false"/>
+                <w:sz w:val="22"/>
+                <w:szCs w:val="22"/>
+                <w:color w:val="000000"/>
+              </w:rPr>
+              <w:t xml:space="preserve">639.91842</w:t>
+            </w:r>
+          </w:p>
+        </w:tc>
+        <w:tc>
+          <w:tcPr>
+            <w:tcBorders>
+              <w:bottom w:val="single" w:sz="6" w:space="0" w:color="666666"/>
+              <w:top w:val="single" w:sz="12" w:space="0" w:color="666666"/>
+              <w:left w:val="none" w:sz="0" w:space="0" w:color="000000"/>
+              <w:right w:val="none" w:sz="0" w:space="0" w:color="000000"/>
+            </w:tcBorders>
+            <w:shd w:val="clear" w:color="auto" w:fill="FFFFFF"/>
+            <w:tcMar>
+              <w:top w:w="0" w:type="dxa"/>
+              <w:bottom w:w="0" w:type="dxa"/>
+              <w:left w:w="0" w:type="dxa"/>
+              <w:right w:w="0" w:type="dxa"/>
+            </w:tcMar>
+            <w:vAlign w:val="center"/>
+          </w:tcPr>
+          <w:p>
+            <w:pPr>
+              <w:jc w:val="right"/>
+              <w:pBdr>
+                <w:bottom w:val="none" w:sz="0" w:space="0" w:color="000000"/>
+                <w:top w:val="none" w:sz="0" w:space="0" w:color="000000"/>
+                <w:left w:val="none" w:sz="0" w:space="0" w:color="000000"/>
+                <w:right w:val="none" w:sz="0" w:space="0" w:color="000000"/>
+              </w:pBdr>
+              <w:spacing w:after="100" w:before="100" w:line="240"/>
+              <w:ind w:left="100" w:right="100" w:firstLine="0" w:firstLineChars="0"/>
+              <w:rPr>
+                <w:rFonts w:ascii="Arial" w:hAnsi="Arial" w:eastAsia="Arial" w:cs="Arial"/>
+                <w:i w:val="false"/>
+                <w:b w:val="false"/>
+                <w:u w:val="none"/>
+                <w:strike w:val="false"/>
+                <w:sz w:val="22"/>
+                <w:szCs w:val="22"/>
+                <w:color w:val="000000"/>
+              </w:rPr>
+            </w:pPr>
+            <w:r xmlns:w="http://schemas.openxmlformats.org/wordprocessingml/2006/main" xmlns:wp="http://schemas.openxmlformats.org/drawingml/2006/wordprocessingDrawing" xmlns:r="http://schemas.openxmlformats.org/officeDocument/2006/relationships" xmlns:w14="http://schemas.microsoft.com/office/word/2010/wordml">
+              <w:rPr>
+                <w:rFonts w:ascii="Arial" w:hAnsi="Arial" w:eastAsia="Arial" w:cs="Arial"/>
+                <w:i w:val="false"/>
+                <w:b w:val="false"/>
+                <w:u w:val="none"/>
+                <w:strike w:val="false"/>
+                <w:sz w:val="22"/>
+                <w:szCs w:val="22"/>
+                <w:color w:val="000000"/>
+              </w:rPr>
+              <w:t xml:space="preserve">449.4110</w:t>
+            </w:r>
+          </w:p>
+        </w:tc>
+        <w:tc>
+          <w:tcPr>
+            <w:tcBorders>
+              <w:bottom w:val="single" w:sz="6" w:space="0" w:color="666666"/>
+              <w:top w:val="single" w:sz="12" w:space="0" w:color="666666"/>
+              <w:left w:val="none" w:sz="0" w:space="0" w:color="000000"/>
+              <w:right w:val="none" w:sz="0" w:space="0" w:color="000000"/>
+            </w:tcBorders>
+            <w:shd w:val="clear" w:color="auto" w:fill="FFFFFF"/>
+            <w:tcMar>
+              <w:top w:w="0" w:type="dxa"/>
+              <w:bottom w:w="0" w:type="dxa"/>
+              <w:left w:w="0" w:type="dxa"/>
+              <w:right w:w="0" w:type="dxa"/>
+            </w:tcMar>
+            <w:vAlign w:val="center"/>
+          </w:tcPr>
+          <w:p>
+            <w:pPr>
+              <w:jc w:val="right"/>
+              <w:pBdr>
+                <w:bottom w:val="none" w:sz="0" w:space="0" w:color="000000"/>
+                <w:top w:val="none" w:sz="0" w:space="0" w:color="000000"/>
+                <w:left w:val="none" w:sz="0" w:space="0" w:color="000000"/>
+                <w:right w:val="none" w:sz="0" w:space="0" w:color="000000"/>
+              </w:pBdr>
+              <w:spacing w:after="100" w:before="100" w:line="240"/>
+              <w:ind w:left="100" w:right="100" w:firstLine="0" w:firstLineChars="0"/>
+              <w:rPr>
+                <w:rFonts w:ascii="Arial" w:hAnsi="Arial" w:eastAsia="Arial" w:cs="Arial"/>
+                <w:i w:val="false"/>
+                <w:b w:val="false"/>
+                <w:u w:val="none"/>
+                <w:strike w:val="false"/>
+                <w:sz w:val="22"/>
+                <w:szCs w:val="22"/>
+                <w:color w:val="000000"/>
+              </w:rPr>
+            </w:pPr>
+            <w:r xmlns:w="http://schemas.openxmlformats.org/wordprocessingml/2006/main" xmlns:wp="http://schemas.openxmlformats.org/drawingml/2006/wordprocessingDrawing" xmlns:r="http://schemas.openxmlformats.org/officeDocument/2006/relationships" xmlns:w14="http://schemas.microsoft.com/office/word/2010/wordml">
+              <w:rPr>
+                <w:rFonts w:ascii="Arial" w:hAnsi="Arial" w:eastAsia="Arial" w:cs="Arial"/>
+                <w:i w:val="false"/>
+                <w:b w:val="false"/>
+                <w:u w:val="none"/>
+                <w:strike w:val="false"/>
+                <w:sz w:val="22"/>
+                <w:szCs w:val="22"/>
+                <w:color w:val="000000"/>
+              </w:rPr>
+              <w:t xml:space="preserve">155,500.18</w:t>
+            </w:r>
+          </w:p>
+        </w:tc>
+        <w:tc>
+          <w:tcPr>
+            <w:tcBorders>
+              <w:bottom w:val="single" w:sz="6" w:space="0" w:color="666666"/>
+              <w:top w:val="single" w:sz="12" w:space="0" w:color="666666"/>
+              <w:left w:val="none" w:sz="0" w:space="0" w:color="000000"/>
+              <w:right w:val="none" w:sz="0" w:space="0" w:color="000000"/>
+            </w:tcBorders>
+            <w:shd w:val="clear" w:color="auto" w:fill="FFFFFF"/>
+            <w:tcMar>
+              <w:top w:w="0" w:type="dxa"/>
+              <w:bottom w:w="0" w:type="dxa"/>
+              <w:left w:w="0" w:type="dxa"/>
+              <w:right w:w="0" w:type="dxa"/>
+            </w:tcMar>
+            <w:vAlign w:val="center"/>
+          </w:tcPr>
+          <w:p>
+            <w:pPr>
+              <w:jc w:val="right"/>
+              <w:pBdr>
+                <w:bottom w:val="none" w:sz="0" w:space="0" w:color="000000"/>
+                <w:top w:val="none" w:sz="0" w:space="0" w:color="000000"/>
+                <w:left w:val="none" w:sz="0" w:space="0" w:color="000000"/>
+                <w:right w:val="none" w:sz="0" w:space="0" w:color="000000"/>
+              </w:pBdr>
+              <w:spacing w:after="100" w:before="100" w:line="240"/>
+              <w:ind w:left="100" w:right="100" w:firstLine="0" w:firstLineChars="0"/>
+              <w:rPr>
+                <w:rFonts w:ascii="Arial" w:hAnsi="Arial" w:eastAsia="Arial" w:cs="Arial"/>
+                <w:i w:val="false"/>
+                <w:b w:val="false"/>
+                <w:u w:val="none"/>
+                <w:strike w:val="false"/>
+                <w:sz w:val="22"/>
+                <w:szCs w:val="22"/>
+                <w:color w:val="000000"/>
+              </w:rPr>
+            </w:pPr>
+            <w:r xmlns:w="http://schemas.openxmlformats.org/wordprocessingml/2006/main" xmlns:wp="http://schemas.openxmlformats.org/drawingml/2006/wordprocessingDrawing" xmlns:r="http://schemas.openxmlformats.org/officeDocument/2006/relationships" xmlns:w14="http://schemas.microsoft.com/office/word/2010/wordml">
+              <w:rPr>
+                <w:rFonts w:ascii="Arial" w:hAnsi="Arial" w:eastAsia="Arial" w:cs="Arial"/>
+                <w:i w:val="false"/>
+                <w:b w:val="false"/>
+                <w:u w:val="none"/>
+                <w:strike w:val="false"/>
+                <w:sz w:val="22"/>
+                <w:szCs w:val="22"/>
+                <w:color w:val="000000"/>
+              </w:rPr>
+              <w:t xml:space="preserve">243</w:t>
+            </w:r>
+          </w:p>
+        </w:tc>
+      </w:tr>
+      <w:tr>
+        <w:trPr>
+          <w:trHeight w:val="600" w:hRule="auto"/>
+        </w:trPr>
+        <w:tc>
+          <w:tcPr>
+            <w:tcBorders>
+              <w:bottom w:val="single" w:sz="6" w:space="0" w:color="666666"/>
+              <w:top w:val="single" w:sz="6" w:space="0" w:color="666666"/>
+              <w:left w:val="none" w:sz="0" w:space="0" w:color="000000"/>
+              <w:right w:val="none" w:sz="0" w:space="0" w:color="000000"/>
+            </w:tcBorders>
+            <w:shd w:val="clear" w:color="auto" w:fill="FFFFFF"/>
+            <w:tcMar>
+              <w:top w:w="0" w:type="dxa"/>
+              <w:bottom w:w="0" w:type="dxa"/>
+              <w:left w:w="0" w:type="dxa"/>
+              <w:right w:w="0" w:type="dxa"/>
+            </w:tcMar>
+            <w:vAlign w:val="center"/>
+          </w:tcPr>
+          <w:p>
+            <w:pPr>
+              <w:jc w:val="left"/>
+              <w:pBdr>
+                <w:bottom w:val="none" w:sz="0" w:space="0" w:color="000000"/>
+                <w:top w:val="none" w:sz="0" w:space="0" w:color="000000"/>
+                <w:left w:val="none" w:sz="0" w:space="0" w:color="000000"/>
+                <w:right w:val="none" w:sz="0" w:space="0" w:color="000000"/>
+              </w:pBdr>
+              <w:spacing w:after="100" w:before="100" w:line="240"/>
+              <w:ind w:left="100" w:right="100" w:firstLine="0" w:firstLineChars="0"/>
+              <w:rPr>
+                <w:rFonts w:ascii="Arial" w:hAnsi="Arial" w:eastAsia="Arial" w:cs="Arial"/>
+                <w:i w:val="false"/>
+                <w:b w:val="false"/>
+                <w:u w:val="none"/>
+                <w:strike w:val="false"/>
+                <w:sz w:val="22"/>
+                <w:szCs w:val="22"/>
+                <w:color w:val="000000"/>
+              </w:rPr>
+            </w:pPr>
+            <w:r xmlns:w="http://schemas.openxmlformats.org/wordprocessingml/2006/main" xmlns:wp="http://schemas.openxmlformats.org/drawingml/2006/wordprocessingDrawing" xmlns:r="http://schemas.openxmlformats.org/officeDocument/2006/relationships" xmlns:w14="http://schemas.microsoft.com/office/word/2010/wordml">
+              <w:rPr>
+                <w:rFonts w:ascii="Arial" w:hAnsi="Arial" w:eastAsia="Arial" w:cs="Arial"/>
+                <w:i w:val="false"/>
+                <w:b w:val="false"/>
+                <w:u w:val="none"/>
+                <w:strike w:val="false"/>
+                <w:sz w:val="22"/>
+                <w:szCs w:val="22"/>
+                <w:color w:val="000000"/>
+              </w:rPr>
+              <w:t xml:space="preserve">Home</w:t>
+            </w:r>
+          </w:p>
+        </w:tc>
+        <w:tc>
+          <w:tcPr>
+            <w:tcBorders>
+              <w:bottom w:val="single" w:sz="6" w:space="0" w:color="666666"/>
+              <w:top w:val="single" w:sz="6" w:space="0" w:color="666666"/>
+              <w:left w:val="none" w:sz="0" w:space="0" w:color="000000"/>
+              <w:right w:val="none" w:sz="0" w:space="0" w:color="000000"/>
+            </w:tcBorders>
+            <w:shd w:val="clear" w:color="auto" w:fill="FFFFFF"/>
+            <w:tcMar>
+              <w:top w:w="0" w:type="dxa"/>
+              <w:bottom w:w="0" w:type="dxa"/>
+              <w:left w:w="0" w:type="dxa"/>
+              <w:right w:w="0" w:type="dxa"/>
+            </w:tcMar>
+            <w:vAlign w:val="center"/>
+          </w:tcPr>
+          <w:p>
+            <w:pPr>
+              <w:jc w:val="right"/>
+              <w:pBdr>
+                <w:bottom w:val="none" w:sz="0" w:space="0" w:color="000000"/>
+                <w:top w:val="none" w:sz="0" w:space="0" w:color="000000"/>
+                <w:left w:val="none" w:sz="0" w:space="0" w:color="000000"/>
+                <w:right w:val="none" w:sz="0" w:space="0" w:color="000000"/>
+              </w:pBdr>
+              <w:spacing w:after="100" w:before="100" w:line="240"/>
+              <w:ind w:left="100" w:right="100" w:firstLine="0" w:firstLineChars="0"/>
+              <w:rPr>
+                <w:rFonts w:ascii="Arial" w:hAnsi="Arial" w:eastAsia="Arial" w:cs="Arial"/>
+                <w:i w:val="false"/>
+                <w:b w:val="false"/>
+                <w:u w:val="none"/>
+                <w:strike w:val="false"/>
+                <w:sz w:val="22"/>
+                <w:szCs w:val="22"/>
+                <w:color w:val="000000"/>
+              </w:rPr>
+            </w:pPr>
+            <w:r xmlns:w="http://schemas.openxmlformats.org/wordprocessingml/2006/main" xmlns:wp="http://schemas.openxmlformats.org/drawingml/2006/wordprocessingDrawing" xmlns:r="http://schemas.openxmlformats.org/officeDocument/2006/relationships" xmlns:w14="http://schemas.microsoft.com/office/word/2010/wordml">
+              <w:rPr>
+                <w:rFonts w:ascii="Arial" w:hAnsi="Arial" w:eastAsia="Arial" w:cs="Arial"/>
+                <w:i w:val="false"/>
+                <w:b w:val="false"/>
+                <w:u w:val="none"/>
+                <w:strike w:val="false"/>
+                <w:sz w:val="22"/>
+                <w:szCs w:val="22"/>
+                <w:color w:val="000000"/>
+              </w:rPr>
+              <w:t xml:space="preserve">291.95564</w:t>
+            </w:r>
+          </w:p>
+        </w:tc>
+        <w:tc>
+          <w:tcPr>
+            <w:tcBorders>
+              <w:bottom w:val="single" w:sz="6" w:space="0" w:color="666666"/>
+              <w:top w:val="single" w:sz="6" w:space="0" w:color="666666"/>
+              <w:left w:val="none" w:sz="0" w:space="0" w:color="000000"/>
+              <w:right w:val="none" w:sz="0" w:space="0" w:color="000000"/>
+            </w:tcBorders>
+            <w:shd w:val="clear" w:color="auto" w:fill="FFFFFF"/>
+            <w:tcMar>
+              <w:top w:w="0" w:type="dxa"/>
+              <w:bottom w:w="0" w:type="dxa"/>
+              <w:left w:w="0" w:type="dxa"/>
+              <w:right w:w="0" w:type="dxa"/>
+            </w:tcMar>
+            <w:vAlign w:val="center"/>
+          </w:tcPr>
+          <w:p>
+            <w:pPr>
+              <w:jc w:val="right"/>
+              <w:pBdr>
+                <w:bottom w:val="none" w:sz="0" w:space="0" w:color="000000"/>
+                <w:top w:val="none" w:sz="0" w:space="0" w:color="000000"/>
+                <w:left w:val="none" w:sz="0" w:space="0" w:color="000000"/>
+                <w:right w:val="none" w:sz="0" w:space="0" w:color="000000"/>
+              </w:pBdr>
+              <w:spacing w:after="100" w:before="100" w:line="240"/>
+              <w:ind w:left="100" w:right="100" w:firstLine="0" w:firstLineChars="0"/>
+              <w:rPr>
+                <w:rFonts w:ascii="Arial" w:hAnsi="Arial" w:eastAsia="Arial" w:cs="Arial"/>
+                <w:i w:val="false"/>
+                <w:b w:val="false"/>
+                <w:u w:val="none"/>
+                <w:strike w:val="false"/>
+                <w:sz w:val="22"/>
+                <w:szCs w:val="22"/>
+                <w:color w:val="000000"/>
+              </w:rPr>
+            </w:pPr>
+            <w:r xmlns:w="http://schemas.openxmlformats.org/wordprocessingml/2006/main" xmlns:wp="http://schemas.openxmlformats.org/drawingml/2006/wordprocessingDrawing" xmlns:r="http://schemas.openxmlformats.org/officeDocument/2006/relationships" xmlns:w14="http://schemas.microsoft.com/office/word/2010/wordml">
+              <w:rPr>
+                <w:rFonts w:ascii="Arial" w:hAnsi="Arial" w:eastAsia="Arial" w:cs="Arial"/>
+                <w:i w:val="false"/>
+                <w:b w:val="false"/>
+                <w:u w:val="none"/>
+                <w:strike w:val="false"/>
+                <w:sz w:val="22"/>
+                <w:szCs w:val="22"/>
+                <w:color w:val="000000"/>
+              </w:rPr>
+              <w:t xml:space="preserve">141.8091</w:t>
+            </w:r>
+          </w:p>
+        </w:tc>
+        <w:tc>
+          <w:tcPr>
+            <w:tcBorders>
+              <w:bottom w:val="single" w:sz="6" w:space="0" w:color="666666"/>
+              <w:top w:val="single" w:sz="6" w:space="0" w:color="666666"/>
+              <w:left w:val="none" w:sz="0" w:space="0" w:color="000000"/>
+              <w:right w:val="none" w:sz="0" w:space="0" w:color="000000"/>
+            </w:tcBorders>
+            <w:shd w:val="clear" w:color="auto" w:fill="FFFFFF"/>
+            <w:tcMar>
+              <w:top w:w="0" w:type="dxa"/>
+              <w:bottom w:w="0" w:type="dxa"/>
+              <w:left w:w="0" w:type="dxa"/>
+              <w:right w:w="0" w:type="dxa"/>
+            </w:tcMar>
+            <w:vAlign w:val="center"/>
+          </w:tcPr>
+          <w:p>
+            <w:pPr>
+              <w:jc w:val="right"/>
+              <w:pBdr>
+                <w:bottom w:val="none" w:sz="0" w:space="0" w:color="000000"/>
+                <w:top w:val="none" w:sz="0" w:space="0" w:color="000000"/>
+                <w:left w:val="none" w:sz="0" w:space="0" w:color="000000"/>
+                <w:right w:val="none" w:sz="0" w:space="0" w:color="000000"/>
+              </w:pBdr>
+              <w:spacing w:after="100" w:before="100" w:line="240"/>
+              <w:ind w:left="100" w:right="100" w:firstLine="0" w:firstLineChars="0"/>
+              <w:rPr>
+                <w:rFonts w:ascii="Arial" w:hAnsi="Arial" w:eastAsia="Arial" w:cs="Arial"/>
+                <w:i w:val="false"/>
+                <w:b w:val="false"/>
+                <w:u w:val="none"/>
+                <w:strike w:val="false"/>
+                <w:sz w:val="22"/>
+                <w:szCs w:val="22"/>
+                <w:color w:val="000000"/>
+              </w:rPr>
+            </w:pPr>
+            <w:r xmlns:w="http://schemas.openxmlformats.org/wordprocessingml/2006/main" xmlns:wp="http://schemas.openxmlformats.org/drawingml/2006/wordprocessingDrawing" xmlns:r="http://schemas.openxmlformats.org/officeDocument/2006/relationships" xmlns:w14="http://schemas.microsoft.com/office/word/2010/wordml">
+              <w:rPr>
+                <w:rFonts w:ascii="Arial" w:hAnsi="Arial" w:eastAsia="Arial" w:cs="Arial"/>
+                <w:i w:val="false"/>
+                <w:b w:val="false"/>
+                <w:u w:val="none"/>
+                <w:strike w:val="false"/>
+                <w:sz w:val="22"/>
+                <w:szCs w:val="22"/>
+                <w:color w:val="000000"/>
+              </w:rPr>
+              <w:t xml:space="preserve">60,434.82</w:t>
+            </w:r>
+          </w:p>
+        </w:tc>
+        <w:tc>
+          <w:tcPr>
+            <w:tcBorders>
+              <w:bottom w:val="single" w:sz="6" w:space="0" w:color="666666"/>
+              <w:top w:val="single" w:sz="6" w:space="0" w:color="666666"/>
+              <w:left w:val="none" w:sz="0" w:space="0" w:color="000000"/>
+              <w:right w:val="none" w:sz="0" w:space="0" w:color="000000"/>
+            </w:tcBorders>
+            <w:shd w:val="clear" w:color="auto" w:fill="FFFFFF"/>
+            <w:tcMar>
+              <w:top w:w="0" w:type="dxa"/>
+              <w:bottom w:w="0" w:type="dxa"/>
+              <w:left w:w="0" w:type="dxa"/>
+              <w:right w:w="0" w:type="dxa"/>
+            </w:tcMar>
+            <w:vAlign w:val="center"/>
+          </w:tcPr>
+          <w:p>
+            <w:pPr>
+              <w:jc w:val="right"/>
+              <w:pBdr>
+                <w:bottom w:val="none" w:sz="0" w:space="0" w:color="000000"/>
+                <w:top w:val="none" w:sz="0" w:space="0" w:color="000000"/>
+                <w:left w:val="none" w:sz="0" w:space="0" w:color="000000"/>
+                <w:right w:val="none" w:sz="0" w:space="0" w:color="000000"/>
+              </w:pBdr>
+              <w:spacing w:after="100" w:before="100" w:line="240"/>
+              <w:ind w:left="100" w:right="100" w:firstLine="0" w:firstLineChars="0"/>
+              <w:rPr>
+                <w:rFonts w:ascii="Arial" w:hAnsi="Arial" w:eastAsia="Arial" w:cs="Arial"/>
+                <w:i w:val="false"/>
+                <w:b w:val="false"/>
+                <w:u w:val="none"/>
+                <w:strike w:val="false"/>
+                <w:sz w:val="22"/>
+                <w:szCs w:val="22"/>
+                <w:color w:val="000000"/>
+              </w:rPr>
+            </w:pPr>
+            <w:r xmlns:w="http://schemas.openxmlformats.org/wordprocessingml/2006/main" xmlns:wp="http://schemas.openxmlformats.org/drawingml/2006/wordprocessingDrawing" xmlns:r="http://schemas.openxmlformats.org/officeDocument/2006/relationships" xmlns:w14="http://schemas.microsoft.com/office/word/2010/wordml">
+              <w:rPr>
+                <w:rFonts w:ascii="Arial" w:hAnsi="Arial" w:eastAsia="Arial" w:cs="Arial"/>
+                <w:i w:val="false"/>
+                <w:b w:val="false"/>
+                <w:u w:val="none"/>
+                <w:strike w:val="false"/>
+                <w:sz w:val="22"/>
+                <w:szCs w:val="22"/>
+                <w:color w:val="000000"/>
+              </w:rPr>
+              <w:t xml:space="preserve">207</w:t>
+            </w:r>
+          </w:p>
+        </w:tc>
+      </w:tr>
+      <w:tr>
+        <w:trPr>
+          <w:trHeight w:val="615" w:hRule="auto"/>
+        </w:trPr>
+        <w:tc>
+          <w:tcPr>
+            <w:tcBorders>
+              <w:bottom w:val="single" w:sz="6" w:space="0" w:color="666666"/>
+              <w:top w:val="single" w:sz="6" w:space="0" w:color="666666"/>
+              <w:left w:val="none" w:sz="0" w:space="0" w:color="000000"/>
+              <w:right w:val="none" w:sz="0" w:space="0" w:color="000000"/>
+            </w:tcBorders>
+            <w:shd w:val="clear" w:color="auto" w:fill="FFFFFF"/>
+            <w:tcMar>
+              <w:top w:w="0" w:type="dxa"/>
+              <w:bottom w:w="0" w:type="dxa"/>
+              <w:left w:w="0" w:type="dxa"/>
+              <w:right w:w="0" w:type="dxa"/>
+            </w:tcMar>
+            <w:vAlign w:val="center"/>
+          </w:tcPr>
+          <w:p>
+            <w:pPr>
+              <w:jc w:val="left"/>
+              <w:pBdr>
+                <w:bottom w:val="none" w:sz="0" w:space="0" w:color="000000"/>
+                <w:top w:val="none" w:sz="0" w:space="0" w:color="000000"/>
+                <w:left w:val="none" w:sz="0" w:space="0" w:color="000000"/>
+                <w:right w:val="none" w:sz="0" w:space="0" w:color="000000"/>
+              </w:pBdr>
+              <w:spacing w:after="100" w:before="100" w:line="240"/>
+              <w:ind w:left="100" w:right="100" w:firstLine="0" w:firstLineChars="0"/>
+              <w:rPr>
+                <w:rFonts w:ascii="Arial" w:hAnsi="Arial" w:eastAsia="Arial" w:cs="Arial"/>
+                <w:i w:val="false"/>
+                <w:b w:val="false"/>
+                <w:u w:val="none"/>
+                <w:strike w:val="false"/>
+                <w:sz w:val="22"/>
+                <w:szCs w:val="22"/>
+                <w:color w:val="000000"/>
+              </w:rPr>
+            </w:pPr>
+            <w:r xmlns:w="http://schemas.openxmlformats.org/wordprocessingml/2006/main" xmlns:wp="http://schemas.openxmlformats.org/drawingml/2006/wordprocessingDrawing" xmlns:r="http://schemas.openxmlformats.org/officeDocument/2006/relationships" xmlns:w14="http://schemas.microsoft.com/office/word/2010/wordml">
+              <w:rPr>
+                <w:rFonts w:ascii="Arial" w:hAnsi="Arial" w:eastAsia="Arial" w:cs="Arial"/>
+                <w:i w:val="false"/>
+                <w:b w:val="false"/>
+                <w:u w:val="none"/>
+                <w:strike w:val="false"/>
+                <w:sz w:val="22"/>
+                <w:szCs w:val="22"/>
+                <w:color w:val="000000"/>
+              </w:rPr>
+              <w:t xml:space="preserve">Sports</w:t>
+            </w:r>
+          </w:p>
+        </w:tc>
+        <w:tc>
+          <w:tcPr>
+            <w:tcBorders>
+              <w:bottom w:val="single" w:sz="6" w:space="0" w:color="666666"/>
+              <w:top w:val="single" w:sz="6" w:space="0" w:color="666666"/>
+              <w:left w:val="none" w:sz="0" w:space="0" w:color="000000"/>
+              <w:right w:val="none" w:sz="0" w:space="0" w:color="000000"/>
+            </w:tcBorders>
+            <w:shd w:val="clear" w:color="auto" w:fill="FFFFFF"/>
+            <w:tcMar>
+              <w:top w:w="0" w:type="dxa"/>
+              <w:bottom w:w="0" w:type="dxa"/>
+              <w:left w:w="0" w:type="dxa"/>
+              <w:right w:w="0" w:type="dxa"/>
+            </w:tcMar>
+            <w:vAlign w:val="center"/>
+          </w:tcPr>
+          <w:p>
+            <w:pPr>
+              <w:jc w:val="right"/>
+              <w:pBdr>
+                <w:bottom w:val="none" w:sz="0" w:space="0" w:color="000000"/>
+                <w:top w:val="none" w:sz="0" w:space="0" w:color="000000"/>
+                <w:left w:val="none" w:sz="0" w:space="0" w:color="000000"/>
+                <w:right w:val="none" w:sz="0" w:space="0" w:color="000000"/>
+              </w:pBdr>
+              <w:spacing w:after="100" w:before="100" w:line="240"/>
+              <w:ind w:left="100" w:right="100" w:firstLine="0" w:firstLineChars="0"/>
+              <w:rPr>
+                <w:rFonts w:ascii="Arial" w:hAnsi="Arial" w:eastAsia="Arial" w:cs="Arial"/>
+                <w:i w:val="false"/>
+                <w:b w:val="false"/>
+                <w:u w:val="none"/>
+                <w:strike w:val="false"/>
+                <w:sz w:val="22"/>
+                <w:szCs w:val="22"/>
+                <w:color w:val="000000"/>
+              </w:rPr>
+            </w:pPr>
+            <w:r xmlns:w="http://schemas.openxmlformats.org/wordprocessingml/2006/main" xmlns:wp="http://schemas.openxmlformats.org/drawingml/2006/wordprocessingDrawing" xmlns:r="http://schemas.openxmlformats.org/officeDocument/2006/relationships" xmlns:w14="http://schemas.microsoft.com/office/word/2010/wordml">
+              <w:rPr>
+                <w:rFonts w:ascii="Arial" w:hAnsi="Arial" w:eastAsia="Arial" w:cs="Arial"/>
+                <w:i w:val="false"/>
+                <w:b w:val="false"/>
+                <w:u w:val="none"/>
+                <w:strike w:val="false"/>
+                <w:sz w:val="22"/>
+                <w:szCs w:val="22"/>
+                <w:color w:val="000000"/>
+              </w:rPr>
+              <w:t xml:space="preserve">347.87120</w:t>
+            </w:r>
+          </w:p>
+        </w:tc>
+        <w:tc>
+          <w:tcPr>
+            <w:tcBorders>
+              <w:bottom w:val="single" w:sz="6" w:space="0" w:color="666666"/>
+              <w:top w:val="single" w:sz="6" w:space="0" w:color="666666"/>
+              <w:left w:val="none" w:sz="0" w:space="0" w:color="000000"/>
+              <w:right w:val="none" w:sz="0" w:space="0" w:color="000000"/>
+            </w:tcBorders>
+            <w:shd w:val="clear" w:color="auto" w:fill="FFFFFF"/>
+            <w:tcMar>
+              <w:top w:w="0" w:type="dxa"/>
+              <w:bottom w:w="0" w:type="dxa"/>
+              <w:left w:w="0" w:type="dxa"/>
+              <w:right w:w="0" w:type="dxa"/>
+            </w:tcMar>
+            <w:vAlign w:val="center"/>
+          </w:tcPr>
+          <w:p>
+            <w:pPr>
+              <w:jc w:val="right"/>
+              <w:pBdr>
+                <w:bottom w:val="none" w:sz="0" w:space="0" w:color="000000"/>
+                <w:top w:val="none" w:sz="0" w:space="0" w:color="000000"/>
+                <w:left w:val="none" w:sz="0" w:space="0" w:color="000000"/>
+                <w:right w:val="none" w:sz="0" w:space="0" w:color="000000"/>
+              </w:pBdr>
+              <w:spacing w:after="100" w:before="100" w:line="240"/>
+              <w:ind w:left="100" w:right="100" w:firstLine="0" w:firstLineChars="0"/>
+              <w:rPr>
+                <w:rFonts w:ascii="Arial" w:hAnsi="Arial" w:eastAsia="Arial" w:cs="Arial"/>
+                <w:i w:val="false"/>
+                <w:b w:val="false"/>
+                <w:u w:val="none"/>
+                <w:strike w:val="false"/>
+                <w:sz w:val="22"/>
+                <w:szCs w:val="22"/>
+                <w:color w:val="000000"/>
+              </w:rPr>
+            </w:pPr>
+            <w:r xmlns:w="http://schemas.openxmlformats.org/wordprocessingml/2006/main" xmlns:wp="http://schemas.openxmlformats.org/drawingml/2006/wordprocessingDrawing" xmlns:r="http://schemas.openxmlformats.org/officeDocument/2006/relationships" xmlns:w14="http://schemas.microsoft.com/office/word/2010/wordml">
+              <w:rPr>
+                <w:rFonts w:ascii="Arial" w:hAnsi="Arial" w:eastAsia="Arial" w:cs="Arial"/>
+                <w:i w:val="false"/>
+                <w:b w:val="false"/>
+                <w:u w:val="none"/>
+                <w:strike w:val="false"/>
+                <w:sz w:val="22"/>
+                <w:szCs w:val="22"/>
+                <w:color w:val="000000"/>
+              </w:rPr>
+              <w:t xml:space="preserve">219.2148</w:t>
+            </w:r>
+          </w:p>
+        </w:tc>
+        <w:tc>
+          <w:tcPr>
+            <w:tcBorders>
+              <w:bottom w:val="single" w:sz="6" w:space="0" w:color="666666"/>
+              <w:top w:val="single" w:sz="6" w:space="0" w:color="666666"/>
+              <w:left w:val="none" w:sz="0" w:space="0" w:color="000000"/>
+              <w:right w:val="none" w:sz="0" w:space="0" w:color="000000"/>
+            </w:tcBorders>
+            <w:shd w:val="clear" w:color="auto" w:fill="FFFFFF"/>
+            <w:tcMar>
+              <w:top w:w="0" w:type="dxa"/>
+              <w:bottom w:w="0" w:type="dxa"/>
+              <w:left w:w="0" w:type="dxa"/>
+              <w:right w:w="0" w:type="dxa"/>
+            </w:tcMar>
+            <w:vAlign w:val="center"/>
+          </w:tcPr>
+          <w:p>
+            <w:pPr>
+              <w:jc w:val="right"/>
+              <w:pBdr>
+                <w:bottom w:val="none" w:sz="0" w:space="0" w:color="000000"/>
+                <w:top w:val="none" w:sz="0" w:space="0" w:color="000000"/>
+                <w:left w:val="none" w:sz="0" w:space="0" w:color="000000"/>
+                <w:right w:val="none" w:sz="0" w:space="0" w:color="000000"/>
+              </w:pBdr>
+              <w:spacing w:after="100" w:before="100" w:line="240"/>
+              <w:ind w:left="100" w:right="100" w:firstLine="0" w:firstLineChars="0"/>
+              <w:rPr>
+                <w:rFonts w:ascii="Arial" w:hAnsi="Arial" w:eastAsia="Arial" w:cs="Arial"/>
+                <w:i w:val="false"/>
+                <w:b w:val="false"/>
+                <w:u w:val="none"/>
+                <w:strike w:val="false"/>
+                <w:sz w:val="22"/>
+                <w:szCs w:val="22"/>
+                <w:color w:val="000000"/>
+              </w:rPr>
+            </w:pPr>
+            <w:r xmlns:w="http://schemas.openxmlformats.org/wordprocessingml/2006/main" xmlns:wp="http://schemas.openxmlformats.org/drawingml/2006/wordprocessingDrawing" xmlns:r="http://schemas.openxmlformats.org/officeDocument/2006/relationships" xmlns:w14="http://schemas.microsoft.com/office/word/2010/wordml">
+              <w:rPr>
+                <w:rFonts w:ascii="Arial" w:hAnsi="Arial" w:eastAsia="Arial" w:cs="Arial"/>
+                <w:i w:val="false"/>
+                <w:b w:val="false"/>
+                <w:u w:val="none"/>
+                <w:strike w:val="false"/>
+                <w:sz w:val="22"/>
+                <w:szCs w:val="22"/>
+                <w:color w:val="000000"/>
+              </w:rPr>
+              <w:t xml:space="preserve">54,267.91</w:t>
+            </w:r>
+          </w:p>
+        </w:tc>
+        <w:tc>
+          <w:tcPr>
+            <w:tcBorders>
+              <w:bottom w:val="single" w:sz="6" w:space="0" w:color="666666"/>
+              <w:top w:val="single" w:sz="6" w:space="0" w:color="666666"/>
+              <w:left w:val="none" w:sz="0" w:space="0" w:color="000000"/>
+              <w:right w:val="none" w:sz="0" w:space="0" w:color="000000"/>
+            </w:tcBorders>
+            <w:shd w:val="clear" w:color="auto" w:fill="FFFFFF"/>
+            <w:tcMar>
+              <w:top w:w="0" w:type="dxa"/>
+              <w:bottom w:w="0" w:type="dxa"/>
+              <w:left w:w="0" w:type="dxa"/>
+              <w:right w:w="0" w:type="dxa"/>
+            </w:tcMar>
+            <w:vAlign w:val="center"/>
+          </w:tcPr>
+          <w:p>
+            <w:pPr>
+              <w:jc w:val="right"/>
+              <w:pBdr>
+                <w:bottom w:val="none" w:sz="0" w:space="0" w:color="000000"/>
+                <w:top w:val="none" w:sz="0" w:space="0" w:color="000000"/>
+                <w:left w:val="none" w:sz="0" w:space="0" w:color="000000"/>
+                <w:right w:val="none" w:sz="0" w:space="0" w:color="000000"/>
+              </w:pBdr>
+              <w:spacing w:after="100" w:before="100" w:line="240"/>
+              <w:ind w:left="100" w:right="100" w:firstLine="0" w:firstLineChars="0"/>
+              <w:rPr>
+                <w:rFonts w:ascii="Arial" w:hAnsi="Arial" w:eastAsia="Arial" w:cs="Arial"/>
+                <w:i w:val="false"/>
+                <w:b w:val="false"/>
+                <w:u w:val="none"/>
+                <w:strike w:val="false"/>
+                <w:sz w:val="22"/>
+                <w:szCs w:val="22"/>
+                <w:color w:val="000000"/>
+              </w:rPr>
+            </w:pPr>
+            <w:r xmlns:w="http://schemas.openxmlformats.org/wordprocessingml/2006/main" xmlns:wp="http://schemas.openxmlformats.org/drawingml/2006/wordprocessingDrawing" xmlns:r="http://schemas.openxmlformats.org/officeDocument/2006/relationships" xmlns:w14="http://schemas.microsoft.com/office/word/2010/wordml">
+              <w:rPr>
+                <w:rFonts w:ascii="Arial" w:hAnsi="Arial" w:eastAsia="Arial" w:cs="Arial"/>
+                <w:i w:val="false"/>
+                <w:b w:val="false"/>
+                <w:u w:val="none"/>
+                <w:strike w:val="false"/>
+                <w:sz w:val="22"/>
+                <w:szCs w:val="22"/>
+                <w:color w:val="000000"/>
+              </w:rPr>
+              <w:t xml:space="preserve">156</w:t>
+            </w:r>
+          </w:p>
+        </w:tc>
+      </w:tr>
+      <w:tr>
+        <w:trPr>
+          <w:trHeight w:val="600" w:hRule="auto"/>
+        </w:trPr>
+        <w:tc>
+          <w:tcPr>
+            <w:tcBorders>
+              <w:bottom w:val="single" w:sz="6" w:space="0" w:color="666666"/>
+              <w:top w:val="single" w:sz="6" w:space="0" w:color="666666"/>
+              <w:left w:val="none" w:sz="0" w:space="0" w:color="000000"/>
+              <w:right w:val="none" w:sz="0" w:space="0" w:color="000000"/>
+            </w:tcBorders>
+            <w:shd w:val="clear" w:color="auto" w:fill="FFFFFF"/>
+            <w:tcMar>
+              <w:top w:w="0" w:type="dxa"/>
+              <w:bottom w:w="0" w:type="dxa"/>
+              <w:left w:w="0" w:type="dxa"/>
+              <w:right w:w="0" w:type="dxa"/>
+            </w:tcMar>
+            <w:vAlign w:val="center"/>
+          </w:tcPr>
+          <w:p>
+            <w:pPr>
+              <w:jc w:val="left"/>
+              <w:pBdr>
+                <w:bottom w:val="none" w:sz="0" w:space="0" w:color="000000"/>
+                <w:top w:val="none" w:sz="0" w:space="0" w:color="000000"/>
+                <w:left w:val="none" w:sz="0" w:space="0" w:color="000000"/>
+                <w:right w:val="none" w:sz="0" w:space="0" w:color="000000"/>
+              </w:pBdr>
+              <w:spacing w:after="100" w:before="100" w:line="240"/>
+              <w:ind w:left="100" w:right="100" w:firstLine="0" w:firstLineChars="0"/>
+              <w:rPr>
+                <w:rFonts w:ascii="Arial" w:hAnsi="Arial" w:eastAsia="Arial" w:cs="Arial"/>
+                <w:i w:val="false"/>
+                <w:b w:val="false"/>
+                <w:u w:val="none"/>
+                <w:strike w:val="false"/>
+                <w:sz w:val="22"/>
+                <w:szCs w:val="22"/>
+                <w:color w:val="000000"/>
+              </w:rPr>
+            </w:pPr>
+            <w:r xmlns:w="http://schemas.openxmlformats.org/wordprocessingml/2006/main" xmlns:wp="http://schemas.openxmlformats.org/drawingml/2006/wordprocessingDrawing" xmlns:r="http://schemas.openxmlformats.org/officeDocument/2006/relationships" xmlns:w14="http://schemas.microsoft.com/office/word/2010/wordml">
+              <w:rPr>
+                <w:rFonts w:ascii="Arial" w:hAnsi="Arial" w:eastAsia="Arial" w:cs="Arial"/>
+                <w:i w:val="false"/>
+                <w:b w:val="false"/>
+                <w:u w:val="none"/>
+                <w:strike w:val="false"/>
+                <w:sz w:val="22"/>
+                <w:szCs w:val="22"/>
+                <w:color w:val="000000"/>
+              </w:rPr>
+              <w:t xml:space="preserve">Fashion</w:t>
+            </w:r>
+          </w:p>
+        </w:tc>
+        <w:tc>
+          <w:tcPr>
+            <w:tcBorders>
+              <w:bottom w:val="single" w:sz="6" w:space="0" w:color="666666"/>
+              <w:top w:val="single" w:sz="6" w:space="0" w:color="666666"/>
+              <w:left w:val="none" w:sz="0" w:space="0" w:color="000000"/>
+              <w:right w:val="none" w:sz="0" w:space="0" w:color="000000"/>
+            </w:tcBorders>
+            <w:shd w:val="clear" w:color="auto" w:fill="FFFFFF"/>
+            <w:tcMar>
+              <w:top w:w="0" w:type="dxa"/>
+              <w:bottom w:w="0" w:type="dxa"/>
+              <w:left w:w="0" w:type="dxa"/>
+              <w:right w:w="0" w:type="dxa"/>
+            </w:tcMar>
+            <w:vAlign w:val="center"/>
+          </w:tcPr>
+          <w:p>
+            <w:pPr>
+              <w:jc w:val="right"/>
+              <w:pBdr>
+                <w:bottom w:val="none" w:sz="0" w:space="0" w:color="000000"/>
+                <w:top w:val="none" w:sz="0" w:space="0" w:color="000000"/>
+                <w:left w:val="none" w:sz="0" w:space="0" w:color="000000"/>
+                <w:right w:val="none" w:sz="0" w:space="0" w:color="000000"/>
+              </w:pBdr>
+              <w:spacing w:after="100" w:before="100" w:line="240"/>
+              <w:ind w:left="100" w:right="100" w:firstLine="0" w:firstLineChars="0"/>
+              <w:rPr>
+                <w:rFonts w:ascii="Arial" w:hAnsi="Arial" w:eastAsia="Arial" w:cs="Arial"/>
+                <w:i w:val="false"/>
+                <w:b w:val="false"/>
+                <w:u w:val="none"/>
+                <w:strike w:val="false"/>
+                <w:sz w:val="22"/>
+                <w:szCs w:val="22"/>
+                <w:color w:val="000000"/>
+              </w:rPr>
+            </w:pPr>
+            <w:r xmlns:w="http://schemas.openxmlformats.org/wordprocessingml/2006/main" xmlns:wp="http://schemas.openxmlformats.org/drawingml/2006/wordprocessingDrawing" xmlns:r="http://schemas.openxmlformats.org/officeDocument/2006/relationships" xmlns:w14="http://schemas.microsoft.com/office/word/2010/wordml">
+              <w:rPr>
+                <w:rFonts w:ascii="Arial" w:hAnsi="Arial" w:eastAsia="Arial" w:cs="Arial"/>
+                <w:i w:val="false"/>
+                <w:b w:val="false"/>
+                <w:u w:val="none"/>
+                <w:strike w:val="false"/>
+                <w:sz w:val="22"/>
+                <w:szCs w:val="22"/>
+                <w:color w:val="000000"/>
+              </w:rPr>
+              <w:t xml:space="preserve">136.78539</w:t>
+            </w:r>
+          </w:p>
+        </w:tc>
+        <w:tc>
+          <w:tcPr>
+            <w:tcBorders>
+              <w:bottom w:val="single" w:sz="6" w:space="0" w:color="666666"/>
+              <w:top w:val="single" w:sz="6" w:space="0" w:color="666666"/>
+              <w:left w:val="none" w:sz="0" w:space="0" w:color="000000"/>
+              <w:right w:val="none" w:sz="0" w:space="0" w:color="000000"/>
+            </w:tcBorders>
+            <w:shd w:val="clear" w:color="auto" w:fill="FFFFFF"/>
+            <w:tcMar>
+              <w:top w:w="0" w:type="dxa"/>
+              <w:bottom w:w="0" w:type="dxa"/>
+              <w:left w:w="0" w:type="dxa"/>
+              <w:right w:w="0" w:type="dxa"/>
+            </w:tcMar>
+            <w:vAlign w:val="center"/>
+          </w:tcPr>
+          <w:p>
+            <w:pPr>
+              <w:jc w:val="right"/>
+              <w:pBdr>
+                <w:bottom w:val="none" w:sz="0" w:space="0" w:color="000000"/>
+                <w:top w:val="none" w:sz="0" w:space="0" w:color="000000"/>
+                <w:left w:val="none" w:sz="0" w:space="0" w:color="000000"/>
+                <w:right w:val="none" w:sz="0" w:space="0" w:color="000000"/>
+              </w:pBdr>
+              <w:spacing w:after="100" w:before="100" w:line="240"/>
+              <w:ind w:left="100" w:right="100" w:firstLine="0" w:firstLineChars="0"/>
+              <w:rPr>
+                <w:rFonts w:ascii="Arial" w:hAnsi="Arial" w:eastAsia="Arial" w:cs="Arial"/>
+                <w:i w:val="false"/>
+                <w:b w:val="false"/>
+                <w:u w:val="none"/>
+                <w:strike w:val="false"/>
+                <w:sz w:val="22"/>
+                <w:szCs w:val="22"/>
+                <w:color w:val="000000"/>
+              </w:rPr>
+            </w:pPr>
+            <w:r xmlns:w="http://schemas.openxmlformats.org/wordprocessingml/2006/main" xmlns:wp="http://schemas.openxmlformats.org/drawingml/2006/wordprocessingDrawing" xmlns:r="http://schemas.openxmlformats.org/officeDocument/2006/relationships" xmlns:w14="http://schemas.microsoft.com/office/word/2010/wordml">
+              <w:rPr>
+                <w:rFonts w:ascii="Arial" w:hAnsi="Arial" w:eastAsia="Arial" w:cs="Arial"/>
+                <w:i w:val="false"/>
+                <w:b w:val="false"/>
+                <w:u w:val="none"/>
+                <w:strike w:val="false"/>
+                <w:sz w:val="22"/>
+                <w:szCs w:val="22"/>
+                <w:color w:val="000000"/>
+              </w:rPr>
+              <w:t xml:space="preserve">102.1157</w:t>
+            </w:r>
+          </w:p>
+        </w:tc>
+        <w:tc>
+          <w:tcPr>
+            <w:tcBorders>
+              <w:bottom w:val="single" w:sz="6" w:space="0" w:color="666666"/>
+              <w:top w:val="single" w:sz="6" w:space="0" w:color="666666"/>
+              <w:left w:val="none" w:sz="0" w:space="0" w:color="000000"/>
+              <w:right w:val="none" w:sz="0" w:space="0" w:color="000000"/>
+            </w:tcBorders>
+            <w:shd w:val="clear" w:color="auto" w:fill="FFFFFF"/>
+            <w:tcMar>
+              <w:top w:w="0" w:type="dxa"/>
+              <w:bottom w:w="0" w:type="dxa"/>
+              <w:left w:w="0" w:type="dxa"/>
+              <w:right w:w="0" w:type="dxa"/>
+            </w:tcMar>
+            <w:vAlign w:val="center"/>
+          </w:tcPr>
+          <w:p>
+            <w:pPr>
+              <w:jc w:val="right"/>
+              <w:pBdr>
+                <w:bottom w:val="none" w:sz="0" w:space="0" w:color="000000"/>
+                <w:top w:val="none" w:sz="0" w:space="0" w:color="000000"/>
+                <w:left w:val="none" w:sz="0" w:space="0" w:color="000000"/>
+                <w:right w:val="none" w:sz="0" w:space="0" w:color="000000"/>
+              </w:pBdr>
+              <w:spacing w:after="100" w:before="100" w:line="240"/>
+              <w:ind w:left="100" w:right="100" w:firstLine="0" w:firstLineChars="0"/>
+              <w:rPr>
+                <w:rFonts w:ascii="Arial" w:hAnsi="Arial" w:eastAsia="Arial" w:cs="Arial"/>
+                <w:i w:val="false"/>
+                <w:b w:val="false"/>
+                <w:u w:val="none"/>
+                <w:strike w:val="false"/>
+                <w:sz w:val="22"/>
+                <w:szCs w:val="22"/>
+                <w:color w:val="000000"/>
+              </w:rPr>
+            </w:pPr>
+            <w:r xmlns:w="http://schemas.openxmlformats.org/wordprocessingml/2006/main" xmlns:wp="http://schemas.openxmlformats.org/drawingml/2006/wordprocessingDrawing" xmlns:r="http://schemas.openxmlformats.org/officeDocument/2006/relationships" xmlns:w14="http://schemas.microsoft.com/office/word/2010/wordml">
+              <w:rPr>
+                <w:rFonts w:ascii="Arial" w:hAnsi="Arial" w:eastAsia="Arial" w:cs="Arial"/>
+                <w:i w:val="false"/>
+                <w:b w:val="false"/>
+                <w:u w:val="none"/>
+                <w:strike w:val="false"/>
+                <w:sz w:val="22"/>
+                <w:szCs w:val="22"/>
+                <w:color w:val="000000"/>
+              </w:rPr>
+              <w:t xml:space="preserve">32,144.57</w:t>
+            </w:r>
+          </w:p>
+        </w:tc>
+        <w:tc>
+          <w:tcPr>
+            <w:tcBorders>
+              <w:bottom w:val="single" w:sz="6" w:space="0" w:color="666666"/>
+              <w:top w:val="single" w:sz="6" w:space="0" w:color="666666"/>
+              <w:left w:val="none" w:sz="0" w:space="0" w:color="000000"/>
+              <w:right w:val="none" w:sz="0" w:space="0" w:color="000000"/>
+            </w:tcBorders>
+            <w:shd w:val="clear" w:color="auto" w:fill="FFFFFF"/>
+            <w:tcMar>
+              <w:top w:w="0" w:type="dxa"/>
+              <w:bottom w:w="0" w:type="dxa"/>
+              <w:left w:w="0" w:type="dxa"/>
+              <w:right w:w="0" w:type="dxa"/>
+            </w:tcMar>
+            <w:vAlign w:val="center"/>
+          </w:tcPr>
+          <w:p>
+            <w:pPr>
+              <w:jc w:val="right"/>
+              <w:pBdr>
+                <w:bottom w:val="none" w:sz="0" w:space="0" w:color="000000"/>
+                <w:top w:val="none" w:sz="0" w:space="0" w:color="000000"/>
+                <w:left w:val="none" w:sz="0" w:space="0" w:color="000000"/>
+                <w:right w:val="none" w:sz="0" w:space="0" w:color="000000"/>
+              </w:pBdr>
+              <w:spacing w:after="100" w:before="100" w:line="240"/>
+              <w:ind w:left="100" w:right="100" w:firstLine="0" w:firstLineChars="0"/>
+              <w:rPr>
+                <w:rFonts w:ascii="Arial" w:hAnsi="Arial" w:eastAsia="Arial" w:cs="Arial"/>
+                <w:i w:val="false"/>
+                <w:b w:val="false"/>
+                <w:u w:val="none"/>
+                <w:strike w:val="false"/>
+                <w:sz w:val="22"/>
+                <w:szCs w:val="22"/>
+                <w:color w:val="000000"/>
+              </w:rPr>
+            </w:pPr>
+            <w:r xmlns:w="http://schemas.openxmlformats.org/wordprocessingml/2006/main" xmlns:wp="http://schemas.openxmlformats.org/drawingml/2006/wordprocessingDrawing" xmlns:r="http://schemas.openxmlformats.org/officeDocument/2006/relationships" xmlns:w14="http://schemas.microsoft.com/office/word/2010/wordml">
+              <w:rPr>
+                <w:rFonts w:ascii="Arial" w:hAnsi="Arial" w:eastAsia="Arial" w:cs="Arial"/>
+                <w:i w:val="false"/>
+                <w:b w:val="false"/>
+                <w:u w:val="none"/>
+                <w:strike w:val="false"/>
+                <w:sz w:val="22"/>
+                <w:szCs w:val="22"/>
+                <w:color w:val="000000"/>
+              </w:rPr>
+              <w:t xml:space="preserve">235</w:t>
+            </w:r>
+          </w:p>
+        </w:tc>
+      </w:tr>
+      <w:tr>
+        <w:trPr>
+          <w:trHeight w:val="614" w:hRule="auto"/>
+        </w:trPr>
+        <w:tc>
+          <w:tcPr>
+            <w:tcBorders>
+              <w:bottom w:val="single" w:sz="12" w:space="0" w:color="666666"/>
+              <w:top w:val="single" w:sz="6" w:space="0" w:color="666666"/>
+              <w:left w:val="none" w:sz="0" w:space="0" w:color="000000"/>
+              <w:right w:val="none" w:sz="0" w:space="0" w:color="000000"/>
+            </w:tcBorders>
+            <w:shd w:val="clear" w:color="auto" w:fill="FFFFFF"/>
+            <w:tcMar>
+              <w:top w:w="0" w:type="dxa"/>
+              <w:bottom w:w="0" w:type="dxa"/>
+              <w:left w:w="0" w:type="dxa"/>
+              <w:right w:w="0" w:type="dxa"/>
+            </w:tcMar>
+            <w:vAlign w:val="center"/>
+          </w:tcPr>
+          <w:p>
+            <w:pPr>
+              <w:jc w:val="left"/>
+              <w:pBdr>
+                <w:bottom w:val="none" w:sz="0" w:space="0" w:color="000000"/>
+                <w:top w:val="none" w:sz="0" w:space="0" w:color="000000"/>
+                <w:left w:val="none" w:sz="0" w:space="0" w:color="000000"/>
+                <w:right w:val="none" w:sz="0" w:space="0" w:color="000000"/>
+              </w:pBdr>
+              <w:spacing w:after="100" w:before="100" w:line="240"/>
+              <w:ind w:left="100" w:right="100" w:firstLine="0" w:firstLineChars="0"/>
+              <w:rPr>
+                <w:rFonts w:ascii="Arial" w:hAnsi="Arial" w:eastAsia="Arial" w:cs="Arial"/>
+                <w:i w:val="false"/>
+                <w:b w:val="false"/>
+                <w:u w:val="none"/>
+                <w:strike w:val="false"/>
+                <w:sz w:val="22"/>
+                <w:szCs w:val="22"/>
+                <w:color w:val="000000"/>
+              </w:rPr>
+            </w:pPr>
+            <w:r xmlns:w="http://schemas.openxmlformats.org/wordprocessingml/2006/main" xmlns:wp="http://schemas.openxmlformats.org/drawingml/2006/wordprocessingDrawing" xmlns:r="http://schemas.openxmlformats.org/officeDocument/2006/relationships" xmlns:w14="http://schemas.microsoft.com/office/word/2010/wordml">
+              <w:rPr>
+                <w:rFonts w:ascii="Arial" w:hAnsi="Arial" w:eastAsia="Arial" w:cs="Arial"/>
+                <w:i w:val="false"/>
+                <w:b w:val="false"/>
+                <w:u w:val="none"/>
+                <w:strike w:val="false"/>
+                <w:sz w:val="22"/>
+                <w:szCs w:val="22"/>
+                <w:color w:val="000000"/>
+              </w:rPr>
+              <w:t xml:space="preserve">Beauty</w:t>
+            </w:r>
+          </w:p>
+        </w:tc>
+        <w:tc>
+          <w:tcPr>
+            <w:tcBorders>
+              <w:bottom w:val="single" w:sz="12" w:space="0" w:color="666666"/>
+              <w:top w:val="single" w:sz="6" w:space="0" w:color="666666"/>
+              <w:left w:val="none" w:sz="0" w:space="0" w:color="000000"/>
+              <w:right w:val="none" w:sz="0" w:space="0" w:color="000000"/>
+            </w:tcBorders>
+            <w:shd w:val="clear" w:color="auto" w:fill="FFFFFF"/>
+            <w:tcMar>
+              <w:top w:w="0" w:type="dxa"/>
+              <w:bottom w:w="0" w:type="dxa"/>
+              <w:left w:w="0" w:type="dxa"/>
+              <w:right w:w="0" w:type="dxa"/>
+            </w:tcMar>
+            <w:vAlign w:val="center"/>
+          </w:tcPr>
+          <w:p>
+            <w:pPr>
+              <w:jc w:val="right"/>
+              <w:pBdr>
+                <w:bottom w:val="none" w:sz="0" w:space="0" w:color="000000"/>
+                <w:top w:val="none" w:sz="0" w:space="0" w:color="000000"/>
+                <w:left w:val="none" w:sz="0" w:space="0" w:color="000000"/>
+                <w:right w:val="none" w:sz="0" w:space="0" w:color="000000"/>
+              </w:pBdr>
+              <w:spacing w:after="100" w:before="100" w:line="240"/>
+              <w:ind w:left="100" w:right="100" w:firstLine="0" w:firstLineChars="0"/>
+              <w:rPr>
+                <w:rFonts w:ascii="Arial" w:hAnsi="Arial" w:eastAsia="Arial" w:cs="Arial"/>
+                <w:i w:val="false"/>
+                <w:b w:val="false"/>
+                <w:u w:val="none"/>
+                <w:strike w:val="false"/>
+                <w:sz w:val="22"/>
+                <w:szCs w:val="22"/>
+                <w:color w:val="000000"/>
+              </w:rPr>
+            </w:pPr>
+            <w:r xmlns:w="http://schemas.openxmlformats.org/wordprocessingml/2006/main" xmlns:wp="http://schemas.openxmlformats.org/drawingml/2006/wordprocessingDrawing" xmlns:r="http://schemas.openxmlformats.org/officeDocument/2006/relationships" xmlns:w14="http://schemas.microsoft.com/office/word/2010/wordml">
+              <w:rPr>
+                <w:rFonts w:ascii="Arial" w:hAnsi="Arial" w:eastAsia="Arial" w:cs="Arial"/>
+                <w:i w:val="false"/>
+                <w:b w:val="false"/>
+                <w:u w:val="none"/>
+                <w:strike w:val="false"/>
+                <w:sz w:val="22"/>
+                <w:szCs w:val="22"/>
+                <w:color w:val="000000"/>
+              </w:rPr>
+              <w:t xml:space="preserve">76.03661</w:t>
+            </w:r>
+          </w:p>
+        </w:tc>
+        <w:tc>
+          <w:tcPr>
+            <w:tcBorders>
+              <w:bottom w:val="single" w:sz="12" w:space="0" w:color="666666"/>
+              <w:top w:val="single" w:sz="6" w:space="0" w:color="666666"/>
+              <w:left w:val="none" w:sz="0" w:space="0" w:color="000000"/>
+              <w:right w:val="none" w:sz="0" w:space="0" w:color="000000"/>
+            </w:tcBorders>
+            <w:shd w:val="clear" w:color="auto" w:fill="FFFFFF"/>
+            <w:tcMar>
+              <w:top w:w="0" w:type="dxa"/>
+              <w:bottom w:w="0" w:type="dxa"/>
+              <w:left w:w="0" w:type="dxa"/>
+              <w:right w:w="0" w:type="dxa"/>
+            </w:tcMar>
+            <w:vAlign w:val="center"/>
+          </w:tcPr>
+          <w:p>
+            <w:pPr>
+              <w:jc w:val="right"/>
+              <w:pBdr>
+                <w:bottom w:val="none" w:sz="0" w:space="0" w:color="000000"/>
+                <w:top w:val="none" w:sz="0" w:space="0" w:color="000000"/>
+                <w:left w:val="none" w:sz="0" w:space="0" w:color="000000"/>
+                <w:right w:val="none" w:sz="0" w:space="0" w:color="000000"/>
+              </w:pBdr>
+              <w:spacing w:after="100" w:before="100" w:line="240"/>
+              <w:ind w:left="100" w:right="100" w:firstLine="0" w:firstLineChars="0"/>
+              <w:rPr>
+                <w:rFonts w:ascii="Arial" w:hAnsi="Arial" w:eastAsia="Arial" w:cs="Arial"/>
+                <w:i w:val="false"/>
+                <w:b w:val="false"/>
+                <w:u w:val="none"/>
+                <w:strike w:val="false"/>
+                <w:sz w:val="22"/>
+                <w:szCs w:val="22"/>
+                <w:color w:val="000000"/>
+              </w:rPr>
+            </w:pPr>
+            <w:r xmlns:w="http://schemas.openxmlformats.org/wordprocessingml/2006/main" xmlns:wp="http://schemas.openxmlformats.org/drawingml/2006/wordprocessingDrawing" xmlns:r="http://schemas.openxmlformats.org/officeDocument/2006/relationships" xmlns:w14="http://schemas.microsoft.com/office/word/2010/wordml">
+              <w:rPr>
+                <w:rFonts w:ascii="Arial" w:hAnsi="Arial" w:eastAsia="Arial" w:cs="Arial"/>
+                <w:i w:val="false"/>
+                <w:b w:val="false"/>
+                <w:u w:val="none"/>
+                <w:strike w:val="false"/>
+                <w:sz w:val="22"/>
+                <w:szCs w:val="22"/>
+                <w:color w:val="000000"/>
+              </w:rPr>
+              <w:t xml:space="preserve">62.9497</w:t>
+            </w:r>
+          </w:p>
+        </w:tc>
+        <w:tc>
+          <w:tcPr>
+            <w:tcBorders>
+              <w:bottom w:val="single" w:sz="12" w:space="0" w:color="666666"/>
+              <w:top w:val="single" w:sz="6" w:space="0" w:color="666666"/>
+              <w:left w:val="none" w:sz="0" w:space="0" w:color="000000"/>
+              <w:right w:val="none" w:sz="0" w:space="0" w:color="000000"/>
+            </w:tcBorders>
+            <w:shd w:val="clear" w:color="auto" w:fill="FFFFFF"/>
+            <w:tcMar>
+              <w:top w:w="0" w:type="dxa"/>
+              <w:bottom w:w="0" w:type="dxa"/>
+              <w:left w:w="0" w:type="dxa"/>
+              <w:right w:w="0" w:type="dxa"/>
+            </w:tcMar>
+            <w:vAlign w:val="center"/>
+          </w:tcPr>
+          <w:p>
+            <w:pPr>
+              <w:jc w:val="right"/>
+              <w:pBdr>
+                <w:bottom w:val="none" w:sz="0" w:space="0" w:color="000000"/>
+                <w:top w:val="none" w:sz="0" w:space="0" w:color="000000"/>
+                <w:left w:val="none" w:sz="0" w:space="0" w:color="000000"/>
+                <w:right w:val="none" w:sz="0" w:space="0" w:color="000000"/>
+              </w:pBdr>
+              <w:spacing w:after="100" w:before="100" w:line="240"/>
+              <w:ind w:left="100" w:right="100" w:firstLine="0" w:firstLineChars="0"/>
+              <w:rPr>
+                <w:rFonts w:ascii="Arial" w:hAnsi="Arial" w:eastAsia="Arial" w:cs="Arial"/>
+                <w:i w:val="false"/>
+                <w:b w:val="false"/>
+                <w:u w:val="none"/>
+                <w:strike w:val="false"/>
+                <w:sz w:val="22"/>
+                <w:szCs w:val="22"/>
+                <w:color w:val="000000"/>
+              </w:rPr>
+            </w:pPr>
+            <w:r xmlns:w="http://schemas.openxmlformats.org/wordprocessingml/2006/main" xmlns:wp="http://schemas.openxmlformats.org/drawingml/2006/wordprocessingDrawing" xmlns:r="http://schemas.openxmlformats.org/officeDocument/2006/relationships" xmlns:w14="http://schemas.microsoft.com/office/word/2010/wordml">
+              <w:rPr>
+                <w:rFonts w:ascii="Arial" w:hAnsi="Arial" w:eastAsia="Arial" w:cs="Arial"/>
+                <w:i w:val="false"/>
+                <w:b w:val="false"/>
+                <w:u w:val="none"/>
+                <w:strike w:val="false"/>
+                <w:sz w:val="22"/>
+                <w:szCs w:val="22"/>
+                <w:color w:val="000000"/>
+              </w:rPr>
+              <w:t xml:space="preserve">12,089.82</w:t>
+            </w:r>
+          </w:p>
+        </w:tc>
+        <w:tc>
+          <w:tcPr>
+            <w:tcBorders>
+              <w:bottom w:val="single" w:sz="12" w:space="0" w:color="666666"/>
+              <w:top w:val="single" w:sz="6" w:space="0" w:color="666666"/>
+              <w:left w:val="none" w:sz="0" w:space="0" w:color="000000"/>
+              <w:right w:val="none" w:sz="0" w:space="0" w:color="000000"/>
+            </w:tcBorders>
+            <w:shd w:val="clear" w:color="auto" w:fill="FFFFFF"/>
+            <w:tcMar>
+              <w:top w:w="0" w:type="dxa"/>
+              <w:bottom w:w="0" w:type="dxa"/>
+              <w:left w:w="0" w:type="dxa"/>
+              <w:right w:w="0" w:type="dxa"/>
+            </w:tcMar>
+            <w:vAlign w:val="center"/>
+          </w:tcPr>
+          <w:p>
+            <w:pPr>
+              <w:jc w:val="right"/>
+              <w:pBdr>
+                <w:bottom w:val="none" w:sz="0" w:space="0" w:color="000000"/>
+                <w:top w:val="none" w:sz="0" w:space="0" w:color="000000"/>
+                <w:left w:val="none" w:sz="0" w:space="0" w:color="000000"/>
+                <w:right w:val="none" w:sz="0" w:space="0" w:color="000000"/>
+              </w:pBdr>
+              <w:spacing w:after="100" w:before="100" w:line="240"/>
+              <w:ind w:left="100" w:right="100" w:firstLine="0" w:firstLineChars="0"/>
+              <w:rPr>
+                <w:rFonts w:ascii="Arial" w:hAnsi="Arial" w:eastAsia="Arial" w:cs="Arial"/>
+                <w:i w:val="false"/>
+                <w:b w:val="false"/>
+                <w:u w:val="none"/>
+                <w:strike w:val="false"/>
+                <w:sz w:val="22"/>
+                <w:szCs w:val="22"/>
+                <w:color w:val="000000"/>
+              </w:rPr>
+            </w:pPr>
+            <w:r xmlns:w="http://schemas.openxmlformats.org/wordprocessingml/2006/main" xmlns:wp="http://schemas.openxmlformats.org/drawingml/2006/wordprocessingDrawing" xmlns:r="http://schemas.openxmlformats.org/officeDocument/2006/relationships" xmlns:w14="http://schemas.microsoft.com/office/word/2010/wordml">
+              <w:rPr>
+                <w:rFonts w:ascii="Arial" w:hAnsi="Arial" w:eastAsia="Arial" w:cs="Arial"/>
+                <w:i w:val="false"/>
+                <w:b w:val="false"/>
+                <w:u w:val="none"/>
+                <w:strike w:val="false"/>
+                <w:sz w:val="22"/>
+                <w:szCs w:val="22"/>
+                <w:color w:val="000000"/>
+              </w:rPr>
+              <w:t xml:space="preserve">159</w:t>
+            </w:r>
+          </w:p>
+        </w:tc>
+      </w:tr>
+    </w:tbl>
+    <w:p>
+      <w:pPr>
+        <w:pStyle w:val="FirstParagraph"/>
+      </w:pPr>
+      <w:r>
+        <w:t xml:space="preserve">Electronics har högst total försäljning (155500), följt av Home och Sports.</w:t>
+      </w:r>
+    </w:p>
+    <w:tbl xmlns:w="http://schemas.openxmlformats.org/wordprocessingml/2006/main" xmlns:r="http://schemas.openxmlformats.org/officeDocument/2006/relationships" xmlns:w14="http://schemas.microsoft.com/office/word/2010/wordml" xmlns:wp="http://schemas.openxmlformats.org/drawingml/2006/wordprocessingDrawing" xmlns:a="http://schemas.openxmlformats.org/drawingml/2006/main" xmlns:pic="http://schemas.openxmlformats.org/drawingml/2006/picture">
+      <w:tblPr>
+        <w:tblLayout w:type="fixed"/>
+        <w:jc w:val="center"/>
+        <w:tblLook w:firstRow="1" w:lastRow="0" w:firstColumn="0" w:lastColumn="0" w:noHBand="0" w:noVBand="1"/>
+      </w:tblPr>
+      <w:tblGrid>
+        <w:gridCol w:w="2282"/>
+        <w:gridCol w:w="1401"/>
+        <w:gridCol w:w="1768"/>
+        <w:gridCol w:w="1512"/>
+        <w:gridCol w:w="1034"/>
+      </w:tblGrid>
+      <w:tr>
+        <w:trPr>
+          <w:trHeight w:val="614" w:hRule="auto"/>
+          <w:tblHeader/>
+        </w:trPr>
+        <w:tc>
+          <w:tcPr>
+            <w:tcBorders>
+              <w:bottom w:val="single" w:sz="12" w:space="0" w:color="666666"/>
+              <w:top w:val="single" w:sz="12" w:space="0" w:color="666666"/>
+              <w:left w:val="none" w:sz="0" w:space="0" w:color="000000"/>
+              <w:right w:val="none" w:sz="0" w:space="0" w:color="000000"/>
+            </w:tcBorders>
+            <w:shd w:val="clear" w:color="auto" w:fill="FFFFFF"/>
+            <w:tcMar>
+              <w:top w:w="0" w:type="dxa"/>
+              <w:bottom w:w="0" w:type="dxa"/>
+              <w:left w:w="0" w:type="dxa"/>
+              <w:right w:w="0" w:type="dxa"/>
+            </w:tcMar>
+            <w:vAlign w:val="center"/>
+          </w:tcPr>
+          <w:p>
+            <w:pPr>
+              <w:jc w:val="left"/>
+              <w:pBdr>
+                <w:bottom w:val="none" w:sz="0" w:space="0" w:color="000000"/>
+                <w:top w:val="none" w:sz="0" w:space="0" w:color="000000"/>
+                <w:left w:val="none" w:sz="0" w:space="0" w:color="000000"/>
+                <w:right w:val="none" w:sz="0" w:space="0" w:color="000000"/>
+              </w:pBdr>
+              <w:spacing w:after="100" w:before="100" w:line="240"/>
+              <w:ind w:left="100" w:right="100" w:firstLine="0" w:firstLineChars="0"/>
+              <w:rPr>
+                <w:rFonts w:ascii="Arial" w:hAnsi="Arial" w:eastAsia="Arial" w:cs="Arial"/>
+                <w:i w:val="false"/>
+                <w:b w:val="true"/>
+                <w:u w:val="none"/>
+                <w:strike w:val="false"/>
+                <w:sz w:val="22"/>
+                <w:szCs w:val="22"/>
+                <w:color w:val="000000"/>
+              </w:rPr>
+            </w:pPr>
+            <w:r xmlns:w="http://schemas.openxmlformats.org/wordprocessingml/2006/main" xmlns:wp="http://schemas.openxmlformats.org/drawingml/2006/wordprocessingDrawing" xmlns:r="http://schemas.openxmlformats.org/officeDocument/2006/relationships" xmlns:w14="http://schemas.microsoft.com/office/word/2010/wordml">
+              <w:rPr>
+                <w:rFonts w:ascii="Arial" w:hAnsi="Arial" w:eastAsia="Arial" w:cs="Arial"/>
+                <w:i w:val="false"/>
+                <w:b w:val="true"/>
+                <w:u w:val="none"/>
+                <w:strike w:val="false"/>
+                <w:sz w:val="22"/>
+                <w:szCs w:val="22"/>
+                <w:color w:val="000000"/>
+              </w:rPr>
+              <w:t xml:space="preserve">customer_segment</w:t>
+            </w:r>
+          </w:p>
+        </w:tc>
+        <w:tc>
+          <w:tcPr>
+            <w:tcBorders>
+              <w:bottom w:val="single" w:sz="12" w:space="0" w:color="666666"/>
+              <w:top w:val="single" w:sz="12" w:space="0" w:color="666666"/>
+              <w:left w:val="none" w:sz="0" w:space="0" w:color="000000"/>
+              <w:right w:val="none" w:sz="0" w:space="0" w:color="000000"/>
+            </w:tcBorders>
+            <w:shd w:val="clear" w:color="auto" w:fill="FFFFFF"/>
+            <w:tcMar>
+              <w:top w:w="0" w:type="dxa"/>
+              <w:bottom w:w="0" w:type="dxa"/>
+              <w:left w:w="0" w:type="dxa"/>
+              <w:right w:w="0" w:type="dxa"/>
+            </w:tcMar>
+            <w:vAlign w:val="center"/>
+          </w:tcPr>
+          <w:p>
+            <w:pPr>
+              <w:jc w:val="right"/>
+              <w:pBdr>
+                <w:bottom w:val="none" w:sz="0" w:space="0" w:color="000000"/>
+                <w:top w:val="none" w:sz="0" w:space="0" w:color="000000"/>
+                <w:left w:val="none" w:sz="0" w:space="0" w:color="000000"/>
+                <w:right w:val="none" w:sz="0" w:space="0" w:color="000000"/>
+              </w:pBdr>
+              <w:spacing w:after="100" w:before="100" w:line="240"/>
+              <w:ind w:left="100" w:right="100" w:firstLine="0" w:firstLineChars="0"/>
+              <w:rPr>
+                <w:rFonts w:ascii="Arial" w:hAnsi="Arial" w:eastAsia="Arial" w:cs="Arial"/>
+                <w:i w:val="false"/>
+                <w:b w:val="true"/>
+                <w:u w:val="none"/>
+                <w:strike w:val="false"/>
+                <w:sz w:val="22"/>
+                <w:szCs w:val="22"/>
+                <w:color w:val="000000"/>
+              </w:rPr>
+            </w:pPr>
+            <w:r xmlns:w="http://schemas.openxmlformats.org/wordprocessingml/2006/main" xmlns:wp="http://schemas.openxmlformats.org/drawingml/2006/wordprocessingDrawing" xmlns:r="http://schemas.openxmlformats.org/officeDocument/2006/relationships" xmlns:w14="http://schemas.microsoft.com/office/word/2010/wordml">
+              <w:rPr>
+                <w:rFonts w:ascii="Arial" w:hAnsi="Arial" w:eastAsia="Arial" w:cs="Arial"/>
+                <w:i w:val="false"/>
+                <w:b w:val="true"/>
+                <w:u w:val="none"/>
+                <w:strike w:val="false"/>
+                <w:sz w:val="22"/>
+                <w:szCs w:val="22"/>
+                <w:color w:val="000000"/>
+              </w:rPr>
+              <w:t xml:space="preserve">avg_order</w:t>
+            </w:r>
+          </w:p>
+        </w:tc>
+        <w:tc>
+          <w:tcPr>
+            <w:tcBorders>
+              <w:bottom w:val="single" w:sz="12" w:space="0" w:color="666666"/>
+              <w:top w:val="single" w:sz="12" w:space="0" w:color="666666"/>
+              <w:left w:val="none" w:sz="0" w:space="0" w:color="000000"/>
+              <w:right w:val="none" w:sz="0" w:space="0" w:color="000000"/>
+            </w:tcBorders>
+            <w:shd w:val="clear" w:color="auto" w:fill="FFFFFF"/>
+            <w:tcMar>
+              <w:top w:w="0" w:type="dxa"/>
+              <w:bottom w:w="0" w:type="dxa"/>
+              <w:left w:w="0" w:type="dxa"/>
+              <w:right w:w="0" w:type="dxa"/>
+            </w:tcMar>
+            <w:vAlign w:val="center"/>
+          </w:tcPr>
+          <w:p>
+            <w:pPr>
+              <w:jc w:val="right"/>
+              <w:pBdr>
+                <w:bottom w:val="none" w:sz="0" w:space="0" w:color="000000"/>
+                <w:top w:val="none" w:sz="0" w:space="0" w:color="000000"/>
+                <w:left w:val="none" w:sz="0" w:space="0" w:color="000000"/>
+                <w:right w:val="none" w:sz="0" w:space="0" w:color="000000"/>
+              </w:pBdr>
+              <w:spacing w:after="100" w:before="100" w:line="240"/>
+              <w:ind w:left="100" w:right="100" w:firstLine="0" w:firstLineChars="0"/>
+              <w:rPr>
+                <w:rFonts w:ascii="Arial" w:hAnsi="Arial" w:eastAsia="Arial" w:cs="Arial"/>
+                <w:i w:val="false"/>
+                <w:b w:val="true"/>
+                <w:u w:val="none"/>
+                <w:strike w:val="false"/>
+                <w:sz w:val="22"/>
+                <w:szCs w:val="22"/>
+                <w:color w:val="000000"/>
+              </w:rPr>
+            </w:pPr>
+            <w:r xmlns:w="http://schemas.openxmlformats.org/wordprocessingml/2006/main" xmlns:wp="http://schemas.openxmlformats.org/drawingml/2006/wordprocessingDrawing" xmlns:r="http://schemas.openxmlformats.org/officeDocument/2006/relationships" xmlns:w14="http://schemas.microsoft.com/office/word/2010/wordml">
+              <w:rPr>
+                <w:rFonts w:ascii="Arial" w:hAnsi="Arial" w:eastAsia="Arial" w:cs="Arial"/>
+                <w:i w:val="false"/>
+                <w:b w:val="true"/>
+                <w:u w:val="none"/>
+                <w:strike w:val="false"/>
+                <w:sz w:val="22"/>
+                <w:szCs w:val="22"/>
+                <w:color w:val="000000"/>
+              </w:rPr>
+              <w:t xml:space="preserve">median_order</w:t>
+            </w:r>
+          </w:p>
+        </w:tc>
+        <w:tc>
+          <w:tcPr>
+            <w:tcBorders>
+              <w:bottom w:val="single" w:sz="12" w:space="0" w:color="666666"/>
+              <w:top w:val="single" w:sz="12" w:space="0" w:color="666666"/>
+              <w:left w:val="none" w:sz="0" w:space="0" w:color="000000"/>
+              <w:right w:val="none" w:sz="0" w:space="0" w:color="000000"/>
+            </w:tcBorders>
+            <w:shd w:val="clear" w:color="auto" w:fill="FFFFFF"/>
+            <w:tcMar>
+              <w:top w:w="0" w:type="dxa"/>
+              <w:bottom w:w="0" w:type="dxa"/>
+              <w:left w:w="0" w:type="dxa"/>
+              <w:right w:w="0" w:type="dxa"/>
+            </w:tcMar>
+            <w:vAlign w:val="center"/>
+          </w:tcPr>
+          <w:p>
+            <w:pPr>
+              <w:jc w:val="right"/>
+              <w:pBdr>
+                <w:bottom w:val="none" w:sz="0" w:space="0" w:color="000000"/>
+                <w:top w:val="none" w:sz="0" w:space="0" w:color="000000"/>
+                <w:left w:val="none" w:sz="0" w:space="0" w:color="000000"/>
+                <w:right w:val="none" w:sz="0" w:space="0" w:color="000000"/>
+              </w:pBdr>
+              <w:spacing w:after="100" w:before="100" w:line="240"/>
+              <w:ind w:left="100" w:right="100" w:firstLine="0" w:firstLineChars="0"/>
+              <w:rPr>
+                <w:rFonts w:ascii="Arial" w:hAnsi="Arial" w:eastAsia="Arial" w:cs="Arial"/>
+                <w:i w:val="false"/>
+                <w:b w:val="true"/>
+                <w:u w:val="none"/>
+                <w:strike w:val="false"/>
+                <w:sz w:val="22"/>
+                <w:szCs w:val="22"/>
+                <w:color w:val="000000"/>
+              </w:rPr>
+            </w:pPr>
+            <w:r xmlns:w="http://schemas.openxmlformats.org/wordprocessingml/2006/main" xmlns:wp="http://schemas.openxmlformats.org/drawingml/2006/wordprocessingDrawing" xmlns:r="http://schemas.openxmlformats.org/officeDocument/2006/relationships" xmlns:w14="http://schemas.microsoft.com/office/word/2010/wordml">
+              <w:rPr>
+                <w:rFonts w:ascii="Arial" w:hAnsi="Arial" w:eastAsia="Arial" w:cs="Arial"/>
+                <w:i w:val="false"/>
+                <w:b w:val="true"/>
+                <w:u w:val="none"/>
+                <w:strike w:val="false"/>
+                <w:sz w:val="22"/>
+                <w:szCs w:val="22"/>
+                <w:color w:val="000000"/>
+              </w:rPr>
+              <w:t xml:space="preserve">total_sales</w:t>
+            </w:r>
+          </w:p>
+        </w:tc>
+        <w:tc>
+          <w:tcPr>
+            <w:tcBorders>
+              <w:bottom w:val="single" w:sz="12" w:space="0" w:color="666666"/>
+              <w:top w:val="single" w:sz="12" w:space="0" w:color="666666"/>
+              <w:left w:val="none" w:sz="0" w:space="0" w:color="000000"/>
+              <w:right w:val="none" w:sz="0" w:space="0" w:color="000000"/>
+            </w:tcBorders>
+            <w:shd w:val="clear" w:color="auto" w:fill="FFFFFF"/>
+            <w:tcMar>
+              <w:top w:w="0" w:type="dxa"/>
+              <w:bottom w:w="0" w:type="dxa"/>
+              <w:left w:w="0" w:type="dxa"/>
+              <w:right w:w="0" w:type="dxa"/>
+            </w:tcMar>
+            <w:vAlign w:val="center"/>
+          </w:tcPr>
+          <w:p>
+            <w:pPr>
+              <w:jc w:val="right"/>
+              <w:pBdr>
+                <w:bottom w:val="none" w:sz="0" w:space="0" w:color="000000"/>
+                <w:top w:val="none" w:sz="0" w:space="0" w:color="000000"/>
+                <w:left w:val="none" w:sz="0" w:space="0" w:color="000000"/>
+                <w:right w:val="none" w:sz="0" w:space="0" w:color="000000"/>
+              </w:pBdr>
+              <w:spacing w:after="100" w:before="100" w:line="240"/>
+              <w:ind w:left="100" w:right="100" w:firstLine="0" w:firstLineChars="0"/>
+              <w:rPr>
+                <w:rFonts w:ascii="Arial" w:hAnsi="Arial" w:eastAsia="Arial" w:cs="Arial"/>
+                <w:i w:val="false"/>
+                <w:b w:val="true"/>
+                <w:u w:val="none"/>
+                <w:strike w:val="false"/>
+                <w:sz w:val="22"/>
+                <w:szCs w:val="22"/>
+                <w:color w:val="000000"/>
+              </w:rPr>
+            </w:pPr>
+            <w:r xmlns:w="http://schemas.openxmlformats.org/wordprocessingml/2006/main" xmlns:wp="http://schemas.openxmlformats.org/drawingml/2006/wordprocessingDrawing" xmlns:r="http://schemas.openxmlformats.org/officeDocument/2006/relationships" xmlns:w14="http://schemas.microsoft.com/office/word/2010/wordml">
+              <w:rPr>
+                <w:rFonts w:ascii="Arial" w:hAnsi="Arial" w:eastAsia="Arial" w:cs="Arial"/>
+                <w:i w:val="false"/>
+                <w:b w:val="true"/>
+                <w:u w:val="none"/>
+                <w:strike w:val="false"/>
+                <w:sz w:val="22"/>
+                <w:szCs w:val="22"/>
+                <w:color w:val="000000"/>
+              </w:rPr>
+              <w:t xml:space="preserve">orders</w:t>
+            </w:r>
+          </w:p>
+        </w:tc>
+      </w:tr>
+      <w:tr>
+        <w:trPr>
+          <w:trHeight w:val="600" w:hRule="auto"/>
+        </w:trPr>
+        <w:tc>
+          <w:tcPr>
+            <w:tcBorders>
+              <w:bottom w:val="single" w:sz="6" w:space="0" w:color="666666"/>
+              <w:top w:val="single" w:sz="12" w:space="0" w:color="666666"/>
+              <w:left w:val="none" w:sz="0" w:space="0" w:color="000000"/>
+              <w:right w:val="none" w:sz="0" w:space="0" w:color="000000"/>
+            </w:tcBorders>
+            <w:shd w:val="clear" w:color="auto" w:fill="FFFFFF"/>
+            <w:tcMar>
+              <w:top w:w="0" w:type="dxa"/>
+              <w:bottom w:w="0" w:type="dxa"/>
+              <w:left w:w="0" w:type="dxa"/>
+              <w:right w:w="0" w:type="dxa"/>
+            </w:tcMar>
+            <w:vAlign w:val="center"/>
+          </w:tcPr>
+          <w:p>
+            <w:pPr>
+              <w:jc w:val="left"/>
+              <w:pBdr>
+                <w:bottom w:val="none" w:sz="0" w:space="0" w:color="000000"/>
+                <w:top w:val="none" w:sz="0" w:space="0" w:color="000000"/>
+                <w:left w:val="none" w:sz="0" w:space="0" w:color="000000"/>
+                <w:right w:val="none" w:sz="0" w:space="0" w:color="000000"/>
+              </w:pBdr>
+              <w:spacing w:after="100" w:before="100" w:line="240"/>
+              <w:ind w:left="100" w:right="100" w:firstLine="0" w:firstLineChars="0"/>
+              <w:rPr>
+                <w:rFonts w:ascii="Arial" w:hAnsi="Arial" w:eastAsia="Arial" w:cs="Arial"/>
+                <w:i w:val="false"/>
+                <w:b w:val="false"/>
+                <w:u w:val="none"/>
+                <w:strike w:val="false"/>
+                <w:sz w:val="22"/>
+                <w:szCs w:val="22"/>
+                <w:color w:val="000000"/>
+              </w:rPr>
+            </w:pPr>
+            <w:r xmlns:w="http://schemas.openxmlformats.org/wordprocessingml/2006/main" xmlns:wp="http://schemas.openxmlformats.org/drawingml/2006/wordprocessingDrawing" xmlns:r="http://schemas.openxmlformats.org/officeDocument/2006/relationships" xmlns:w14="http://schemas.microsoft.com/office/word/2010/wordml">
+              <w:rPr>
+                <w:rFonts w:ascii="Arial" w:hAnsi="Arial" w:eastAsia="Arial" w:cs="Arial"/>
+                <w:i w:val="false"/>
+                <w:b w:val="false"/>
+                <w:u w:val="none"/>
+                <w:strike w:val="false"/>
+                <w:sz w:val="22"/>
+                <w:szCs w:val="22"/>
+                <w:color w:val="000000"/>
+              </w:rPr>
+              <w:t xml:space="preserve">Consumer</w:t>
+            </w:r>
+          </w:p>
+        </w:tc>
+        <w:tc>
+          <w:tcPr>
+            <w:tcBorders>
+              <w:bottom w:val="single" w:sz="6" w:space="0" w:color="666666"/>
+              <w:top w:val="single" w:sz="12" w:space="0" w:color="666666"/>
+              <w:left w:val="none" w:sz="0" w:space="0" w:color="000000"/>
+              <w:right w:val="none" w:sz="0" w:space="0" w:color="000000"/>
+            </w:tcBorders>
+            <w:shd w:val="clear" w:color="auto" w:fill="FFFFFF"/>
+            <w:tcMar>
+              <w:top w:w="0" w:type="dxa"/>
+              <w:bottom w:w="0" w:type="dxa"/>
+              <w:left w:w="0" w:type="dxa"/>
+              <w:right w:w="0" w:type="dxa"/>
+            </w:tcMar>
+            <w:vAlign w:val="center"/>
+          </w:tcPr>
+          <w:p>
+            <w:pPr>
+              <w:jc w:val="right"/>
+              <w:pBdr>
+                <w:bottom w:val="none" w:sz="0" w:space="0" w:color="000000"/>
+                <w:top w:val="none" w:sz="0" w:space="0" w:color="000000"/>
+                <w:left w:val="none" w:sz="0" w:space="0" w:color="000000"/>
+                <w:right w:val="none" w:sz="0" w:space="0" w:color="000000"/>
+              </w:pBdr>
+              <w:spacing w:after="100" w:before="100" w:line="240"/>
+              <w:ind w:left="100" w:right="100" w:firstLine="0" w:firstLineChars="0"/>
+              <w:rPr>
+                <w:rFonts w:ascii="Arial" w:hAnsi="Arial" w:eastAsia="Arial" w:cs="Arial"/>
+                <w:i w:val="false"/>
+                <w:b w:val="false"/>
+                <w:u w:val="none"/>
+                <w:strike w:val="false"/>
+                <w:sz w:val="22"/>
+                <w:szCs w:val="22"/>
+                <w:color w:val="000000"/>
+              </w:rPr>
+            </w:pPr>
+            <w:r xmlns:w="http://schemas.openxmlformats.org/wordprocessingml/2006/main" xmlns:wp="http://schemas.openxmlformats.org/drawingml/2006/wordprocessingDrawing" xmlns:r="http://schemas.openxmlformats.org/officeDocument/2006/relationships" xmlns:w14="http://schemas.microsoft.com/office/word/2010/wordml">
+              <w:rPr>
+                <w:rFonts w:ascii="Arial" w:hAnsi="Arial" w:eastAsia="Arial" w:cs="Arial"/>
+                <w:i w:val="false"/>
+                <w:b w:val="false"/>
+                <w:u w:val="none"/>
+                <w:strike w:val="false"/>
+                <w:sz w:val="22"/>
+                <w:szCs w:val="22"/>
+                <w:color w:val="000000"/>
+              </w:rPr>
+              <w:t xml:space="preserve">322.0004</w:t>
+            </w:r>
+          </w:p>
+        </w:tc>
+        <w:tc>
+          <w:tcPr>
+            <w:tcBorders>
+              <w:bottom w:val="single" w:sz="6" w:space="0" w:color="666666"/>
+              <w:top w:val="single" w:sz="12" w:space="0" w:color="666666"/>
+              <w:left w:val="none" w:sz="0" w:space="0" w:color="000000"/>
+              <w:right w:val="none" w:sz="0" w:space="0" w:color="000000"/>
+            </w:tcBorders>
+            <w:shd w:val="clear" w:color="auto" w:fill="FFFFFF"/>
+            <w:tcMar>
+              <w:top w:w="0" w:type="dxa"/>
+              <w:bottom w:w="0" w:type="dxa"/>
+              <w:left w:w="0" w:type="dxa"/>
+              <w:right w:w="0" w:type="dxa"/>
+            </w:tcMar>
+            <w:vAlign w:val="center"/>
+          </w:tcPr>
+          <w:p>
+            <w:pPr>
+              <w:jc w:val="right"/>
+              <w:pBdr>
+                <w:bottom w:val="none" w:sz="0" w:space="0" w:color="000000"/>
+                <w:top w:val="none" w:sz="0" w:space="0" w:color="000000"/>
+                <w:left w:val="none" w:sz="0" w:space="0" w:color="000000"/>
+                <w:right w:val="none" w:sz="0" w:space="0" w:color="000000"/>
+              </w:pBdr>
+              <w:spacing w:after="100" w:before="100" w:line="240"/>
+              <w:ind w:left="100" w:right="100" w:firstLine="0" w:firstLineChars="0"/>
+              <w:rPr>
+                <w:rFonts w:ascii="Arial" w:hAnsi="Arial" w:eastAsia="Arial" w:cs="Arial"/>
+                <w:i w:val="false"/>
+                <w:b w:val="false"/>
+                <w:u w:val="none"/>
+                <w:strike w:val="false"/>
+                <w:sz w:val="22"/>
+                <w:szCs w:val="22"/>
+                <w:color w:val="000000"/>
+              </w:rPr>
+            </w:pPr>
+            <w:r xmlns:w="http://schemas.openxmlformats.org/wordprocessingml/2006/main" xmlns:wp="http://schemas.openxmlformats.org/drawingml/2006/wordprocessingDrawing" xmlns:r="http://schemas.openxmlformats.org/officeDocument/2006/relationships" xmlns:w14="http://schemas.microsoft.com/office/word/2010/wordml">
+              <w:rPr>
+                <w:rFonts w:ascii="Arial" w:hAnsi="Arial" w:eastAsia="Arial" w:cs="Arial"/>
+                <w:i w:val="false"/>
+                <w:b w:val="false"/>
+                <w:u w:val="none"/>
+                <w:strike w:val="false"/>
+                <w:sz w:val="22"/>
+                <w:szCs w:val="22"/>
+                <w:color w:val="000000"/>
+              </w:rPr>
+              <w:t xml:space="preserve">160.5861</w:t>
+            </w:r>
+          </w:p>
+        </w:tc>
+        <w:tc>
+          <w:tcPr>
+            <w:tcBorders>
+              <w:bottom w:val="single" w:sz="6" w:space="0" w:color="666666"/>
+              <w:top w:val="single" w:sz="12" w:space="0" w:color="666666"/>
+              <w:left w:val="none" w:sz="0" w:space="0" w:color="000000"/>
+              <w:right w:val="none" w:sz="0" w:space="0" w:color="000000"/>
+            </w:tcBorders>
+            <w:shd w:val="clear" w:color="auto" w:fill="FFFFFF"/>
+            <w:tcMar>
+              <w:top w:w="0" w:type="dxa"/>
+              <w:bottom w:w="0" w:type="dxa"/>
+              <w:left w:w="0" w:type="dxa"/>
+              <w:right w:w="0" w:type="dxa"/>
+            </w:tcMar>
+            <w:vAlign w:val="center"/>
+          </w:tcPr>
+          <w:p>
+            <w:pPr>
+              <w:jc w:val="right"/>
+              <w:pBdr>
+                <w:bottom w:val="none" w:sz="0" w:space="0" w:color="000000"/>
+                <w:top w:val="none" w:sz="0" w:space="0" w:color="000000"/>
+                <w:left w:val="none" w:sz="0" w:space="0" w:color="000000"/>
+                <w:right w:val="none" w:sz="0" w:space="0" w:color="000000"/>
+              </w:pBdr>
+              <w:spacing w:after="100" w:before="100" w:line="240"/>
+              <w:ind w:left="100" w:right="100" w:firstLine="0" w:firstLineChars="0"/>
+              <w:rPr>
+                <w:rFonts w:ascii="Arial" w:hAnsi="Arial" w:eastAsia="Arial" w:cs="Arial"/>
+                <w:i w:val="false"/>
+                <w:b w:val="false"/>
+                <w:u w:val="none"/>
+                <w:strike w:val="false"/>
+                <w:sz w:val="22"/>
+                <w:szCs w:val="22"/>
+                <w:color w:val="000000"/>
+              </w:rPr>
+            </w:pPr>
+            <w:r xmlns:w="http://schemas.openxmlformats.org/wordprocessingml/2006/main" xmlns:wp="http://schemas.openxmlformats.org/drawingml/2006/wordprocessingDrawing" xmlns:r="http://schemas.openxmlformats.org/officeDocument/2006/relationships" xmlns:w14="http://schemas.microsoft.com/office/word/2010/wordml">
+              <w:rPr>
+                <w:rFonts w:ascii="Arial" w:hAnsi="Arial" w:eastAsia="Arial" w:cs="Arial"/>
+                <w:i w:val="false"/>
+                <w:b w:val="false"/>
+                <w:u w:val="none"/>
+                <w:strike w:val="false"/>
+                <w:sz w:val="22"/>
+                <w:szCs w:val="22"/>
+                <w:color w:val="000000"/>
+              </w:rPr>
+              <w:t xml:space="preserve">170,338.19</w:t>
+            </w:r>
+          </w:p>
+        </w:tc>
+        <w:tc>
+          <w:tcPr>
+            <w:tcBorders>
+              <w:bottom w:val="single" w:sz="6" w:space="0" w:color="666666"/>
+              <w:top w:val="single" w:sz="12" w:space="0" w:color="666666"/>
+              <w:left w:val="none" w:sz="0" w:space="0" w:color="000000"/>
+              <w:right w:val="none" w:sz="0" w:space="0" w:color="000000"/>
+            </w:tcBorders>
+            <w:shd w:val="clear" w:color="auto" w:fill="FFFFFF"/>
+            <w:tcMar>
+              <w:top w:w="0" w:type="dxa"/>
+              <w:bottom w:w="0" w:type="dxa"/>
+              <w:left w:w="0" w:type="dxa"/>
+              <w:right w:w="0" w:type="dxa"/>
+            </w:tcMar>
+            <w:vAlign w:val="center"/>
+          </w:tcPr>
+          <w:p>
+            <w:pPr>
+              <w:jc w:val="right"/>
+              <w:pBdr>
+                <w:bottom w:val="none" w:sz="0" w:space="0" w:color="000000"/>
+                <w:top w:val="none" w:sz="0" w:space="0" w:color="000000"/>
+                <w:left w:val="none" w:sz="0" w:space="0" w:color="000000"/>
+                <w:right w:val="none" w:sz="0" w:space="0" w:color="000000"/>
+              </w:pBdr>
+              <w:spacing w:after="100" w:before="100" w:line="240"/>
+              <w:ind w:left="100" w:right="100" w:firstLine="0" w:firstLineChars="0"/>
+              <w:rPr>
+                <w:rFonts w:ascii="Arial" w:hAnsi="Arial" w:eastAsia="Arial" w:cs="Arial"/>
+                <w:i w:val="false"/>
+                <w:b w:val="false"/>
+                <w:u w:val="none"/>
+                <w:strike w:val="false"/>
+                <w:sz w:val="22"/>
+                <w:szCs w:val="22"/>
+                <w:color w:val="000000"/>
+              </w:rPr>
+            </w:pPr>
+            <w:r xmlns:w="http://schemas.openxmlformats.org/wordprocessingml/2006/main" xmlns:wp="http://schemas.openxmlformats.org/drawingml/2006/wordprocessingDrawing" xmlns:r="http://schemas.openxmlformats.org/officeDocument/2006/relationships" xmlns:w14="http://schemas.microsoft.com/office/word/2010/wordml">
+              <w:rPr>
+                <w:rFonts w:ascii="Arial" w:hAnsi="Arial" w:eastAsia="Arial" w:cs="Arial"/>
+                <w:i w:val="false"/>
+                <w:b w:val="false"/>
+                <w:u w:val="none"/>
+                <w:strike w:val="false"/>
+                <w:sz w:val="22"/>
+                <w:szCs w:val="22"/>
+                <w:color w:val="000000"/>
+              </w:rPr>
+              <w:t xml:space="preserve">529</w:t>
+            </w:r>
+          </w:p>
+        </w:tc>
+      </w:tr>
+      <w:tr>
+        <w:trPr>
+          <w:trHeight w:val="600" w:hRule="auto"/>
+        </w:trPr>
+        <w:tc>
+          <w:tcPr>
+            <w:tcBorders>
+              <w:bottom w:val="single" w:sz="6" w:space="0" w:color="666666"/>
+              <w:top w:val="single" w:sz="6" w:space="0" w:color="666666"/>
+              <w:left w:val="none" w:sz="0" w:space="0" w:color="000000"/>
+              <w:right w:val="none" w:sz="0" w:space="0" w:color="000000"/>
+            </w:tcBorders>
+            <w:shd w:val="clear" w:color="auto" w:fill="FFFFFF"/>
+            <w:tcMar>
+              <w:top w:w="0" w:type="dxa"/>
+              <w:bottom w:w="0" w:type="dxa"/>
+              <w:left w:w="0" w:type="dxa"/>
+              <w:right w:w="0" w:type="dxa"/>
+            </w:tcMar>
+            <w:vAlign w:val="center"/>
+          </w:tcPr>
+          <w:p>
+            <w:pPr>
+              <w:jc w:val="left"/>
+              <w:pBdr>
+                <w:bottom w:val="none" w:sz="0" w:space="0" w:color="000000"/>
+                <w:top w:val="none" w:sz="0" w:space="0" w:color="000000"/>
+                <w:left w:val="none" w:sz="0" w:space="0" w:color="000000"/>
+                <w:right w:val="none" w:sz="0" w:space="0" w:color="000000"/>
+              </w:pBdr>
+              <w:spacing w:after="100" w:before="100" w:line="240"/>
+              <w:ind w:left="100" w:right="100" w:firstLine="0" w:firstLineChars="0"/>
+              <w:rPr>
+                <w:rFonts w:ascii="Arial" w:hAnsi="Arial" w:eastAsia="Arial" w:cs="Arial"/>
+                <w:i w:val="false"/>
+                <w:b w:val="false"/>
+                <w:u w:val="none"/>
+                <w:strike w:val="false"/>
+                <w:sz w:val="22"/>
+                <w:szCs w:val="22"/>
+                <w:color w:val="000000"/>
+              </w:rPr>
+            </w:pPr>
+            <w:r xmlns:w="http://schemas.openxmlformats.org/wordprocessingml/2006/main" xmlns:wp="http://schemas.openxmlformats.org/drawingml/2006/wordprocessingDrawing" xmlns:r="http://schemas.openxmlformats.org/officeDocument/2006/relationships" xmlns:w14="http://schemas.microsoft.com/office/word/2010/wordml">
+              <w:rPr>
+                <w:rFonts w:ascii="Arial" w:hAnsi="Arial" w:eastAsia="Arial" w:cs="Arial"/>
+                <w:i w:val="false"/>
+                <w:b w:val="false"/>
+                <w:u w:val="none"/>
+                <w:strike w:val="false"/>
+                <w:sz w:val="22"/>
+                <w:szCs w:val="22"/>
+                <w:color w:val="000000"/>
+              </w:rPr>
+              <w:t xml:space="preserve">Small Business</w:t>
+            </w:r>
+          </w:p>
+        </w:tc>
+        <w:tc>
+          <w:tcPr>
+            <w:tcBorders>
+              <w:bottom w:val="single" w:sz="6" w:space="0" w:color="666666"/>
+              <w:top w:val="single" w:sz="6" w:space="0" w:color="666666"/>
+              <w:left w:val="none" w:sz="0" w:space="0" w:color="000000"/>
+              <w:right w:val="none" w:sz="0" w:space="0" w:color="000000"/>
+            </w:tcBorders>
+            <w:shd w:val="clear" w:color="auto" w:fill="FFFFFF"/>
+            <w:tcMar>
+              <w:top w:w="0" w:type="dxa"/>
+              <w:bottom w:w="0" w:type="dxa"/>
+              <w:left w:w="0" w:type="dxa"/>
+              <w:right w:w="0" w:type="dxa"/>
+            </w:tcMar>
+            <w:vAlign w:val="center"/>
+          </w:tcPr>
+          <w:p>
+            <w:pPr>
+              <w:jc w:val="right"/>
+              <w:pBdr>
+                <w:bottom w:val="none" w:sz="0" w:space="0" w:color="000000"/>
+                <w:top w:val="none" w:sz="0" w:space="0" w:color="000000"/>
+                <w:left w:val="none" w:sz="0" w:space="0" w:color="000000"/>
+                <w:right w:val="none" w:sz="0" w:space="0" w:color="000000"/>
+              </w:pBdr>
+              <w:spacing w:after="100" w:before="100" w:line="240"/>
+              <w:ind w:left="100" w:right="100" w:firstLine="0" w:firstLineChars="0"/>
+              <w:rPr>
+                <w:rFonts w:ascii="Arial" w:hAnsi="Arial" w:eastAsia="Arial" w:cs="Arial"/>
+                <w:i w:val="false"/>
+                <w:b w:val="false"/>
+                <w:u w:val="none"/>
+                <w:strike w:val="false"/>
+                <w:sz w:val="22"/>
+                <w:szCs w:val="22"/>
+                <w:color w:val="000000"/>
+              </w:rPr>
+            </w:pPr>
+            <w:r xmlns:w="http://schemas.openxmlformats.org/wordprocessingml/2006/main" xmlns:wp="http://schemas.openxmlformats.org/drawingml/2006/wordprocessingDrawing" xmlns:r="http://schemas.openxmlformats.org/officeDocument/2006/relationships" xmlns:w14="http://schemas.microsoft.com/office/word/2010/wordml">
+              <w:rPr>
+                <w:rFonts w:ascii="Arial" w:hAnsi="Arial" w:eastAsia="Arial" w:cs="Arial"/>
+                <w:i w:val="false"/>
+                <w:b w:val="false"/>
+                <w:u w:val="none"/>
+                <w:strike w:val="false"/>
+                <w:sz w:val="22"/>
+                <w:szCs w:val="22"/>
+                <w:color w:val="000000"/>
+              </w:rPr>
+              <w:t xml:space="preserve">345.5468</w:t>
+            </w:r>
+          </w:p>
+        </w:tc>
+        <w:tc>
+          <w:tcPr>
+            <w:tcBorders>
+              <w:bottom w:val="single" w:sz="6" w:space="0" w:color="666666"/>
+              <w:top w:val="single" w:sz="6" w:space="0" w:color="666666"/>
+              <w:left w:val="none" w:sz="0" w:space="0" w:color="000000"/>
+              <w:right w:val="none" w:sz="0" w:space="0" w:color="000000"/>
+            </w:tcBorders>
+            <w:shd w:val="clear" w:color="auto" w:fill="FFFFFF"/>
+            <w:tcMar>
+              <w:top w:w="0" w:type="dxa"/>
+              <w:bottom w:w="0" w:type="dxa"/>
+              <w:left w:w="0" w:type="dxa"/>
+              <w:right w:w="0" w:type="dxa"/>
+            </w:tcMar>
+            <w:vAlign w:val="center"/>
+          </w:tcPr>
+          <w:p>
+            <w:pPr>
+              <w:jc w:val="right"/>
+              <w:pBdr>
+                <w:bottom w:val="none" w:sz="0" w:space="0" w:color="000000"/>
+                <w:top w:val="none" w:sz="0" w:space="0" w:color="000000"/>
+                <w:left w:val="none" w:sz="0" w:space="0" w:color="000000"/>
+                <w:right w:val="none" w:sz="0" w:space="0" w:color="000000"/>
+              </w:pBdr>
+              <w:spacing w:after="100" w:before="100" w:line="240"/>
+              <w:ind w:left="100" w:right="100" w:firstLine="0" w:firstLineChars="0"/>
+              <w:rPr>
+                <w:rFonts w:ascii="Arial" w:hAnsi="Arial" w:eastAsia="Arial" w:cs="Arial"/>
+                <w:i w:val="false"/>
+                <w:b w:val="false"/>
+                <w:u w:val="none"/>
+                <w:strike w:val="false"/>
+                <w:sz w:val="22"/>
+                <w:szCs w:val="22"/>
+                <w:color w:val="000000"/>
+              </w:rPr>
+            </w:pPr>
+            <w:r xmlns:w="http://schemas.openxmlformats.org/wordprocessingml/2006/main" xmlns:wp="http://schemas.openxmlformats.org/drawingml/2006/wordprocessingDrawing" xmlns:r="http://schemas.openxmlformats.org/officeDocument/2006/relationships" xmlns:w14="http://schemas.microsoft.com/office/word/2010/wordml">
+              <w:rPr>
+                <w:rFonts w:ascii="Arial" w:hAnsi="Arial" w:eastAsia="Arial" w:cs="Arial"/>
+                <w:i w:val="false"/>
+                <w:b w:val="false"/>
+                <w:u w:val="none"/>
+                <w:strike w:val="false"/>
+                <w:sz w:val="22"/>
+                <w:szCs w:val="22"/>
+                <w:color w:val="000000"/>
+              </w:rPr>
+              <w:t xml:space="preserve">161.9966</w:t>
+            </w:r>
+          </w:p>
+        </w:tc>
+        <w:tc>
+          <w:tcPr>
+            <w:tcBorders>
+              <w:bottom w:val="single" w:sz="6" w:space="0" w:color="666666"/>
+              <w:top w:val="single" w:sz="6" w:space="0" w:color="666666"/>
+              <w:left w:val="none" w:sz="0" w:space="0" w:color="000000"/>
+              <w:right w:val="none" w:sz="0" w:space="0" w:color="000000"/>
+            </w:tcBorders>
+            <w:shd w:val="clear" w:color="auto" w:fill="FFFFFF"/>
+            <w:tcMar>
+              <w:top w:w="0" w:type="dxa"/>
+              <w:bottom w:w="0" w:type="dxa"/>
+              <w:left w:w="0" w:type="dxa"/>
+              <w:right w:w="0" w:type="dxa"/>
+            </w:tcMar>
+            <w:vAlign w:val="center"/>
+          </w:tcPr>
+          <w:p>
+            <w:pPr>
+              <w:jc w:val="right"/>
+              <w:pBdr>
+                <w:bottom w:val="none" w:sz="0" w:space="0" w:color="000000"/>
+                <w:top w:val="none" w:sz="0" w:space="0" w:color="000000"/>
+                <w:left w:val="none" w:sz="0" w:space="0" w:color="000000"/>
+                <w:right w:val="none" w:sz="0" w:space="0" w:color="000000"/>
+              </w:pBdr>
+              <w:spacing w:after="100" w:before="100" w:line="240"/>
+              <w:ind w:left="100" w:right="100" w:firstLine="0" w:firstLineChars="0"/>
+              <w:rPr>
+                <w:rFonts w:ascii="Arial" w:hAnsi="Arial" w:eastAsia="Arial" w:cs="Arial"/>
+                <w:i w:val="false"/>
+                <w:b w:val="false"/>
+                <w:u w:val="none"/>
+                <w:strike w:val="false"/>
+                <w:sz w:val="22"/>
+                <w:szCs w:val="22"/>
+                <w:color w:val="000000"/>
+              </w:rPr>
+            </w:pPr>
+            <w:r xmlns:w="http://schemas.openxmlformats.org/wordprocessingml/2006/main" xmlns:wp="http://schemas.openxmlformats.org/drawingml/2006/wordprocessingDrawing" xmlns:r="http://schemas.openxmlformats.org/officeDocument/2006/relationships" xmlns:w14="http://schemas.microsoft.com/office/word/2010/wordml">
+              <w:rPr>
+                <w:rFonts w:ascii="Arial" w:hAnsi="Arial" w:eastAsia="Arial" w:cs="Arial"/>
+                <w:i w:val="false"/>
+                <w:b w:val="false"/>
+                <w:u w:val="none"/>
+                <w:strike w:val="false"/>
+                <w:sz w:val="22"/>
+                <w:szCs w:val="22"/>
+                <w:color w:val="000000"/>
+              </w:rPr>
+              <w:t xml:space="preserve">104,355.14</w:t>
+            </w:r>
+          </w:p>
+        </w:tc>
+        <w:tc>
+          <w:tcPr>
+            <w:tcBorders>
+              <w:bottom w:val="single" w:sz="6" w:space="0" w:color="666666"/>
+              <w:top w:val="single" w:sz="6" w:space="0" w:color="666666"/>
+              <w:left w:val="none" w:sz="0" w:space="0" w:color="000000"/>
+              <w:right w:val="none" w:sz="0" w:space="0" w:color="000000"/>
+            </w:tcBorders>
+            <w:shd w:val="clear" w:color="auto" w:fill="FFFFFF"/>
+            <w:tcMar>
+              <w:top w:w="0" w:type="dxa"/>
+              <w:bottom w:w="0" w:type="dxa"/>
+              <w:left w:w="0" w:type="dxa"/>
+              <w:right w:w="0" w:type="dxa"/>
+            </w:tcMar>
+            <w:vAlign w:val="center"/>
+          </w:tcPr>
+          <w:p>
+            <w:pPr>
+              <w:jc w:val="right"/>
+              <w:pBdr>
+                <w:bottom w:val="none" w:sz="0" w:space="0" w:color="000000"/>
+                <w:top w:val="none" w:sz="0" w:space="0" w:color="000000"/>
+                <w:left w:val="none" w:sz="0" w:space="0" w:color="000000"/>
+                <w:right w:val="none" w:sz="0" w:space="0" w:color="000000"/>
+              </w:pBdr>
+              <w:spacing w:after="100" w:before="100" w:line="240"/>
+              <w:ind w:left="100" w:right="100" w:firstLine="0" w:firstLineChars="0"/>
+              <w:rPr>
+                <w:rFonts w:ascii="Arial" w:hAnsi="Arial" w:eastAsia="Arial" w:cs="Arial"/>
+                <w:i w:val="false"/>
+                <w:b w:val="false"/>
+                <w:u w:val="none"/>
+                <w:strike w:val="false"/>
+                <w:sz w:val="22"/>
+                <w:szCs w:val="22"/>
+                <w:color w:val="000000"/>
+              </w:rPr>
+            </w:pPr>
+            <w:r xmlns:w="http://schemas.openxmlformats.org/wordprocessingml/2006/main" xmlns:wp="http://schemas.openxmlformats.org/drawingml/2006/wordprocessingDrawing" xmlns:r="http://schemas.openxmlformats.org/officeDocument/2006/relationships" xmlns:w14="http://schemas.microsoft.com/office/word/2010/wordml">
+              <w:rPr>
+                <w:rFonts w:ascii="Arial" w:hAnsi="Arial" w:eastAsia="Arial" w:cs="Arial"/>
+                <w:i w:val="false"/>
+                <w:b w:val="false"/>
+                <w:u w:val="none"/>
+                <w:strike w:val="false"/>
+                <w:sz w:val="22"/>
+                <w:szCs w:val="22"/>
+                <w:color w:val="000000"/>
+              </w:rPr>
+              <w:t xml:space="preserve">302</w:t>
+            </w:r>
+          </w:p>
+        </w:tc>
+      </w:tr>
+      <w:tr>
+        <w:trPr>
+          <w:trHeight w:val="615" w:hRule="auto"/>
+        </w:trPr>
+        <w:tc>
+          <w:tcPr>
+            <w:tcBorders>
+              <w:bottom w:val="single" w:sz="12" w:space="0" w:color="666666"/>
+              <w:top w:val="single" w:sz="6" w:space="0" w:color="666666"/>
+              <w:left w:val="none" w:sz="0" w:space="0" w:color="000000"/>
+              <w:right w:val="none" w:sz="0" w:space="0" w:color="000000"/>
+            </w:tcBorders>
+            <w:shd w:val="clear" w:color="auto" w:fill="FFFFFF"/>
+            <w:tcMar>
+              <w:top w:w="0" w:type="dxa"/>
+              <w:bottom w:w="0" w:type="dxa"/>
+              <w:left w:w="0" w:type="dxa"/>
+              <w:right w:w="0" w:type="dxa"/>
+            </w:tcMar>
+            <w:vAlign w:val="center"/>
+          </w:tcPr>
+          <w:p>
+            <w:pPr>
+              <w:jc w:val="left"/>
+              <w:pBdr>
+                <w:bottom w:val="none" w:sz="0" w:space="0" w:color="000000"/>
+                <w:top w:val="none" w:sz="0" w:space="0" w:color="000000"/>
+                <w:left w:val="none" w:sz="0" w:space="0" w:color="000000"/>
+                <w:right w:val="none" w:sz="0" w:space="0" w:color="000000"/>
+              </w:pBdr>
+              <w:spacing w:after="100" w:before="100" w:line="240"/>
+              <w:ind w:left="100" w:right="100" w:firstLine="0" w:firstLineChars="0"/>
+              <w:rPr>
+                <w:rFonts w:ascii="Arial" w:hAnsi="Arial" w:eastAsia="Arial" w:cs="Arial"/>
+                <w:i w:val="false"/>
+                <w:b w:val="false"/>
+                <w:u w:val="none"/>
+                <w:strike w:val="false"/>
+                <w:sz w:val="22"/>
+                <w:szCs w:val="22"/>
+                <w:color w:val="000000"/>
+              </w:rPr>
+            </w:pPr>
+            <w:r xmlns:w="http://schemas.openxmlformats.org/wordprocessingml/2006/main" xmlns:wp="http://schemas.openxmlformats.org/drawingml/2006/wordprocessingDrawing" xmlns:r="http://schemas.openxmlformats.org/officeDocument/2006/relationships" xmlns:w14="http://schemas.microsoft.com/office/word/2010/wordml">
+              <w:rPr>
+                <w:rFonts w:ascii="Arial" w:hAnsi="Arial" w:eastAsia="Arial" w:cs="Arial"/>
+                <w:i w:val="false"/>
+                <w:b w:val="false"/>
+                <w:u w:val="none"/>
+                <w:strike w:val="false"/>
+                <w:sz w:val="22"/>
+                <w:szCs w:val="22"/>
+                <w:color w:val="000000"/>
+              </w:rPr>
+              <w:t xml:space="preserve">Corporate</w:t>
+            </w:r>
+          </w:p>
+        </w:tc>
+        <w:tc>
+          <w:tcPr>
+            <w:tcBorders>
+              <w:bottom w:val="single" w:sz="12" w:space="0" w:color="666666"/>
+              <w:top w:val="single" w:sz="6" w:space="0" w:color="666666"/>
+              <w:left w:val="none" w:sz="0" w:space="0" w:color="000000"/>
+              <w:right w:val="none" w:sz="0" w:space="0" w:color="000000"/>
+            </w:tcBorders>
+            <w:shd w:val="clear" w:color="auto" w:fill="FFFFFF"/>
+            <w:tcMar>
+              <w:top w:w="0" w:type="dxa"/>
+              <w:bottom w:w="0" w:type="dxa"/>
+              <w:left w:w="0" w:type="dxa"/>
+              <w:right w:w="0" w:type="dxa"/>
+            </w:tcMar>
+            <w:vAlign w:val="center"/>
+          </w:tcPr>
+          <w:p>
+            <w:pPr>
+              <w:jc w:val="right"/>
+              <w:pBdr>
+                <w:bottom w:val="none" w:sz="0" w:space="0" w:color="000000"/>
+                <w:top w:val="none" w:sz="0" w:space="0" w:color="000000"/>
+                <w:left w:val="none" w:sz="0" w:space="0" w:color="000000"/>
+                <w:right w:val="none" w:sz="0" w:space="0" w:color="000000"/>
+              </w:pBdr>
+              <w:spacing w:after="100" w:before="100" w:line="240"/>
+              <w:ind w:left="100" w:right="100" w:firstLine="0" w:firstLineChars="0"/>
+              <w:rPr>
+                <w:rFonts w:ascii="Arial" w:hAnsi="Arial" w:eastAsia="Arial" w:cs="Arial"/>
+                <w:i w:val="false"/>
+                <w:b w:val="false"/>
+                <w:u w:val="none"/>
+                <w:strike w:val="false"/>
+                <w:sz w:val="22"/>
+                <w:szCs w:val="22"/>
+                <w:color w:val="000000"/>
+              </w:rPr>
+            </w:pPr>
+            <w:r xmlns:w="http://schemas.openxmlformats.org/wordprocessingml/2006/main" xmlns:wp="http://schemas.openxmlformats.org/drawingml/2006/wordprocessingDrawing" xmlns:r="http://schemas.openxmlformats.org/officeDocument/2006/relationships" xmlns:w14="http://schemas.microsoft.com/office/word/2010/wordml">
+              <w:rPr>
+                <w:rFonts w:ascii="Arial" w:hAnsi="Arial" w:eastAsia="Arial" w:cs="Arial"/>
+                <w:i w:val="false"/>
+                <w:b w:val="false"/>
+                <w:u w:val="none"/>
+                <w:strike w:val="false"/>
+                <w:sz w:val="22"/>
+                <w:szCs w:val="22"/>
+                <w:color w:val="000000"/>
+              </w:rPr>
+              <w:t xml:space="preserve">235.1714</w:t>
+            </w:r>
+          </w:p>
+        </w:tc>
+        <w:tc>
+          <w:tcPr>
+            <w:tcBorders>
+              <w:bottom w:val="single" w:sz="12" w:space="0" w:color="666666"/>
+              <w:top w:val="single" w:sz="6" w:space="0" w:color="666666"/>
+              <w:left w:val="none" w:sz="0" w:space="0" w:color="000000"/>
+              <w:right w:val="none" w:sz="0" w:space="0" w:color="000000"/>
+            </w:tcBorders>
+            <w:shd w:val="clear" w:color="auto" w:fill="FFFFFF"/>
+            <w:tcMar>
+              <w:top w:w="0" w:type="dxa"/>
+              <w:bottom w:w="0" w:type="dxa"/>
+              <w:left w:w="0" w:type="dxa"/>
+              <w:right w:w="0" w:type="dxa"/>
+            </w:tcMar>
+            <w:vAlign w:val="center"/>
+          </w:tcPr>
+          <w:p>
+            <w:pPr>
+              <w:jc w:val="right"/>
+              <w:pBdr>
+                <w:bottom w:val="none" w:sz="0" w:space="0" w:color="000000"/>
+                <w:top w:val="none" w:sz="0" w:space="0" w:color="000000"/>
+                <w:left w:val="none" w:sz="0" w:space="0" w:color="000000"/>
+                <w:right w:val="none" w:sz="0" w:space="0" w:color="000000"/>
+              </w:pBdr>
+              <w:spacing w:after="100" w:before="100" w:line="240"/>
+              <w:ind w:left="100" w:right="100" w:firstLine="0" w:firstLineChars="0"/>
+              <w:rPr>
+                <w:rFonts w:ascii="Arial" w:hAnsi="Arial" w:eastAsia="Arial" w:cs="Arial"/>
+                <w:i w:val="false"/>
+                <w:b w:val="false"/>
+                <w:u w:val="none"/>
+                <w:strike w:val="false"/>
+                <w:sz w:val="22"/>
+                <w:szCs w:val="22"/>
+                <w:color w:val="000000"/>
+              </w:rPr>
+            </w:pPr>
+            <w:r xmlns:w="http://schemas.openxmlformats.org/wordprocessingml/2006/main" xmlns:wp="http://schemas.openxmlformats.org/drawingml/2006/wordprocessingDrawing" xmlns:r="http://schemas.openxmlformats.org/officeDocument/2006/relationships" xmlns:w14="http://schemas.microsoft.com/office/word/2010/wordml">
+              <w:rPr>
+                <w:rFonts w:ascii="Arial" w:hAnsi="Arial" w:eastAsia="Arial" w:cs="Arial"/>
+                <w:i w:val="false"/>
+                <w:b w:val="false"/>
+                <w:u w:val="none"/>
+                <w:strike w:val="false"/>
+                <w:sz w:val="22"/>
+                <w:szCs w:val="22"/>
+                <w:color w:val="000000"/>
+              </w:rPr>
+              <w:t xml:space="preserve">135.3981</w:t>
+            </w:r>
+          </w:p>
+        </w:tc>
+        <w:tc>
+          <w:tcPr>
+            <w:tcBorders>
+              <w:bottom w:val="single" w:sz="12" w:space="0" w:color="666666"/>
+              <w:top w:val="single" w:sz="6" w:space="0" w:color="666666"/>
+              <w:left w:val="none" w:sz="0" w:space="0" w:color="000000"/>
+              <w:right w:val="none" w:sz="0" w:space="0" w:color="000000"/>
+            </w:tcBorders>
+            <w:shd w:val="clear" w:color="auto" w:fill="FFFFFF"/>
+            <w:tcMar>
+              <w:top w:w="0" w:type="dxa"/>
+              <w:bottom w:w="0" w:type="dxa"/>
+              <w:left w:w="0" w:type="dxa"/>
+              <w:right w:w="0" w:type="dxa"/>
+            </w:tcMar>
+            <w:vAlign w:val="center"/>
+          </w:tcPr>
+          <w:p>
+            <w:pPr>
+              <w:jc w:val="right"/>
+              <w:pBdr>
+                <w:bottom w:val="none" w:sz="0" w:space="0" w:color="000000"/>
+                <w:top w:val="none" w:sz="0" w:space="0" w:color="000000"/>
+                <w:left w:val="none" w:sz="0" w:space="0" w:color="000000"/>
+                <w:right w:val="none" w:sz="0" w:space="0" w:color="000000"/>
+              </w:pBdr>
+              <w:spacing w:after="100" w:before="100" w:line="240"/>
+              <w:ind w:left="100" w:right="100" w:firstLine="0" w:firstLineChars="0"/>
+              <w:rPr>
+                <w:rFonts w:ascii="Arial" w:hAnsi="Arial" w:eastAsia="Arial" w:cs="Arial"/>
+                <w:i w:val="false"/>
+                <w:b w:val="false"/>
+                <w:u w:val="none"/>
+                <w:strike w:val="false"/>
+                <w:sz w:val="22"/>
+                <w:szCs w:val="22"/>
+                <w:color w:val="000000"/>
+              </w:rPr>
+            </w:pPr>
+            <w:r xmlns:w="http://schemas.openxmlformats.org/wordprocessingml/2006/main" xmlns:wp="http://schemas.openxmlformats.org/drawingml/2006/wordprocessingDrawing" xmlns:r="http://schemas.openxmlformats.org/officeDocument/2006/relationships" xmlns:w14="http://schemas.microsoft.com/office/word/2010/wordml">
+              <w:rPr>
+                <w:rFonts w:ascii="Arial" w:hAnsi="Arial" w:eastAsia="Arial" w:cs="Arial"/>
+                <w:i w:val="false"/>
+                <w:b w:val="false"/>
+                <w:u w:val="none"/>
+                <w:strike w:val="false"/>
+                <w:sz w:val="22"/>
+                <w:szCs w:val="22"/>
+                <w:color w:val="000000"/>
+              </w:rPr>
+              <w:t xml:space="preserve">39,743.96</w:t>
+            </w:r>
+          </w:p>
+        </w:tc>
+        <w:tc>
+          <w:tcPr>
+            <w:tcBorders>
+              <w:bottom w:val="single" w:sz="12" w:space="0" w:color="666666"/>
+              <w:top w:val="single" w:sz="6" w:space="0" w:color="666666"/>
+              <w:left w:val="none" w:sz="0" w:space="0" w:color="000000"/>
+              <w:right w:val="none" w:sz="0" w:space="0" w:color="000000"/>
+            </w:tcBorders>
+            <w:shd w:val="clear" w:color="auto" w:fill="FFFFFF"/>
+            <w:tcMar>
+              <w:top w:w="0" w:type="dxa"/>
+              <w:bottom w:w="0" w:type="dxa"/>
+              <w:left w:w="0" w:type="dxa"/>
+              <w:right w:w="0" w:type="dxa"/>
+            </w:tcMar>
+            <w:vAlign w:val="center"/>
+          </w:tcPr>
+          <w:p>
+            <w:pPr>
+              <w:jc w:val="right"/>
+              <w:pBdr>
+                <w:bottom w:val="none" w:sz="0" w:space="0" w:color="000000"/>
+                <w:top w:val="none" w:sz="0" w:space="0" w:color="000000"/>
+                <w:left w:val="none" w:sz="0" w:space="0" w:color="000000"/>
+                <w:right w:val="none" w:sz="0" w:space="0" w:color="000000"/>
+              </w:pBdr>
+              <w:spacing w:after="100" w:before="100" w:line="240"/>
+              <w:ind w:left="100" w:right="100" w:firstLine="0" w:firstLineChars="0"/>
+              <w:rPr>
+                <w:rFonts w:ascii="Arial" w:hAnsi="Arial" w:eastAsia="Arial" w:cs="Arial"/>
+                <w:i w:val="false"/>
+                <w:b w:val="false"/>
+                <w:u w:val="none"/>
+                <w:strike w:val="false"/>
+                <w:sz w:val="22"/>
+                <w:szCs w:val="22"/>
+                <w:color w:val="000000"/>
+              </w:rPr>
+            </w:pPr>
+            <w:r xmlns:w="http://schemas.openxmlformats.org/wordprocessingml/2006/main" xmlns:wp="http://schemas.openxmlformats.org/drawingml/2006/wordprocessingDrawing" xmlns:r="http://schemas.openxmlformats.org/officeDocument/2006/relationships" xmlns:w14="http://schemas.microsoft.com/office/word/2010/wordml">
+              <w:rPr>
+                <w:rFonts w:ascii="Arial" w:hAnsi="Arial" w:eastAsia="Arial" w:cs="Arial"/>
+                <w:i w:val="false"/>
+                <w:b w:val="false"/>
+                <w:u w:val="none"/>
+                <w:strike w:val="false"/>
+                <w:sz w:val="22"/>
+                <w:szCs w:val="22"/>
+                <w:color w:val="000000"/>
+              </w:rPr>
+              <w:t xml:space="preserve">169</w:t>
+            </w:r>
+          </w:p>
+        </w:tc>
+      </w:tr>
+    </w:tbl>
+    <w:p>
+      <w:pPr>
+        <w:pStyle w:val="BodyText"/>
+      </w:pPr>
+      <w:r>
+        <w:t xml:space="preserve">Consumer genererar mest total försäljning (170338), medan Small Business spenderar mest per köp (346). Corporate bidrar minst både i antal ordrar (169) och total försäljning (39744).</w:t>
+      </w:r>
+    </w:p>
+    <w:tbl xmlns:w="http://schemas.openxmlformats.org/wordprocessingml/2006/main" xmlns:r="http://schemas.openxmlformats.org/officeDocument/2006/relationships" xmlns:w14="http://schemas.microsoft.com/office/word/2010/wordml" xmlns:wp="http://schemas.openxmlformats.org/drawingml/2006/wordprocessingDrawing" xmlns:a="http://schemas.openxmlformats.org/drawingml/2006/main" xmlns:pic="http://schemas.openxmlformats.org/drawingml/2006/picture">
+      <w:tblPr>
+        <w:tblLayout w:type="fixed"/>
+        <w:jc w:val="center"/>
+        <w:tblLook w:firstRow="1" w:lastRow="0" w:firstColumn="0" w:lastColumn="0" w:noHBand="0" w:noVBand="1"/>
+      </w:tblPr>
+      <w:tblGrid>
+        <w:gridCol w:w="1022"/>
+        <w:gridCol w:w="1512"/>
+        <w:gridCol w:w="1401"/>
+        <w:gridCol w:w="1034"/>
+        <w:gridCol w:w="1780"/>
+      </w:tblGrid>
+      <w:tr>
+        <w:trPr>
+          <w:trHeight w:val="614" w:hRule="auto"/>
+          <w:tblHeader/>
+        </w:trPr>
+        <w:tc>
+          <w:tcPr>
+            <w:tcBorders>
+              <w:bottom w:val="single" w:sz="12" w:space="0" w:color="666666"/>
+              <w:top w:val="single" w:sz="12" w:space="0" w:color="666666"/>
+              <w:left w:val="none" w:sz="0" w:space="0" w:color="000000"/>
+              <w:right w:val="none" w:sz="0" w:space="0" w:color="000000"/>
+            </w:tcBorders>
+            <w:shd w:val="clear" w:color="auto" w:fill="FFFFFF"/>
+            <w:tcMar>
+              <w:top w:w="0" w:type="dxa"/>
+              <w:bottom w:w="0" w:type="dxa"/>
+              <w:left w:w="0" w:type="dxa"/>
+              <w:right w:w="0" w:type="dxa"/>
+            </w:tcMar>
+            <w:vAlign w:val="center"/>
+          </w:tcPr>
+          <w:p>
+            <w:pPr>
+              <w:jc w:val="left"/>
+              <w:pBdr>
+                <w:bottom w:val="none" w:sz="0" w:space="0" w:color="000000"/>
+                <w:top w:val="none" w:sz="0" w:space="0" w:color="000000"/>
+                <w:left w:val="none" w:sz="0" w:space="0" w:color="000000"/>
+                <w:right w:val="none" w:sz="0" w:space="0" w:color="000000"/>
+              </w:pBdr>
+              <w:spacing w:after="100" w:before="100" w:line="240"/>
+              <w:ind w:left="100" w:right="100" w:firstLine="0" w:firstLineChars="0"/>
+              <w:rPr>
+                <w:rFonts w:ascii="Arial" w:hAnsi="Arial" w:eastAsia="Arial" w:cs="Arial"/>
+                <w:i w:val="false"/>
+                <w:b w:val="true"/>
+                <w:u w:val="none"/>
+                <w:strike w:val="false"/>
+                <w:sz w:val="22"/>
+                <w:szCs w:val="22"/>
+                <w:color w:val="000000"/>
+              </w:rPr>
+            </w:pPr>
+            <w:r xmlns:w="http://schemas.openxmlformats.org/wordprocessingml/2006/main" xmlns:wp="http://schemas.openxmlformats.org/drawingml/2006/wordprocessingDrawing" xmlns:r="http://schemas.openxmlformats.org/officeDocument/2006/relationships" xmlns:w14="http://schemas.microsoft.com/office/word/2010/wordml">
+              <w:rPr>
+                <w:rFonts w:ascii="Arial" w:hAnsi="Arial" w:eastAsia="Arial" w:cs="Arial"/>
+                <w:i w:val="false"/>
+                <w:b w:val="true"/>
+                <w:u w:val="none"/>
+                <w:strike w:val="false"/>
+                <w:sz w:val="22"/>
+                <w:szCs w:val="22"/>
+                <w:color w:val="000000"/>
+              </w:rPr>
+              <w:t xml:space="preserve">region</w:t>
+            </w:r>
+          </w:p>
+        </w:tc>
+        <w:tc>
+          <w:tcPr>
+            <w:tcBorders>
+              <w:bottom w:val="single" w:sz="12" w:space="0" w:color="666666"/>
+              <w:top w:val="single" w:sz="12" w:space="0" w:color="666666"/>
+              <w:left w:val="none" w:sz="0" w:space="0" w:color="000000"/>
+              <w:right w:val="none" w:sz="0" w:space="0" w:color="000000"/>
+            </w:tcBorders>
+            <w:shd w:val="clear" w:color="auto" w:fill="FFFFFF"/>
+            <w:tcMar>
+              <w:top w:w="0" w:type="dxa"/>
+              <w:bottom w:w="0" w:type="dxa"/>
+              <w:left w:w="0" w:type="dxa"/>
+              <w:right w:w="0" w:type="dxa"/>
+            </w:tcMar>
+            <w:vAlign w:val="center"/>
+          </w:tcPr>
+          <w:p>
+            <w:pPr>
+              <w:jc w:val="right"/>
+              <w:pBdr>
+                <w:bottom w:val="none" w:sz="0" w:space="0" w:color="000000"/>
+                <w:top w:val="none" w:sz="0" w:space="0" w:color="000000"/>
+                <w:left w:val="none" w:sz="0" w:space="0" w:color="000000"/>
+                <w:right w:val="none" w:sz="0" w:space="0" w:color="000000"/>
+              </w:pBdr>
+              <w:spacing w:after="100" w:before="100" w:line="240"/>
+              <w:ind w:left="100" w:right="100" w:firstLine="0" w:firstLineChars="0"/>
+              <w:rPr>
+                <w:rFonts w:ascii="Arial" w:hAnsi="Arial" w:eastAsia="Arial" w:cs="Arial"/>
+                <w:i w:val="false"/>
+                <w:b w:val="true"/>
+                <w:u w:val="none"/>
+                <w:strike w:val="false"/>
+                <w:sz w:val="22"/>
+                <w:szCs w:val="22"/>
+                <w:color w:val="000000"/>
+              </w:rPr>
+            </w:pPr>
+            <w:r xmlns:w="http://schemas.openxmlformats.org/wordprocessingml/2006/main" xmlns:wp="http://schemas.openxmlformats.org/drawingml/2006/wordprocessingDrawing" xmlns:r="http://schemas.openxmlformats.org/officeDocument/2006/relationships" xmlns:w14="http://schemas.microsoft.com/office/word/2010/wordml">
+              <w:rPr>
+                <w:rFonts w:ascii="Arial" w:hAnsi="Arial" w:eastAsia="Arial" w:cs="Arial"/>
+                <w:i w:val="false"/>
+                <w:b w:val="true"/>
+                <w:u w:val="none"/>
+                <w:strike w:val="false"/>
+                <w:sz w:val="22"/>
+                <w:szCs w:val="22"/>
+                <w:color w:val="000000"/>
+              </w:rPr>
+              <w:t xml:space="preserve">total_sales</w:t>
+            </w:r>
+          </w:p>
+        </w:tc>
+        <w:tc>
+          <w:tcPr>
+            <w:tcBorders>
+              <w:bottom w:val="single" w:sz="12" w:space="0" w:color="666666"/>
+              <w:top w:val="single" w:sz="12" w:space="0" w:color="666666"/>
+              <w:left w:val="none" w:sz="0" w:space="0" w:color="000000"/>
+              <w:right w:val="none" w:sz="0" w:space="0" w:color="000000"/>
+            </w:tcBorders>
+            <w:shd w:val="clear" w:color="auto" w:fill="FFFFFF"/>
+            <w:tcMar>
+              <w:top w:w="0" w:type="dxa"/>
+              <w:bottom w:w="0" w:type="dxa"/>
+              <w:left w:w="0" w:type="dxa"/>
+              <w:right w:w="0" w:type="dxa"/>
+            </w:tcMar>
+            <w:vAlign w:val="center"/>
+          </w:tcPr>
+          <w:p>
+            <w:pPr>
+              <w:jc w:val="right"/>
+              <w:pBdr>
+                <w:bottom w:val="none" w:sz="0" w:space="0" w:color="000000"/>
+                <w:top w:val="none" w:sz="0" w:space="0" w:color="000000"/>
+                <w:left w:val="none" w:sz="0" w:space="0" w:color="000000"/>
+                <w:right w:val="none" w:sz="0" w:space="0" w:color="000000"/>
+              </w:pBdr>
+              <w:spacing w:after="100" w:before="100" w:line="240"/>
+              <w:ind w:left="100" w:right="100" w:firstLine="0" w:firstLineChars="0"/>
+              <w:rPr>
+                <w:rFonts w:ascii="Arial" w:hAnsi="Arial" w:eastAsia="Arial" w:cs="Arial"/>
+                <w:i w:val="false"/>
+                <w:b w:val="true"/>
+                <w:u w:val="none"/>
+                <w:strike w:val="false"/>
+                <w:sz w:val="22"/>
+                <w:szCs w:val="22"/>
+                <w:color w:val="000000"/>
+              </w:rPr>
+            </w:pPr>
+            <w:r xmlns:w="http://schemas.openxmlformats.org/wordprocessingml/2006/main" xmlns:wp="http://schemas.openxmlformats.org/drawingml/2006/wordprocessingDrawing" xmlns:r="http://schemas.openxmlformats.org/officeDocument/2006/relationships" xmlns:w14="http://schemas.microsoft.com/office/word/2010/wordml">
+              <w:rPr>
+                <w:rFonts w:ascii="Arial" w:hAnsi="Arial" w:eastAsia="Arial" w:cs="Arial"/>
+                <w:i w:val="false"/>
+                <w:b w:val="true"/>
+                <w:u w:val="none"/>
+                <w:strike w:val="false"/>
+                <w:sz w:val="22"/>
+                <w:szCs w:val="22"/>
+                <w:color w:val="000000"/>
+              </w:rPr>
+              <w:t xml:space="preserve">avg_order</w:t>
+            </w:r>
+          </w:p>
+        </w:tc>
+        <w:tc>
+          <w:tcPr>
+            <w:tcBorders>
+              <w:bottom w:val="single" w:sz="12" w:space="0" w:color="666666"/>
+              <w:top w:val="single" w:sz="12" w:space="0" w:color="666666"/>
+              <w:left w:val="none" w:sz="0" w:space="0" w:color="000000"/>
+              <w:right w:val="none" w:sz="0" w:space="0" w:color="000000"/>
+            </w:tcBorders>
+            <w:shd w:val="clear" w:color="auto" w:fill="FFFFFF"/>
+            <w:tcMar>
+              <w:top w:w="0" w:type="dxa"/>
+              <w:bottom w:w="0" w:type="dxa"/>
+              <w:left w:w="0" w:type="dxa"/>
+              <w:right w:w="0" w:type="dxa"/>
+            </w:tcMar>
+            <w:vAlign w:val="center"/>
+          </w:tcPr>
+          <w:p>
+            <w:pPr>
+              <w:jc w:val="right"/>
+              <w:pBdr>
+                <w:bottom w:val="none" w:sz="0" w:space="0" w:color="000000"/>
+                <w:top w:val="none" w:sz="0" w:space="0" w:color="000000"/>
+                <w:left w:val="none" w:sz="0" w:space="0" w:color="000000"/>
+                <w:right w:val="none" w:sz="0" w:space="0" w:color="000000"/>
+              </w:pBdr>
+              <w:spacing w:after="100" w:before="100" w:line="240"/>
+              <w:ind w:left="100" w:right="100" w:firstLine="0" w:firstLineChars="0"/>
+              <w:rPr>
+                <w:rFonts w:ascii="Arial" w:hAnsi="Arial" w:eastAsia="Arial" w:cs="Arial"/>
+                <w:i w:val="false"/>
+                <w:b w:val="true"/>
+                <w:u w:val="none"/>
+                <w:strike w:val="false"/>
+                <w:sz w:val="22"/>
+                <w:szCs w:val="22"/>
+                <w:color w:val="000000"/>
+              </w:rPr>
+            </w:pPr>
+            <w:r xmlns:w="http://schemas.openxmlformats.org/wordprocessingml/2006/main" xmlns:wp="http://schemas.openxmlformats.org/drawingml/2006/wordprocessingDrawing" xmlns:r="http://schemas.openxmlformats.org/officeDocument/2006/relationships" xmlns:w14="http://schemas.microsoft.com/office/word/2010/wordml">
+              <w:rPr>
+                <w:rFonts w:ascii="Arial" w:hAnsi="Arial" w:eastAsia="Arial" w:cs="Arial"/>
+                <w:i w:val="false"/>
+                <w:b w:val="true"/>
+                <w:u w:val="none"/>
+                <w:strike w:val="false"/>
+                <w:sz w:val="22"/>
+                <w:szCs w:val="22"/>
+                <w:color w:val="000000"/>
+              </w:rPr>
+              <w:t xml:space="preserve">orders</w:t>
+            </w:r>
+          </w:p>
+        </w:tc>
+        <w:tc>
+          <w:tcPr>
+            <w:tcBorders>
+              <w:bottom w:val="single" w:sz="12" w:space="0" w:color="666666"/>
+              <w:top w:val="single" w:sz="12" w:space="0" w:color="666666"/>
+              <w:left w:val="none" w:sz="0" w:space="0" w:color="000000"/>
+              <w:right w:val="none" w:sz="0" w:space="0" w:color="000000"/>
+            </w:tcBorders>
+            <w:shd w:val="clear" w:color="auto" w:fill="FFFFFF"/>
+            <w:tcMar>
+              <w:top w:w="0" w:type="dxa"/>
+              <w:bottom w:w="0" w:type="dxa"/>
+              <w:left w:w="0" w:type="dxa"/>
+              <w:right w:w="0" w:type="dxa"/>
+            </w:tcMar>
+            <w:vAlign w:val="center"/>
+          </w:tcPr>
+          <w:p>
+            <w:pPr>
+              <w:jc w:val="right"/>
+              <w:pBdr>
+                <w:bottom w:val="none" w:sz="0" w:space="0" w:color="000000"/>
+                <w:top w:val="none" w:sz="0" w:space="0" w:color="000000"/>
+                <w:left w:val="none" w:sz="0" w:space="0" w:color="000000"/>
+                <w:right w:val="none" w:sz="0" w:space="0" w:color="000000"/>
+              </w:pBdr>
+              <w:spacing w:after="100" w:before="100" w:line="240"/>
+              <w:ind w:left="100" w:right="100" w:firstLine="0" w:firstLineChars="0"/>
+              <w:rPr>
+                <w:rFonts w:ascii="Arial" w:hAnsi="Arial" w:eastAsia="Arial" w:cs="Arial"/>
+                <w:i w:val="false"/>
+                <w:b w:val="true"/>
+                <w:u w:val="none"/>
+                <w:strike w:val="false"/>
+                <w:sz w:val="22"/>
+                <w:szCs w:val="22"/>
+                <w:color w:val="000000"/>
+              </w:rPr>
+            </w:pPr>
+            <w:r xmlns:w="http://schemas.openxmlformats.org/wordprocessingml/2006/main" xmlns:wp="http://schemas.openxmlformats.org/drawingml/2006/wordprocessingDrawing" xmlns:r="http://schemas.openxmlformats.org/officeDocument/2006/relationships" xmlns:w14="http://schemas.microsoft.com/office/word/2010/wordml">
+              <w:rPr>
+                <w:rFonts w:ascii="Arial" w:hAnsi="Arial" w:eastAsia="Arial" w:cs="Arial"/>
+                <w:i w:val="false"/>
+                <w:b w:val="true"/>
+                <w:u w:val="none"/>
+                <w:strike w:val="false"/>
+                <w:sz w:val="22"/>
+                <w:szCs w:val="22"/>
+                <w:color w:val="000000"/>
+              </w:rPr>
+              <w:t xml:space="preserve">sales_percent</w:t>
+            </w:r>
+          </w:p>
+        </w:tc>
+      </w:tr>
+      <w:tr>
+        <w:trPr>
+          <w:trHeight w:val="600" w:hRule="auto"/>
+        </w:trPr>
+        <w:tc>
+          <w:tcPr>
+            <w:tcBorders>
+              <w:bottom w:val="single" w:sz="6" w:space="0" w:color="666666"/>
+              <w:top w:val="single" w:sz="12" w:space="0" w:color="666666"/>
+              <w:left w:val="none" w:sz="0" w:space="0" w:color="000000"/>
+              <w:right w:val="none" w:sz="0" w:space="0" w:color="000000"/>
+            </w:tcBorders>
+            <w:shd w:val="clear" w:color="auto" w:fill="FFFFFF"/>
+            <w:tcMar>
+              <w:top w:w="0" w:type="dxa"/>
+              <w:bottom w:w="0" w:type="dxa"/>
+              <w:left w:w="0" w:type="dxa"/>
+              <w:right w:w="0" w:type="dxa"/>
+            </w:tcMar>
+            <w:vAlign w:val="center"/>
+          </w:tcPr>
+          <w:p>
+            <w:pPr>
+              <w:jc w:val="left"/>
+              <w:pBdr>
+                <w:bottom w:val="none" w:sz="0" w:space="0" w:color="000000"/>
+                <w:top w:val="none" w:sz="0" w:space="0" w:color="000000"/>
+                <w:left w:val="none" w:sz="0" w:space="0" w:color="000000"/>
+                <w:right w:val="none" w:sz="0" w:space="0" w:color="000000"/>
+              </w:pBdr>
+              <w:spacing w:after="100" w:before="100" w:line="240"/>
+              <w:ind w:left="100" w:right="100" w:firstLine="0" w:firstLineChars="0"/>
+              <w:rPr>
+                <w:rFonts w:ascii="Arial" w:hAnsi="Arial" w:eastAsia="Arial" w:cs="Arial"/>
+                <w:i w:val="false"/>
+                <w:b w:val="false"/>
+                <w:u w:val="none"/>
+                <w:strike w:val="false"/>
+                <w:sz w:val="22"/>
+                <w:szCs w:val="22"/>
+                <w:color w:val="000000"/>
+              </w:rPr>
+            </w:pPr>
+            <w:r xmlns:w="http://schemas.openxmlformats.org/wordprocessingml/2006/main" xmlns:wp="http://schemas.openxmlformats.org/drawingml/2006/wordprocessingDrawing" xmlns:r="http://schemas.openxmlformats.org/officeDocument/2006/relationships" xmlns:w14="http://schemas.microsoft.com/office/word/2010/wordml">
+              <w:rPr>
+                <w:rFonts w:ascii="Arial" w:hAnsi="Arial" w:eastAsia="Arial" w:cs="Arial"/>
+                <w:i w:val="false"/>
+                <w:b w:val="false"/>
+                <w:u w:val="none"/>
+                <w:strike w:val="false"/>
+                <w:sz w:val="22"/>
+                <w:szCs w:val="22"/>
+                <w:color w:val="000000"/>
+              </w:rPr>
+              <w:t xml:space="preserve">North</w:t>
+            </w:r>
+          </w:p>
+        </w:tc>
+        <w:tc>
+          <w:tcPr>
+            <w:tcBorders>
+              <w:bottom w:val="single" w:sz="6" w:space="0" w:color="666666"/>
+              <w:top w:val="single" w:sz="12" w:space="0" w:color="666666"/>
+              <w:left w:val="none" w:sz="0" w:space="0" w:color="000000"/>
+              <w:right w:val="none" w:sz="0" w:space="0" w:color="000000"/>
+            </w:tcBorders>
+            <w:shd w:val="clear" w:color="auto" w:fill="FFFFFF"/>
+            <w:tcMar>
+              <w:top w:w="0" w:type="dxa"/>
+              <w:bottom w:w="0" w:type="dxa"/>
+              <w:left w:w="0" w:type="dxa"/>
+              <w:right w:w="0" w:type="dxa"/>
+            </w:tcMar>
+            <w:vAlign w:val="center"/>
+          </w:tcPr>
+          <w:p>
+            <w:pPr>
+              <w:jc w:val="right"/>
+              <w:pBdr>
+                <w:bottom w:val="none" w:sz="0" w:space="0" w:color="000000"/>
+                <w:top w:val="none" w:sz="0" w:space="0" w:color="000000"/>
+                <w:left w:val="none" w:sz="0" w:space="0" w:color="000000"/>
+                <w:right w:val="none" w:sz="0" w:space="0" w:color="000000"/>
+              </w:pBdr>
+              <w:spacing w:after="100" w:before="100" w:line="240"/>
+              <w:ind w:left="100" w:right="100" w:firstLine="0" w:firstLineChars="0"/>
+              <w:rPr>
+                <w:rFonts w:ascii="Arial" w:hAnsi="Arial" w:eastAsia="Arial" w:cs="Arial"/>
+                <w:i w:val="false"/>
+                <w:b w:val="false"/>
+                <w:u w:val="none"/>
+                <w:strike w:val="false"/>
+                <w:sz w:val="22"/>
+                <w:szCs w:val="22"/>
+                <w:color w:val="000000"/>
+              </w:rPr>
+            </w:pPr>
+            <w:r xmlns:w="http://schemas.openxmlformats.org/wordprocessingml/2006/main" xmlns:wp="http://schemas.openxmlformats.org/drawingml/2006/wordprocessingDrawing" xmlns:r="http://schemas.openxmlformats.org/officeDocument/2006/relationships" xmlns:w14="http://schemas.microsoft.com/office/word/2010/wordml">
+              <w:rPr>
+                <w:rFonts w:ascii="Arial" w:hAnsi="Arial" w:eastAsia="Arial" w:cs="Arial"/>
+                <w:i w:val="false"/>
+                <w:b w:val="false"/>
+                <w:u w:val="none"/>
+                <w:strike w:val="false"/>
+                <w:sz w:val="22"/>
+                <w:szCs w:val="22"/>
+                <w:color w:val="000000"/>
+              </w:rPr>
+              <w:t xml:space="preserve">116,544.40</w:t>
+            </w:r>
+          </w:p>
+        </w:tc>
+        <w:tc>
+          <w:tcPr>
+            <w:tcBorders>
+              <w:bottom w:val="single" w:sz="6" w:space="0" w:color="666666"/>
+              <w:top w:val="single" w:sz="12" w:space="0" w:color="666666"/>
+              <w:left w:val="none" w:sz="0" w:space="0" w:color="000000"/>
+              <w:right w:val="none" w:sz="0" w:space="0" w:color="000000"/>
+            </w:tcBorders>
+            <w:shd w:val="clear" w:color="auto" w:fill="FFFFFF"/>
+            <w:tcMar>
+              <w:top w:w="0" w:type="dxa"/>
+              <w:bottom w:w="0" w:type="dxa"/>
+              <w:left w:w="0" w:type="dxa"/>
+              <w:right w:w="0" w:type="dxa"/>
+            </w:tcMar>
+            <w:vAlign w:val="center"/>
+          </w:tcPr>
+          <w:p>
+            <w:pPr>
+              <w:jc w:val="right"/>
+              <w:pBdr>
+                <w:bottom w:val="none" w:sz="0" w:space="0" w:color="000000"/>
+                <w:top w:val="none" w:sz="0" w:space="0" w:color="000000"/>
+                <w:left w:val="none" w:sz="0" w:space="0" w:color="000000"/>
+                <w:right w:val="none" w:sz="0" w:space="0" w:color="000000"/>
+              </w:pBdr>
+              <w:spacing w:after="100" w:before="100" w:line="240"/>
+              <w:ind w:left="100" w:right="100" w:firstLine="0" w:firstLineChars="0"/>
+              <w:rPr>
+                <w:rFonts w:ascii="Arial" w:hAnsi="Arial" w:eastAsia="Arial" w:cs="Arial"/>
+                <w:i w:val="false"/>
+                <w:b w:val="false"/>
+                <w:u w:val="none"/>
+                <w:strike w:val="false"/>
+                <w:sz w:val="22"/>
+                <w:szCs w:val="22"/>
+                <w:color w:val="000000"/>
+              </w:rPr>
+            </w:pPr>
+            <w:r xmlns:w="http://schemas.openxmlformats.org/wordprocessingml/2006/main" xmlns:wp="http://schemas.openxmlformats.org/drawingml/2006/wordprocessingDrawing" xmlns:r="http://schemas.openxmlformats.org/officeDocument/2006/relationships" xmlns:w14="http://schemas.microsoft.com/office/word/2010/wordml">
+              <w:rPr>
+                <w:rFonts w:ascii="Arial" w:hAnsi="Arial" w:eastAsia="Arial" w:cs="Arial"/>
+                <w:i w:val="false"/>
+                <w:b w:val="false"/>
+                <w:u w:val="none"/>
+                <w:strike w:val="false"/>
+                <w:sz w:val="22"/>
+                <w:szCs w:val="22"/>
+                <w:color w:val="000000"/>
+              </w:rPr>
+              <w:t xml:space="preserve">329.2215</w:t>
+            </w:r>
+          </w:p>
+        </w:tc>
+        <w:tc>
+          <w:tcPr>
+            <w:tcBorders>
+              <w:bottom w:val="single" w:sz="6" w:space="0" w:color="666666"/>
+              <w:top w:val="single" w:sz="12" w:space="0" w:color="666666"/>
+              <w:left w:val="none" w:sz="0" w:space="0" w:color="000000"/>
+              <w:right w:val="none" w:sz="0" w:space="0" w:color="000000"/>
+            </w:tcBorders>
+            <w:shd w:val="clear" w:color="auto" w:fill="FFFFFF"/>
+            <w:tcMar>
+              <w:top w:w="0" w:type="dxa"/>
+              <w:bottom w:w="0" w:type="dxa"/>
+              <w:left w:w="0" w:type="dxa"/>
+              <w:right w:w="0" w:type="dxa"/>
+            </w:tcMar>
+            <w:vAlign w:val="center"/>
+          </w:tcPr>
+          <w:p>
+            <w:pPr>
+              <w:jc w:val="right"/>
+              <w:pBdr>
+                <w:bottom w:val="none" w:sz="0" w:space="0" w:color="000000"/>
+                <w:top w:val="none" w:sz="0" w:space="0" w:color="000000"/>
+                <w:left w:val="none" w:sz="0" w:space="0" w:color="000000"/>
+                <w:right w:val="none" w:sz="0" w:space="0" w:color="000000"/>
+              </w:pBdr>
+              <w:spacing w:after="100" w:before="100" w:line="240"/>
+              <w:ind w:left="100" w:right="100" w:firstLine="0" w:firstLineChars="0"/>
+              <w:rPr>
+                <w:rFonts w:ascii="Arial" w:hAnsi="Arial" w:eastAsia="Arial" w:cs="Arial"/>
+                <w:i w:val="false"/>
+                <w:b w:val="false"/>
+                <w:u w:val="none"/>
+                <w:strike w:val="false"/>
+                <w:sz w:val="22"/>
+                <w:szCs w:val="22"/>
+                <w:color w:val="000000"/>
+              </w:rPr>
+            </w:pPr>
+            <w:r xmlns:w="http://schemas.openxmlformats.org/wordprocessingml/2006/main" xmlns:wp="http://schemas.openxmlformats.org/drawingml/2006/wordprocessingDrawing" xmlns:r="http://schemas.openxmlformats.org/officeDocument/2006/relationships" xmlns:w14="http://schemas.microsoft.com/office/word/2010/wordml">
+              <w:rPr>
+                <w:rFonts w:ascii="Arial" w:hAnsi="Arial" w:eastAsia="Arial" w:cs="Arial"/>
+                <w:i w:val="false"/>
+                <w:b w:val="false"/>
+                <w:u w:val="none"/>
+                <w:strike w:val="false"/>
+                <w:sz w:val="22"/>
+                <w:szCs w:val="22"/>
+                <w:color w:val="000000"/>
+              </w:rPr>
+              <w:t xml:space="preserve">354</w:t>
+            </w:r>
+          </w:p>
+        </w:tc>
+        <w:tc>
+          <w:tcPr>
+            <w:tcBorders>
+              <w:bottom w:val="single" w:sz="6" w:space="0" w:color="666666"/>
+              <w:top w:val="single" w:sz="12" w:space="0" w:color="666666"/>
+              <w:left w:val="none" w:sz="0" w:space="0" w:color="000000"/>
+              <w:right w:val="none" w:sz="0" w:space="0" w:color="000000"/>
+            </w:tcBorders>
+            <w:shd w:val="clear" w:color="auto" w:fill="FFFFFF"/>
+            <w:tcMar>
+              <w:top w:w="0" w:type="dxa"/>
+              <w:bottom w:w="0" w:type="dxa"/>
+              <w:left w:w="0" w:type="dxa"/>
+              <w:right w:w="0" w:type="dxa"/>
+            </w:tcMar>
+            <w:vAlign w:val="center"/>
+          </w:tcPr>
+          <w:p>
+            <w:pPr>
+              <w:jc w:val="right"/>
+              <w:pBdr>
+                <w:bottom w:val="none" w:sz="0" w:space="0" w:color="000000"/>
+                <w:top w:val="none" w:sz="0" w:space="0" w:color="000000"/>
+                <w:left w:val="none" w:sz="0" w:space="0" w:color="000000"/>
+                <w:right w:val="none" w:sz="0" w:space="0" w:color="000000"/>
+              </w:pBdr>
+              <w:spacing w:after="100" w:before="100" w:line="240"/>
+              <w:ind w:left="100" w:right="100" w:firstLine="0" w:firstLineChars="0"/>
+              <w:rPr>
+                <w:rFonts w:ascii="Arial" w:hAnsi="Arial" w:eastAsia="Arial" w:cs="Arial"/>
+                <w:i w:val="false"/>
+                <w:b w:val="false"/>
+                <w:u w:val="none"/>
+                <w:strike w:val="false"/>
+                <w:sz w:val="22"/>
+                <w:szCs w:val="22"/>
+                <w:color w:val="000000"/>
+              </w:rPr>
+            </w:pPr>
+            <w:r xmlns:w="http://schemas.openxmlformats.org/wordprocessingml/2006/main" xmlns:wp="http://schemas.openxmlformats.org/drawingml/2006/wordprocessingDrawing" xmlns:r="http://schemas.openxmlformats.org/officeDocument/2006/relationships" xmlns:w14="http://schemas.microsoft.com/office/word/2010/wordml">
+              <w:rPr>
+                <w:rFonts w:ascii="Arial" w:hAnsi="Arial" w:eastAsia="Arial" w:cs="Arial"/>
+                <w:i w:val="false"/>
+                <w:b w:val="false"/>
+                <w:u w:val="none"/>
+                <w:strike w:val="false"/>
+                <w:sz w:val="22"/>
+                <w:szCs w:val="22"/>
+                <w:color w:val="000000"/>
+              </w:rPr>
+              <w:t xml:space="preserve">37.06443</w:t>
+            </w:r>
+          </w:p>
+        </w:tc>
+      </w:tr>
+      <w:tr>
+        <w:trPr>
+          <w:trHeight w:val="600" w:hRule="auto"/>
+        </w:trPr>
+        <w:tc>
+          <w:tcPr>
+            <w:tcBorders>
+              <w:bottom w:val="single" w:sz="6" w:space="0" w:color="666666"/>
+              <w:top w:val="single" w:sz="6" w:space="0" w:color="666666"/>
+              <w:left w:val="none" w:sz="0" w:space="0" w:color="000000"/>
+              <w:right w:val="none" w:sz="0" w:space="0" w:color="000000"/>
+            </w:tcBorders>
+            <w:shd w:val="clear" w:color="auto" w:fill="FFFFFF"/>
+            <w:tcMar>
+              <w:top w:w="0" w:type="dxa"/>
+              <w:bottom w:w="0" w:type="dxa"/>
+              <w:left w:w="0" w:type="dxa"/>
+              <w:right w:w="0" w:type="dxa"/>
+            </w:tcMar>
+            <w:vAlign w:val="center"/>
+          </w:tcPr>
+          <w:p>
+            <w:pPr>
+              <w:jc w:val="left"/>
+              <w:pBdr>
+                <w:bottom w:val="none" w:sz="0" w:space="0" w:color="000000"/>
+                <w:top w:val="none" w:sz="0" w:space="0" w:color="000000"/>
+                <w:left w:val="none" w:sz="0" w:space="0" w:color="000000"/>
+                <w:right w:val="none" w:sz="0" w:space="0" w:color="000000"/>
+              </w:pBdr>
+              <w:spacing w:after="100" w:before="100" w:line="240"/>
+              <w:ind w:left="100" w:right="100" w:firstLine="0" w:firstLineChars="0"/>
+              <w:rPr>
+                <w:rFonts w:ascii="Arial" w:hAnsi="Arial" w:eastAsia="Arial" w:cs="Arial"/>
+                <w:i w:val="false"/>
+                <w:b w:val="false"/>
+                <w:u w:val="none"/>
+                <w:strike w:val="false"/>
+                <w:sz w:val="22"/>
+                <w:szCs w:val="22"/>
+                <w:color w:val="000000"/>
+              </w:rPr>
+            </w:pPr>
+            <w:r xmlns:w="http://schemas.openxmlformats.org/wordprocessingml/2006/main" xmlns:wp="http://schemas.openxmlformats.org/drawingml/2006/wordprocessingDrawing" xmlns:r="http://schemas.openxmlformats.org/officeDocument/2006/relationships" xmlns:w14="http://schemas.microsoft.com/office/word/2010/wordml">
+              <w:rPr>
+                <w:rFonts w:ascii="Arial" w:hAnsi="Arial" w:eastAsia="Arial" w:cs="Arial"/>
+                <w:i w:val="false"/>
+                <w:b w:val="false"/>
+                <w:u w:val="none"/>
+                <w:strike w:val="false"/>
+                <w:sz w:val="22"/>
+                <w:szCs w:val="22"/>
+                <w:color w:val="000000"/>
+              </w:rPr>
+              <w:t xml:space="preserve">West</w:t>
+            </w:r>
+          </w:p>
+        </w:tc>
+        <w:tc>
+          <w:tcPr>
+            <w:tcBorders>
+              <w:bottom w:val="single" w:sz="6" w:space="0" w:color="666666"/>
+              <w:top w:val="single" w:sz="6" w:space="0" w:color="666666"/>
+              <w:left w:val="none" w:sz="0" w:space="0" w:color="000000"/>
+              <w:right w:val="none" w:sz="0" w:space="0" w:color="000000"/>
+            </w:tcBorders>
+            <w:shd w:val="clear" w:color="auto" w:fill="FFFFFF"/>
+            <w:tcMar>
+              <w:top w:w="0" w:type="dxa"/>
+              <w:bottom w:w="0" w:type="dxa"/>
+              <w:left w:w="0" w:type="dxa"/>
+              <w:right w:w="0" w:type="dxa"/>
+            </w:tcMar>
+            <w:vAlign w:val="center"/>
+          </w:tcPr>
+          <w:p>
+            <w:pPr>
+              <w:jc w:val="right"/>
+              <w:pBdr>
+                <w:bottom w:val="none" w:sz="0" w:space="0" w:color="000000"/>
+                <w:top w:val="none" w:sz="0" w:space="0" w:color="000000"/>
+                <w:left w:val="none" w:sz="0" w:space="0" w:color="000000"/>
+                <w:right w:val="none" w:sz="0" w:space="0" w:color="000000"/>
+              </w:pBdr>
+              <w:spacing w:after="100" w:before="100" w:line="240"/>
+              <w:ind w:left="100" w:right="100" w:firstLine="0" w:firstLineChars="0"/>
+              <w:rPr>
+                <w:rFonts w:ascii="Arial" w:hAnsi="Arial" w:eastAsia="Arial" w:cs="Arial"/>
+                <w:i w:val="false"/>
+                <w:b w:val="false"/>
+                <w:u w:val="none"/>
+                <w:strike w:val="false"/>
+                <w:sz w:val="22"/>
+                <w:szCs w:val="22"/>
+                <w:color w:val="000000"/>
+              </w:rPr>
+            </w:pPr>
+            <w:r xmlns:w="http://schemas.openxmlformats.org/wordprocessingml/2006/main" xmlns:wp="http://schemas.openxmlformats.org/drawingml/2006/wordprocessingDrawing" xmlns:r="http://schemas.openxmlformats.org/officeDocument/2006/relationships" xmlns:w14="http://schemas.microsoft.com/office/word/2010/wordml">
+              <w:rPr>
+                <w:rFonts w:ascii="Arial" w:hAnsi="Arial" w:eastAsia="Arial" w:cs="Arial"/>
+                <w:i w:val="false"/>
+                <w:b w:val="false"/>
+                <w:u w:val="none"/>
+                <w:strike w:val="false"/>
+                <w:sz w:val="22"/>
+                <w:szCs w:val="22"/>
+                <w:color w:val="000000"/>
+              </w:rPr>
+              <w:t xml:space="preserve">79,603.38</w:t>
+            </w:r>
+          </w:p>
+        </w:tc>
+        <w:tc>
+          <w:tcPr>
+            <w:tcBorders>
+              <w:bottom w:val="single" w:sz="6" w:space="0" w:color="666666"/>
+              <w:top w:val="single" w:sz="6" w:space="0" w:color="666666"/>
+              <w:left w:val="none" w:sz="0" w:space="0" w:color="000000"/>
+              <w:right w:val="none" w:sz="0" w:space="0" w:color="000000"/>
+            </w:tcBorders>
+            <w:shd w:val="clear" w:color="auto" w:fill="FFFFFF"/>
+            <w:tcMar>
+              <w:top w:w="0" w:type="dxa"/>
+              <w:bottom w:w="0" w:type="dxa"/>
+              <w:left w:w="0" w:type="dxa"/>
+              <w:right w:w="0" w:type="dxa"/>
+            </w:tcMar>
+            <w:vAlign w:val="center"/>
+          </w:tcPr>
+          <w:p>
+            <w:pPr>
+              <w:jc w:val="right"/>
+              <w:pBdr>
+                <w:bottom w:val="none" w:sz="0" w:space="0" w:color="000000"/>
+                <w:top w:val="none" w:sz="0" w:space="0" w:color="000000"/>
+                <w:left w:val="none" w:sz="0" w:space="0" w:color="000000"/>
+                <w:right w:val="none" w:sz="0" w:space="0" w:color="000000"/>
+              </w:pBdr>
+              <w:spacing w:after="100" w:before="100" w:line="240"/>
+              <w:ind w:left="100" w:right="100" w:firstLine="0" w:firstLineChars="0"/>
+              <w:rPr>
+                <w:rFonts w:ascii="Arial" w:hAnsi="Arial" w:eastAsia="Arial" w:cs="Arial"/>
+                <w:i w:val="false"/>
+                <w:b w:val="false"/>
+                <w:u w:val="none"/>
+                <w:strike w:val="false"/>
+                <w:sz w:val="22"/>
+                <w:szCs w:val="22"/>
+                <w:color w:val="000000"/>
+              </w:rPr>
+            </w:pPr>
+            <w:r xmlns:w="http://schemas.openxmlformats.org/wordprocessingml/2006/main" xmlns:wp="http://schemas.openxmlformats.org/drawingml/2006/wordprocessingDrawing" xmlns:r="http://schemas.openxmlformats.org/officeDocument/2006/relationships" xmlns:w14="http://schemas.microsoft.com/office/word/2010/wordml">
+              <w:rPr>
+                <w:rFonts w:ascii="Arial" w:hAnsi="Arial" w:eastAsia="Arial" w:cs="Arial"/>
+                <w:i w:val="false"/>
+                <w:b w:val="false"/>
+                <w:u w:val="none"/>
+                <w:strike w:val="false"/>
+                <w:sz w:val="22"/>
+                <w:szCs w:val="22"/>
+                <w:color w:val="000000"/>
+              </w:rPr>
+              <w:t xml:space="preserve">304.9938</w:t>
+            </w:r>
+          </w:p>
+        </w:tc>
+        <w:tc>
+          <w:tcPr>
+            <w:tcBorders>
+              <w:bottom w:val="single" w:sz="6" w:space="0" w:color="666666"/>
+              <w:top w:val="single" w:sz="6" w:space="0" w:color="666666"/>
+              <w:left w:val="none" w:sz="0" w:space="0" w:color="000000"/>
+              <w:right w:val="none" w:sz="0" w:space="0" w:color="000000"/>
+            </w:tcBorders>
+            <w:shd w:val="clear" w:color="auto" w:fill="FFFFFF"/>
+            <w:tcMar>
+              <w:top w:w="0" w:type="dxa"/>
+              <w:bottom w:w="0" w:type="dxa"/>
+              <w:left w:w="0" w:type="dxa"/>
+              <w:right w:w="0" w:type="dxa"/>
+            </w:tcMar>
+            <w:vAlign w:val="center"/>
+          </w:tcPr>
+          <w:p>
+            <w:pPr>
+              <w:jc w:val="right"/>
+              <w:pBdr>
+                <w:bottom w:val="none" w:sz="0" w:space="0" w:color="000000"/>
+                <w:top w:val="none" w:sz="0" w:space="0" w:color="000000"/>
+                <w:left w:val="none" w:sz="0" w:space="0" w:color="000000"/>
+                <w:right w:val="none" w:sz="0" w:space="0" w:color="000000"/>
+              </w:pBdr>
+              <w:spacing w:after="100" w:before="100" w:line="240"/>
+              <w:ind w:left="100" w:right="100" w:firstLine="0" w:firstLineChars="0"/>
+              <w:rPr>
+                <w:rFonts w:ascii="Arial" w:hAnsi="Arial" w:eastAsia="Arial" w:cs="Arial"/>
+                <w:i w:val="false"/>
+                <w:b w:val="false"/>
+                <w:u w:val="none"/>
+                <w:strike w:val="false"/>
+                <w:sz w:val="22"/>
+                <w:szCs w:val="22"/>
+                <w:color w:val="000000"/>
+              </w:rPr>
+            </w:pPr>
+            <w:r xmlns:w="http://schemas.openxmlformats.org/wordprocessingml/2006/main" xmlns:wp="http://schemas.openxmlformats.org/drawingml/2006/wordprocessingDrawing" xmlns:r="http://schemas.openxmlformats.org/officeDocument/2006/relationships" xmlns:w14="http://schemas.microsoft.com/office/word/2010/wordml">
+              <w:rPr>
+                <w:rFonts w:ascii="Arial" w:hAnsi="Arial" w:eastAsia="Arial" w:cs="Arial"/>
+                <w:i w:val="false"/>
+                <w:b w:val="false"/>
+                <w:u w:val="none"/>
+                <w:strike w:val="false"/>
+                <w:sz w:val="22"/>
+                <w:szCs w:val="22"/>
+                <w:color w:val="000000"/>
+              </w:rPr>
+              <w:t xml:space="preserve">261</w:t>
+            </w:r>
+          </w:p>
+        </w:tc>
+        <w:tc>
+          <w:tcPr>
+            <w:tcBorders>
+              <w:bottom w:val="single" w:sz="6" w:space="0" w:color="666666"/>
+              <w:top w:val="single" w:sz="6" w:space="0" w:color="666666"/>
+              <w:left w:val="none" w:sz="0" w:space="0" w:color="000000"/>
+              <w:right w:val="none" w:sz="0" w:space="0" w:color="000000"/>
+            </w:tcBorders>
+            <w:shd w:val="clear" w:color="auto" w:fill="FFFFFF"/>
+            <w:tcMar>
+              <w:top w:w="0" w:type="dxa"/>
+              <w:bottom w:w="0" w:type="dxa"/>
+              <w:left w:w="0" w:type="dxa"/>
+              <w:right w:w="0" w:type="dxa"/>
+            </w:tcMar>
+            <w:vAlign w:val="center"/>
+          </w:tcPr>
+          <w:p>
+            <w:pPr>
+              <w:jc w:val="right"/>
+              <w:pBdr>
+                <w:bottom w:val="none" w:sz="0" w:space="0" w:color="000000"/>
+                <w:top w:val="none" w:sz="0" w:space="0" w:color="000000"/>
+                <w:left w:val="none" w:sz="0" w:space="0" w:color="000000"/>
+                <w:right w:val="none" w:sz="0" w:space="0" w:color="000000"/>
+              </w:pBdr>
+              <w:spacing w:after="100" w:before="100" w:line="240"/>
+              <w:ind w:left="100" w:right="100" w:firstLine="0" w:firstLineChars="0"/>
+              <w:rPr>
+                <w:rFonts w:ascii="Arial" w:hAnsi="Arial" w:eastAsia="Arial" w:cs="Arial"/>
+                <w:i w:val="false"/>
+                <w:b w:val="false"/>
+                <w:u w:val="none"/>
+                <w:strike w:val="false"/>
+                <w:sz w:val="22"/>
+                <w:szCs w:val="22"/>
+                <w:color w:val="000000"/>
+              </w:rPr>
+            </w:pPr>
+            <w:r xmlns:w="http://schemas.openxmlformats.org/wordprocessingml/2006/main" xmlns:wp="http://schemas.openxmlformats.org/drawingml/2006/wordprocessingDrawing" xmlns:r="http://schemas.openxmlformats.org/officeDocument/2006/relationships" xmlns:w14="http://schemas.microsoft.com/office/word/2010/wordml">
+              <w:rPr>
+                <w:rFonts w:ascii="Arial" w:hAnsi="Arial" w:eastAsia="Arial" w:cs="Arial"/>
+                <w:i w:val="false"/>
+                <w:b w:val="false"/>
+                <w:u w:val="none"/>
+                <w:strike w:val="false"/>
+                <w:sz w:val="22"/>
+                <w:szCs w:val="22"/>
+                <w:color w:val="000000"/>
+              </w:rPr>
+              <w:t xml:space="preserve">25.31614</w:t>
+            </w:r>
+          </w:p>
+        </w:tc>
+      </w:tr>
+      <w:tr>
+        <w:trPr>
+          <w:trHeight w:val="600" w:hRule="auto"/>
+        </w:trPr>
+        <w:tc>
+          <w:tcPr>
+            <w:tcBorders>
+              <w:bottom w:val="single" w:sz="6" w:space="0" w:color="666666"/>
+              <w:top w:val="single" w:sz="6" w:space="0" w:color="666666"/>
+              <w:left w:val="none" w:sz="0" w:space="0" w:color="000000"/>
+              <w:right w:val="none" w:sz="0" w:space="0" w:color="000000"/>
+            </w:tcBorders>
+            <w:shd w:val="clear" w:color="auto" w:fill="FFFFFF"/>
+            <w:tcMar>
+              <w:top w:w="0" w:type="dxa"/>
+              <w:bottom w:w="0" w:type="dxa"/>
+              <w:left w:w="0" w:type="dxa"/>
+              <w:right w:w="0" w:type="dxa"/>
+            </w:tcMar>
+            <w:vAlign w:val="center"/>
+          </w:tcPr>
+          <w:p>
+            <w:pPr>
+              <w:jc w:val="left"/>
+              <w:pBdr>
+                <w:bottom w:val="none" w:sz="0" w:space="0" w:color="000000"/>
+                <w:top w:val="none" w:sz="0" w:space="0" w:color="000000"/>
+                <w:left w:val="none" w:sz="0" w:space="0" w:color="000000"/>
+                <w:right w:val="none" w:sz="0" w:space="0" w:color="000000"/>
+              </w:pBdr>
+              <w:spacing w:after="100" w:before="100" w:line="240"/>
+              <w:ind w:left="100" w:right="100" w:firstLine="0" w:firstLineChars="0"/>
+              <w:rPr>
+                <w:rFonts w:ascii="Arial" w:hAnsi="Arial" w:eastAsia="Arial" w:cs="Arial"/>
+                <w:i w:val="false"/>
+                <w:b w:val="false"/>
+                <w:u w:val="none"/>
+                <w:strike w:val="false"/>
+                <w:sz w:val="22"/>
+                <w:szCs w:val="22"/>
+                <w:color w:val="000000"/>
+              </w:rPr>
+            </w:pPr>
+            <w:r xmlns:w="http://schemas.openxmlformats.org/wordprocessingml/2006/main" xmlns:wp="http://schemas.openxmlformats.org/drawingml/2006/wordprocessingDrawing" xmlns:r="http://schemas.openxmlformats.org/officeDocument/2006/relationships" xmlns:w14="http://schemas.microsoft.com/office/word/2010/wordml">
+              <w:rPr>
+                <w:rFonts w:ascii="Arial" w:hAnsi="Arial" w:eastAsia="Arial" w:cs="Arial"/>
+                <w:i w:val="false"/>
+                <w:b w:val="false"/>
+                <w:u w:val="none"/>
+                <w:strike w:val="false"/>
+                <w:sz w:val="22"/>
+                <w:szCs w:val="22"/>
+                <w:color w:val="000000"/>
+              </w:rPr>
+              <w:t xml:space="preserve">East</w:t>
+            </w:r>
+          </w:p>
+        </w:tc>
+        <w:tc>
+          <w:tcPr>
+            <w:tcBorders>
+              <w:bottom w:val="single" w:sz="6" w:space="0" w:color="666666"/>
+              <w:top w:val="single" w:sz="6" w:space="0" w:color="666666"/>
+              <w:left w:val="none" w:sz="0" w:space="0" w:color="000000"/>
+              <w:right w:val="none" w:sz="0" w:space="0" w:color="000000"/>
+            </w:tcBorders>
+            <w:shd w:val="clear" w:color="auto" w:fill="FFFFFF"/>
+            <w:tcMar>
+              <w:top w:w="0" w:type="dxa"/>
+              <w:bottom w:w="0" w:type="dxa"/>
+              <w:left w:w="0" w:type="dxa"/>
+              <w:right w:w="0" w:type="dxa"/>
+            </w:tcMar>
+            <w:vAlign w:val="center"/>
+          </w:tcPr>
+          <w:p>
+            <w:pPr>
+              <w:jc w:val="right"/>
+              <w:pBdr>
+                <w:bottom w:val="none" w:sz="0" w:space="0" w:color="000000"/>
+                <w:top w:val="none" w:sz="0" w:space="0" w:color="000000"/>
+                <w:left w:val="none" w:sz="0" w:space="0" w:color="000000"/>
+                <w:right w:val="none" w:sz="0" w:space="0" w:color="000000"/>
+              </w:pBdr>
+              <w:spacing w:after="100" w:before="100" w:line="240"/>
+              <w:ind w:left="100" w:right="100" w:firstLine="0" w:firstLineChars="0"/>
+              <w:rPr>
+                <w:rFonts w:ascii="Arial" w:hAnsi="Arial" w:eastAsia="Arial" w:cs="Arial"/>
+                <w:i w:val="false"/>
+                <w:b w:val="false"/>
+                <w:u w:val="none"/>
+                <w:strike w:val="false"/>
+                <w:sz w:val="22"/>
+                <w:szCs w:val="22"/>
+                <w:color w:val="000000"/>
+              </w:rPr>
+            </w:pPr>
+            <w:r xmlns:w="http://schemas.openxmlformats.org/wordprocessingml/2006/main" xmlns:wp="http://schemas.openxmlformats.org/drawingml/2006/wordprocessingDrawing" xmlns:r="http://schemas.openxmlformats.org/officeDocument/2006/relationships" xmlns:w14="http://schemas.microsoft.com/office/word/2010/wordml">
+              <w:rPr>
+                <w:rFonts w:ascii="Arial" w:hAnsi="Arial" w:eastAsia="Arial" w:cs="Arial"/>
+                <w:i w:val="false"/>
+                <w:b w:val="false"/>
+                <w:u w:val="none"/>
+                <w:strike w:val="false"/>
+                <w:sz w:val="22"/>
+                <w:szCs w:val="22"/>
+                <w:color w:val="000000"/>
+              </w:rPr>
+              <w:t xml:space="preserve">65,119.44</w:t>
+            </w:r>
+          </w:p>
+        </w:tc>
+        <w:tc>
+          <w:tcPr>
+            <w:tcBorders>
+              <w:bottom w:val="single" w:sz="6" w:space="0" w:color="666666"/>
+              <w:top w:val="single" w:sz="6" w:space="0" w:color="666666"/>
+              <w:left w:val="none" w:sz="0" w:space="0" w:color="000000"/>
+              <w:right w:val="none" w:sz="0" w:space="0" w:color="000000"/>
+            </w:tcBorders>
+            <w:shd w:val="clear" w:color="auto" w:fill="FFFFFF"/>
+            <w:tcMar>
+              <w:top w:w="0" w:type="dxa"/>
+              <w:bottom w:w="0" w:type="dxa"/>
+              <w:left w:w="0" w:type="dxa"/>
+              <w:right w:w="0" w:type="dxa"/>
+            </w:tcMar>
+            <w:vAlign w:val="center"/>
+          </w:tcPr>
+          <w:p>
+            <w:pPr>
+              <w:jc w:val="right"/>
+              <w:pBdr>
+                <w:bottom w:val="none" w:sz="0" w:space="0" w:color="000000"/>
+                <w:top w:val="none" w:sz="0" w:space="0" w:color="000000"/>
+                <w:left w:val="none" w:sz="0" w:space="0" w:color="000000"/>
+                <w:right w:val="none" w:sz="0" w:space="0" w:color="000000"/>
+              </w:pBdr>
+              <w:spacing w:after="100" w:before="100" w:line="240"/>
+              <w:ind w:left="100" w:right="100" w:firstLine="0" w:firstLineChars="0"/>
+              <w:rPr>
+                <w:rFonts w:ascii="Arial" w:hAnsi="Arial" w:eastAsia="Arial" w:cs="Arial"/>
+                <w:i w:val="false"/>
+                <w:b w:val="false"/>
+                <w:u w:val="none"/>
+                <w:strike w:val="false"/>
+                <w:sz w:val="22"/>
+                <w:szCs w:val="22"/>
+                <w:color w:val="000000"/>
+              </w:rPr>
+            </w:pPr>
+            <w:r xmlns:w="http://schemas.openxmlformats.org/wordprocessingml/2006/main" xmlns:wp="http://schemas.openxmlformats.org/drawingml/2006/wordprocessingDrawing" xmlns:r="http://schemas.openxmlformats.org/officeDocument/2006/relationships" xmlns:w14="http://schemas.microsoft.com/office/word/2010/wordml">
+              <w:rPr>
+                <w:rFonts w:ascii="Arial" w:hAnsi="Arial" w:eastAsia="Arial" w:cs="Arial"/>
+                <w:i w:val="false"/>
+                <w:b w:val="false"/>
+                <w:u w:val="none"/>
+                <w:strike w:val="false"/>
+                <w:sz w:val="22"/>
+                <w:szCs w:val="22"/>
+                <w:color w:val="000000"/>
+              </w:rPr>
+              <w:t xml:space="preserve">337.4064</w:t>
+            </w:r>
+          </w:p>
+        </w:tc>
+        <w:tc>
+          <w:tcPr>
+            <w:tcBorders>
+              <w:bottom w:val="single" w:sz="6" w:space="0" w:color="666666"/>
+              <w:top w:val="single" w:sz="6" w:space="0" w:color="666666"/>
+              <w:left w:val="none" w:sz="0" w:space="0" w:color="000000"/>
+              <w:right w:val="none" w:sz="0" w:space="0" w:color="000000"/>
+            </w:tcBorders>
+            <w:shd w:val="clear" w:color="auto" w:fill="FFFFFF"/>
+            <w:tcMar>
+              <w:top w:w="0" w:type="dxa"/>
+              <w:bottom w:w="0" w:type="dxa"/>
+              <w:left w:w="0" w:type="dxa"/>
+              <w:right w:w="0" w:type="dxa"/>
+            </w:tcMar>
+            <w:vAlign w:val="center"/>
+          </w:tcPr>
+          <w:p>
+            <w:pPr>
+              <w:jc w:val="right"/>
+              <w:pBdr>
+                <w:bottom w:val="none" w:sz="0" w:space="0" w:color="000000"/>
+                <w:top w:val="none" w:sz="0" w:space="0" w:color="000000"/>
+                <w:left w:val="none" w:sz="0" w:space="0" w:color="000000"/>
+                <w:right w:val="none" w:sz="0" w:space="0" w:color="000000"/>
+              </w:pBdr>
+              <w:spacing w:after="100" w:before="100" w:line="240"/>
+              <w:ind w:left="100" w:right="100" w:firstLine="0" w:firstLineChars="0"/>
+              <w:rPr>
+                <w:rFonts w:ascii="Arial" w:hAnsi="Arial" w:eastAsia="Arial" w:cs="Arial"/>
+                <w:i w:val="false"/>
+                <w:b w:val="false"/>
+                <w:u w:val="none"/>
+                <w:strike w:val="false"/>
+                <w:sz w:val="22"/>
+                <w:szCs w:val="22"/>
+                <w:color w:val="000000"/>
+              </w:rPr>
+            </w:pPr>
+            <w:r xmlns:w="http://schemas.openxmlformats.org/wordprocessingml/2006/main" xmlns:wp="http://schemas.openxmlformats.org/drawingml/2006/wordprocessingDrawing" xmlns:r="http://schemas.openxmlformats.org/officeDocument/2006/relationships" xmlns:w14="http://schemas.microsoft.com/office/word/2010/wordml">
+              <w:rPr>
+                <w:rFonts w:ascii="Arial" w:hAnsi="Arial" w:eastAsia="Arial" w:cs="Arial"/>
+                <w:i w:val="false"/>
+                <w:b w:val="false"/>
+                <w:u w:val="none"/>
+                <w:strike w:val="false"/>
+                <w:sz w:val="22"/>
+                <w:szCs w:val="22"/>
+                <w:color w:val="000000"/>
+              </w:rPr>
+              <w:t xml:space="preserve">193</w:t>
+            </w:r>
+          </w:p>
+        </w:tc>
+        <w:tc>
+          <w:tcPr>
+            <w:tcBorders>
+              <w:bottom w:val="single" w:sz="6" w:space="0" w:color="666666"/>
+              <w:top w:val="single" w:sz="6" w:space="0" w:color="666666"/>
+              <w:left w:val="none" w:sz="0" w:space="0" w:color="000000"/>
+              <w:right w:val="none" w:sz="0" w:space="0" w:color="000000"/>
+            </w:tcBorders>
+            <w:shd w:val="clear" w:color="auto" w:fill="FFFFFF"/>
+            <w:tcMar>
+              <w:top w:w="0" w:type="dxa"/>
+              <w:bottom w:w="0" w:type="dxa"/>
+              <w:left w:w="0" w:type="dxa"/>
+              <w:right w:w="0" w:type="dxa"/>
+            </w:tcMar>
+            <w:vAlign w:val="center"/>
+          </w:tcPr>
+          <w:p>
+            <w:pPr>
+              <w:jc w:val="right"/>
+              <w:pBdr>
+                <w:bottom w:val="none" w:sz="0" w:space="0" w:color="000000"/>
+                <w:top w:val="none" w:sz="0" w:space="0" w:color="000000"/>
+                <w:left w:val="none" w:sz="0" w:space="0" w:color="000000"/>
+                <w:right w:val="none" w:sz="0" w:space="0" w:color="000000"/>
+              </w:pBdr>
+              <w:spacing w:after="100" w:before="100" w:line="240"/>
+              <w:ind w:left="100" w:right="100" w:firstLine="0" w:firstLineChars="0"/>
+              <w:rPr>
+                <w:rFonts w:ascii="Arial" w:hAnsi="Arial" w:eastAsia="Arial" w:cs="Arial"/>
+                <w:i w:val="false"/>
+                <w:b w:val="false"/>
+                <w:u w:val="none"/>
+                <w:strike w:val="false"/>
+                <w:sz w:val="22"/>
+                <w:szCs w:val="22"/>
+                <w:color w:val="000000"/>
+              </w:rPr>
+            </w:pPr>
+            <w:r xmlns:w="http://schemas.openxmlformats.org/wordprocessingml/2006/main" xmlns:wp="http://schemas.openxmlformats.org/drawingml/2006/wordprocessingDrawing" xmlns:r="http://schemas.openxmlformats.org/officeDocument/2006/relationships" xmlns:w14="http://schemas.microsoft.com/office/word/2010/wordml">
+              <w:rPr>
+                <w:rFonts w:ascii="Arial" w:hAnsi="Arial" w:eastAsia="Arial" w:cs="Arial"/>
+                <w:i w:val="false"/>
+                <w:b w:val="false"/>
+                <w:u w:val="none"/>
+                <w:strike w:val="false"/>
+                <w:sz w:val="22"/>
+                <w:szCs w:val="22"/>
+                <w:color w:val="000000"/>
+              </w:rPr>
+              <w:t xml:space="preserve">20.70983</w:t>
+            </w:r>
+          </w:p>
+        </w:tc>
+      </w:tr>
+      <w:tr>
+        <w:trPr>
+          <w:trHeight w:val="600" w:hRule="auto"/>
+        </w:trPr>
+        <w:tc>
+          <w:tcPr>
+            <w:tcBorders>
+              <w:bottom w:val="single" w:sz="12" w:space="0" w:color="666666"/>
+              <w:top w:val="single" w:sz="6" w:space="0" w:color="666666"/>
+              <w:left w:val="none" w:sz="0" w:space="0" w:color="000000"/>
+              <w:right w:val="none" w:sz="0" w:space="0" w:color="000000"/>
+            </w:tcBorders>
+            <w:shd w:val="clear" w:color="auto" w:fill="FFFFFF"/>
+            <w:tcMar>
+              <w:top w:w="0" w:type="dxa"/>
+              <w:bottom w:w="0" w:type="dxa"/>
+              <w:left w:w="0" w:type="dxa"/>
+              <w:right w:w="0" w:type="dxa"/>
+            </w:tcMar>
+            <w:vAlign w:val="center"/>
+          </w:tcPr>
+          <w:p>
+            <w:pPr>
+              <w:jc w:val="left"/>
+              <w:pBdr>
+                <w:bottom w:val="none" w:sz="0" w:space="0" w:color="000000"/>
+                <w:top w:val="none" w:sz="0" w:space="0" w:color="000000"/>
+                <w:left w:val="none" w:sz="0" w:space="0" w:color="000000"/>
+                <w:right w:val="none" w:sz="0" w:space="0" w:color="000000"/>
+              </w:pBdr>
+              <w:spacing w:after="100" w:before="100" w:line="240"/>
+              <w:ind w:left="100" w:right="100" w:firstLine="0" w:firstLineChars="0"/>
+              <w:rPr>
+                <w:rFonts w:ascii="Arial" w:hAnsi="Arial" w:eastAsia="Arial" w:cs="Arial"/>
+                <w:i w:val="false"/>
+                <w:b w:val="false"/>
+                <w:u w:val="none"/>
+                <w:strike w:val="false"/>
+                <w:sz w:val="22"/>
+                <w:szCs w:val="22"/>
+                <w:color w:val="000000"/>
+              </w:rPr>
+            </w:pPr>
+            <w:r xmlns:w="http://schemas.openxmlformats.org/wordprocessingml/2006/main" xmlns:wp="http://schemas.openxmlformats.org/drawingml/2006/wordprocessingDrawing" xmlns:r="http://schemas.openxmlformats.org/officeDocument/2006/relationships" xmlns:w14="http://schemas.microsoft.com/office/word/2010/wordml">
+              <w:rPr>
+                <w:rFonts w:ascii="Arial" w:hAnsi="Arial" w:eastAsia="Arial" w:cs="Arial"/>
+                <w:i w:val="false"/>
+                <w:b w:val="false"/>
+                <w:u w:val="none"/>
+                <w:strike w:val="false"/>
+                <w:sz w:val="22"/>
+                <w:szCs w:val="22"/>
+                <w:color w:val="000000"/>
+              </w:rPr>
+              <w:t xml:space="preserve">South</w:t>
+            </w:r>
+          </w:p>
+        </w:tc>
+        <w:tc>
+          <w:tcPr>
+            <w:tcBorders>
+              <w:bottom w:val="single" w:sz="12" w:space="0" w:color="666666"/>
+              <w:top w:val="single" w:sz="6" w:space="0" w:color="666666"/>
+              <w:left w:val="none" w:sz="0" w:space="0" w:color="000000"/>
+              <w:right w:val="none" w:sz="0" w:space="0" w:color="000000"/>
+            </w:tcBorders>
+            <w:shd w:val="clear" w:color="auto" w:fill="FFFFFF"/>
+            <w:tcMar>
+              <w:top w:w="0" w:type="dxa"/>
+              <w:bottom w:w="0" w:type="dxa"/>
+              <w:left w:w="0" w:type="dxa"/>
+              <w:right w:w="0" w:type="dxa"/>
+            </w:tcMar>
+            <w:vAlign w:val="center"/>
+          </w:tcPr>
+          <w:p>
+            <w:pPr>
+              <w:jc w:val="right"/>
+              <w:pBdr>
+                <w:bottom w:val="none" w:sz="0" w:space="0" w:color="000000"/>
+                <w:top w:val="none" w:sz="0" w:space="0" w:color="000000"/>
+                <w:left w:val="none" w:sz="0" w:space="0" w:color="000000"/>
+                <w:right w:val="none" w:sz="0" w:space="0" w:color="000000"/>
+              </w:pBdr>
+              <w:spacing w:after="100" w:before="100" w:line="240"/>
+              <w:ind w:left="100" w:right="100" w:firstLine="0" w:firstLineChars="0"/>
+              <w:rPr>
+                <w:rFonts w:ascii="Arial" w:hAnsi="Arial" w:eastAsia="Arial" w:cs="Arial"/>
+                <w:i w:val="false"/>
+                <w:b w:val="false"/>
+                <w:u w:val="none"/>
+                <w:strike w:val="false"/>
+                <w:sz w:val="22"/>
+                <w:szCs w:val="22"/>
+                <w:color w:val="000000"/>
+              </w:rPr>
+            </w:pPr>
+            <w:r xmlns:w="http://schemas.openxmlformats.org/wordprocessingml/2006/main" xmlns:wp="http://schemas.openxmlformats.org/drawingml/2006/wordprocessingDrawing" xmlns:r="http://schemas.openxmlformats.org/officeDocument/2006/relationships" xmlns:w14="http://schemas.microsoft.com/office/word/2010/wordml">
+              <w:rPr>
+                <w:rFonts w:ascii="Arial" w:hAnsi="Arial" w:eastAsia="Arial" w:cs="Arial"/>
+                <w:i w:val="false"/>
+                <w:b w:val="false"/>
+                <w:u w:val="none"/>
+                <w:strike w:val="false"/>
+                <w:sz w:val="22"/>
+                <w:szCs w:val="22"/>
+                <w:color w:val="000000"/>
+              </w:rPr>
+              <w:t xml:space="preserve">53,170.07</w:t>
+            </w:r>
+          </w:p>
+        </w:tc>
+        <w:tc>
+          <w:tcPr>
+            <w:tcBorders>
+              <w:bottom w:val="single" w:sz="12" w:space="0" w:color="666666"/>
+              <w:top w:val="single" w:sz="6" w:space="0" w:color="666666"/>
+              <w:left w:val="none" w:sz="0" w:space="0" w:color="000000"/>
+              <w:right w:val="none" w:sz="0" w:space="0" w:color="000000"/>
+            </w:tcBorders>
+            <w:shd w:val="clear" w:color="auto" w:fill="FFFFFF"/>
+            <w:tcMar>
+              <w:top w:w="0" w:type="dxa"/>
+              <w:bottom w:w="0" w:type="dxa"/>
+              <w:left w:w="0" w:type="dxa"/>
+              <w:right w:w="0" w:type="dxa"/>
+            </w:tcMar>
+            <w:vAlign w:val="center"/>
+          </w:tcPr>
+          <w:p>
+            <w:pPr>
+              <w:jc w:val="right"/>
+              <w:pBdr>
+                <w:bottom w:val="none" w:sz="0" w:space="0" w:color="000000"/>
+                <w:top w:val="none" w:sz="0" w:space="0" w:color="000000"/>
+                <w:left w:val="none" w:sz="0" w:space="0" w:color="000000"/>
+                <w:right w:val="none" w:sz="0" w:space="0" w:color="000000"/>
+              </w:pBdr>
+              <w:spacing w:after="100" w:before="100" w:line="240"/>
+              <w:ind w:left="100" w:right="100" w:firstLine="0" w:firstLineChars="0"/>
+              <w:rPr>
+                <w:rFonts w:ascii="Arial" w:hAnsi="Arial" w:eastAsia="Arial" w:cs="Arial"/>
+                <w:i w:val="false"/>
+                <w:b w:val="false"/>
+                <w:u w:val="none"/>
+                <w:strike w:val="false"/>
+                <w:sz w:val="22"/>
+                <w:szCs w:val="22"/>
+                <w:color w:val="000000"/>
+              </w:rPr>
+            </w:pPr>
+            <w:r xmlns:w="http://schemas.openxmlformats.org/wordprocessingml/2006/main" xmlns:wp="http://schemas.openxmlformats.org/drawingml/2006/wordprocessingDrawing" xmlns:r="http://schemas.openxmlformats.org/officeDocument/2006/relationships" xmlns:w14="http://schemas.microsoft.com/office/word/2010/wordml">
+              <w:rPr>
+                <w:rFonts w:ascii="Arial" w:hAnsi="Arial" w:eastAsia="Arial" w:cs="Arial"/>
+                <w:i w:val="false"/>
+                <w:b w:val="false"/>
+                <w:u w:val="none"/>
+                <w:strike w:val="false"/>
+                <w:sz w:val="22"/>
+                <w:szCs w:val="22"/>
+                <w:color w:val="000000"/>
+              </w:rPr>
+              <w:t xml:space="preserve">276.9275</w:t>
+            </w:r>
+          </w:p>
+        </w:tc>
+        <w:tc>
+          <w:tcPr>
+            <w:tcBorders>
+              <w:bottom w:val="single" w:sz="12" w:space="0" w:color="666666"/>
+              <w:top w:val="single" w:sz="6" w:space="0" w:color="666666"/>
+              <w:left w:val="none" w:sz="0" w:space="0" w:color="000000"/>
+              <w:right w:val="none" w:sz="0" w:space="0" w:color="000000"/>
+            </w:tcBorders>
+            <w:shd w:val="clear" w:color="auto" w:fill="FFFFFF"/>
+            <w:tcMar>
+              <w:top w:w="0" w:type="dxa"/>
+              <w:bottom w:w="0" w:type="dxa"/>
+              <w:left w:w="0" w:type="dxa"/>
+              <w:right w:w="0" w:type="dxa"/>
+            </w:tcMar>
+            <w:vAlign w:val="center"/>
+          </w:tcPr>
+          <w:p>
+            <w:pPr>
+              <w:jc w:val="right"/>
+              <w:pBdr>
+                <w:bottom w:val="none" w:sz="0" w:space="0" w:color="000000"/>
+                <w:top w:val="none" w:sz="0" w:space="0" w:color="000000"/>
+                <w:left w:val="none" w:sz="0" w:space="0" w:color="000000"/>
+                <w:right w:val="none" w:sz="0" w:space="0" w:color="000000"/>
+              </w:pBdr>
+              <w:spacing w:after="100" w:before="100" w:line="240"/>
+              <w:ind w:left="100" w:right="100" w:firstLine="0" w:firstLineChars="0"/>
+              <w:rPr>
+                <w:rFonts w:ascii="Arial" w:hAnsi="Arial" w:eastAsia="Arial" w:cs="Arial"/>
+                <w:i w:val="false"/>
+                <w:b w:val="false"/>
+                <w:u w:val="none"/>
+                <w:strike w:val="false"/>
+                <w:sz w:val="22"/>
+                <w:szCs w:val="22"/>
+                <w:color w:val="000000"/>
+              </w:rPr>
+            </w:pPr>
+            <w:r xmlns:w="http://schemas.openxmlformats.org/wordprocessingml/2006/main" xmlns:wp="http://schemas.openxmlformats.org/drawingml/2006/wordprocessingDrawing" xmlns:r="http://schemas.openxmlformats.org/officeDocument/2006/relationships" xmlns:w14="http://schemas.microsoft.com/office/word/2010/wordml">
+              <w:rPr>
+                <w:rFonts w:ascii="Arial" w:hAnsi="Arial" w:eastAsia="Arial" w:cs="Arial"/>
+                <w:i w:val="false"/>
+                <w:b w:val="false"/>
+                <w:u w:val="none"/>
+                <w:strike w:val="false"/>
+                <w:sz w:val="22"/>
+                <w:szCs w:val="22"/>
+                <w:color w:val="000000"/>
+              </w:rPr>
+              <w:t xml:space="preserve">192</w:t>
+            </w:r>
+          </w:p>
+        </w:tc>
+        <w:tc>
+          <w:tcPr>
+            <w:tcBorders>
+              <w:bottom w:val="single" w:sz="12" w:space="0" w:color="666666"/>
+              <w:top w:val="single" w:sz="6" w:space="0" w:color="666666"/>
+              <w:left w:val="none" w:sz="0" w:space="0" w:color="000000"/>
+              <w:right w:val="none" w:sz="0" w:space="0" w:color="000000"/>
+            </w:tcBorders>
+            <w:shd w:val="clear" w:color="auto" w:fill="FFFFFF"/>
+            <w:tcMar>
+              <w:top w:w="0" w:type="dxa"/>
+              <w:bottom w:w="0" w:type="dxa"/>
+              <w:left w:w="0" w:type="dxa"/>
+              <w:right w:w="0" w:type="dxa"/>
+            </w:tcMar>
+            <w:vAlign w:val="center"/>
+          </w:tcPr>
+          <w:p>
+            <w:pPr>
+              <w:jc w:val="right"/>
+              <w:pBdr>
+                <w:bottom w:val="none" w:sz="0" w:space="0" w:color="000000"/>
+                <w:top w:val="none" w:sz="0" w:space="0" w:color="000000"/>
+                <w:left w:val="none" w:sz="0" w:space="0" w:color="000000"/>
+                <w:right w:val="none" w:sz="0" w:space="0" w:color="000000"/>
+              </w:pBdr>
+              <w:spacing w:after="100" w:before="100" w:line="240"/>
+              <w:ind w:left="100" w:right="100" w:firstLine="0" w:firstLineChars="0"/>
+              <w:rPr>
+                <w:rFonts w:ascii="Arial" w:hAnsi="Arial" w:eastAsia="Arial" w:cs="Arial"/>
+                <w:i w:val="false"/>
+                <w:b w:val="false"/>
+                <w:u w:val="none"/>
+                <w:strike w:val="false"/>
+                <w:sz w:val="22"/>
+                <w:szCs w:val="22"/>
+                <w:color w:val="000000"/>
+              </w:rPr>
+            </w:pPr>
+            <w:r xmlns:w="http://schemas.openxmlformats.org/wordprocessingml/2006/main" xmlns:wp="http://schemas.openxmlformats.org/drawingml/2006/wordprocessingDrawing" xmlns:r="http://schemas.openxmlformats.org/officeDocument/2006/relationships" xmlns:w14="http://schemas.microsoft.com/office/word/2010/wordml">
+              <w:rPr>
+                <w:rFonts w:ascii="Arial" w:hAnsi="Arial" w:eastAsia="Arial" w:cs="Arial"/>
+                <w:i w:val="false"/>
+                <w:b w:val="false"/>
+                <w:u w:val="none"/>
+                <w:strike w:val="false"/>
+                <w:sz w:val="22"/>
+                <w:szCs w:val="22"/>
+                <w:color w:val="000000"/>
+              </w:rPr>
+              <w:t xml:space="preserve">16.90959</w:t>
+            </w:r>
+          </w:p>
+        </w:tc>
+      </w:tr>
+    </w:tbl>
+    <w:p>
+      <w:pPr>
+        <w:pStyle w:val="BodyText"/>
+      </w:pPr>
+      <w:r>
+        <w:t xml:space="preserve">North är den region som säljer mest totalt (116544) och har flest ordrar (354), medan East har högre värde per köp (337). South säljer minst (53170) och har också lägre värde (277) per köp än andra regioner.</w:t>
+      </w:r>
+    </w:p>
+    <w:tbl xmlns:w="http://schemas.openxmlformats.org/wordprocessingml/2006/main" xmlns:r="http://schemas.openxmlformats.org/officeDocument/2006/relationships" xmlns:w14="http://schemas.microsoft.com/office/word/2010/wordml" xmlns:wp="http://schemas.openxmlformats.org/drawingml/2006/wordprocessingDrawing" xmlns:a="http://schemas.openxmlformats.org/drawingml/2006/main" xmlns:pic="http://schemas.openxmlformats.org/drawingml/2006/picture">
+      <w:tblPr>
+        <w:tblLayout w:type="fixed"/>
+        <w:jc w:val="center"/>
+        <w:tblLook w:firstRow="1" w:lastRow="0" w:firstColumn="0" w:lastColumn="0" w:noHBand="0" w:noVBand="1"/>
+      </w:tblPr>
+      <w:tblGrid>
+        <w:gridCol w:w="1683"/>
+        <w:gridCol w:w="1683"/>
+        <w:gridCol w:w="1450"/>
+      </w:tblGrid>
+      <w:tr>
+        <w:trPr>
+          <w:trHeight w:val="614" w:hRule="auto"/>
+          <w:tblHeader/>
+        </w:trPr>
+        <w:tc>
+          <w:tcPr>
+            <w:tcBorders>
+              <w:bottom w:val="single" w:sz="12" w:space="0" w:color="666666"/>
+              <w:top w:val="single" w:sz="12" w:space="0" w:color="666666"/>
+              <w:left w:val="none" w:sz="0" w:space="0" w:color="000000"/>
+              <w:right w:val="none" w:sz="0" w:space="0" w:color="000000"/>
+            </w:tcBorders>
+            <w:shd w:val="clear" w:color="auto" w:fill="FFFFFF"/>
+            <w:tcMar>
+              <w:top w:w="0" w:type="dxa"/>
+              <w:bottom w:w="0" w:type="dxa"/>
+              <w:left w:w="0" w:type="dxa"/>
+              <w:right w:w="0" w:type="dxa"/>
+            </w:tcMar>
+            <w:vAlign w:val="center"/>
+          </w:tcPr>
+          <w:p>
+            <w:pPr>
+              <w:jc w:val="left"/>
+              <w:pBdr>
+                <w:bottom w:val="none" w:sz="0" w:space="0" w:color="000000"/>
+                <w:top w:val="none" w:sz="0" w:space="0" w:color="000000"/>
+                <w:left w:val="none" w:sz="0" w:space="0" w:color="000000"/>
+                <w:right w:val="none" w:sz="0" w:space="0" w:color="000000"/>
+              </w:pBdr>
+              <w:spacing w:after="100" w:before="100" w:line="240"/>
+              <w:ind w:left="100" w:right="100" w:firstLine="0" w:firstLineChars="0"/>
+              <w:rPr>
+                <w:rFonts w:ascii="Arial" w:hAnsi="Arial" w:eastAsia="Arial" w:cs="Arial"/>
+                <w:i w:val="false"/>
+                <w:b w:val="true"/>
+                <w:u w:val="none"/>
+                <w:strike w:val="false"/>
+                <w:sz w:val="22"/>
+                <w:szCs w:val="22"/>
+                <w:color w:val="000000"/>
+              </w:rPr>
+            </w:pPr>
+            <w:r xmlns:w="http://schemas.openxmlformats.org/wordprocessingml/2006/main" xmlns:wp="http://schemas.openxmlformats.org/drawingml/2006/wordprocessingDrawing" xmlns:r="http://schemas.openxmlformats.org/officeDocument/2006/relationships" xmlns:w14="http://schemas.microsoft.com/office/word/2010/wordml">
+              <w:rPr>
+                <w:rFonts w:ascii="Arial" w:hAnsi="Arial" w:eastAsia="Arial" w:cs="Arial"/>
+                <w:i w:val="false"/>
+                <w:b w:val="true"/>
+                <w:u w:val="none"/>
+                <w:strike w:val="false"/>
+                <w:sz w:val="22"/>
+                <w:szCs w:val="22"/>
+                <w:color w:val="000000"/>
+              </w:rPr>
+              <w:t xml:space="preserve">category_top</w:t>
+            </w:r>
+          </w:p>
+        </w:tc>
+        <w:tc>
+          <w:tcPr>
+            <w:tcBorders>
+              <w:bottom w:val="single" w:sz="12" w:space="0" w:color="666666"/>
+              <w:top w:val="single" w:sz="12" w:space="0" w:color="666666"/>
+              <w:left w:val="none" w:sz="0" w:space="0" w:color="000000"/>
+              <w:right w:val="none" w:sz="0" w:space="0" w:color="000000"/>
+            </w:tcBorders>
+            <w:shd w:val="clear" w:color="auto" w:fill="FFFFFF"/>
+            <w:tcMar>
+              <w:top w:w="0" w:type="dxa"/>
+              <w:bottom w:w="0" w:type="dxa"/>
+              <w:left w:w="0" w:type="dxa"/>
+              <w:right w:w="0" w:type="dxa"/>
+            </w:tcMar>
+            <w:vAlign w:val="center"/>
+          </w:tcPr>
+          <w:p>
+            <w:pPr>
+              <w:jc w:val="left"/>
+              <w:pBdr>
+                <w:bottom w:val="none" w:sz="0" w:space="0" w:color="000000"/>
+                <w:top w:val="none" w:sz="0" w:space="0" w:color="000000"/>
+                <w:left w:val="none" w:sz="0" w:space="0" w:color="000000"/>
+                <w:right w:val="none" w:sz="0" w:space="0" w:color="000000"/>
+              </w:pBdr>
+              <w:spacing w:after="100" w:before="100" w:line="240"/>
+              <w:ind w:left="100" w:right="100" w:firstLine="0" w:firstLineChars="0"/>
+              <w:rPr>
+                <w:rFonts w:ascii="Arial" w:hAnsi="Arial" w:eastAsia="Arial" w:cs="Arial"/>
+                <w:i w:val="false"/>
+                <w:b w:val="true"/>
+                <w:u w:val="none"/>
+                <w:strike w:val="false"/>
+                <w:sz w:val="22"/>
+                <w:szCs w:val="22"/>
+                <w:color w:val="000000"/>
+              </w:rPr>
+            </w:pPr>
+            <w:r xmlns:w="http://schemas.openxmlformats.org/wordprocessingml/2006/main" xmlns:wp="http://schemas.openxmlformats.org/drawingml/2006/wordprocessingDrawing" xmlns:r="http://schemas.openxmlformats.org/officeDocument/2006/relationships" xmlns:w14="http://schemas.microsoft.com/office/word/2010/wordml">
+              <w:rPr>
+                <w:rFonts w:ascii="Arial" w:hAnsi="Arial" w:eastAsia="Arial" w:cs="Arial"/>
+                <w:i w:val="false"/>
+                <w:b w:val="true"/>
+                <w:u w:val="none"/>
+                <w:strike w:val="false"/>
+                <w:sz w:val="22"/>
+                <w:szCs w:val="22"/>
+                <w:color w:val="000000"/>
+              </w:rPr>
+              <w:t xml:space="preserve">segment_top</w:t>
+            </w:r>
+          </w:p>
+        </w:tc>
+        <w:tc>
+          <w:tcPr>
+            <w:tcBorders>
+              <w:bottom w:val="single" w:sz="12" w:space="0" w:color="666666"/>
+              <w:top w:val="single" w:sz="12" w:space="0" w:color="666666"/>
+              <w:left w:val="none" w:sz="0" w:space="0" w:color="000000"/>
+              <w:right w:val="none" w:sz="0" w:space="0" w:color="000000"/>
+            </w:tcBorders>
+            <w:shd w:val="clear" w:color="auto" w:fill="FFFFFF"/>
+            <w:tcMar>
+              <w:top w:w="0" w:type="dxa"/>
+              <w:bottom w:w="0" w:type="dxa"/>
+              <w:left w:w="0" w:type="dxa"/>
+              <w:right w:w="0" w:type="dxa"/>
+            </w:tcMar>
+            <w:vAlign w:val="center"/>
+          </w:tcPr>
+          <w:p>
+            <w:pPr>
+              <w:jc w:val="left"/>
+              <w:pBdr>
+                <w:bottom w:val="none" w:sz="0" w:space="0" w:color="000000"/>
+                <w:top w:val="none" w:sz="0" w:space="0" w:color="000000"/>
+                <w:left w:val="none" w:sz="0" w:space="0" w:color="000000"/>
+                <w:right w:val="none" w:sz="0" w:space="0" w:color="000000"/>
+              </w:pBdr>
+              <w:spacing w:after="100" w:before="100" w:line="240"/>
+              <w:ind w:left="100" w:right="100" w:firstLine="0" w:firstLineChars="0"/>
+              <w:rPr>
+                <w:rFonts w:ascii="Arial" w:hAnsi="Arial" w:eastAsia="Arial" w:cs="Arial"/>
+                <w:i w:val="false"/>
+                <w:b w:val="true"/>
+                <w:u w:val="none"/>
+                <w:strike w:val="false"/>
+                <w:sz w:val="22"/>
+                <w:szCs w:val="22"/>
+                <w:color w:val="000000"/>
+              </w:rPr>
+            </w:pPr>
+            <w:r xmlns:w="http://schemas.openxmlformats.org/wordprocessingml/2006/main" xmlns:wp="http://schemas.openxmlformats.org/drawingml/2006/wordprocessingDrawing" xmlns:r="http://schemas.openxmlformats.org/officeDocument/2006/relationships" xmlns:w14="http://schemas.microsoft.com/office/word/2010/wordml">
+              <w:rPr>
+                <w:rFonts w:ascii="Arial" w:hAnsi="Arial" w:eastAsia="Arial" w:cs="Arial"/>
+                <w:i w:val="false"/>
+                <w:b w:val="true"/>
+                <w:u w:val="none"/>
+                <w:strike w:val="false"/>
+                <w:sz w:val="22"/>
+                <w:szCs w:val="22"/>
+                <w:color w:val="000000"/>
+              </w:rPr>
+              <w:t xml:space="preserve">region_top</w:t>
+            </w:r>
+          </w:p>
+        </w:tc>
+      </w:tr>
+      <w:tr>
+        <w:trPr>
+          <w:trHeight w:val="574" w:hRule="auto"/>
+        </w:trPr>
+        <w:tc>
+          <w:tcPr>
+            <w:tcBorders>
+              <w:bottom w:val="single" w:sz="12" w:space="0" w:color="666666"/>
+              <w:top w:val="single" w:sz="12" w:space="0" w:color="666666"/>
+              <w:left w:val="none" w:sz="0" w:space="0" w:color="000000"/>
+              <w:right w:val="none" w:sz="0" w:space="0" w:color="000000"/>
+            </w:tcBorders>
+            <w:shd w:val="clear" w:color="auto" w:fill="FFFFFF"/>
+            <w:tcMar>
+              <w:top w:w="0" w:type="dxa"/>
+              <w:bottom w:w="0" w:type="dxa"/>
+              <w:left w:w="0" w:type="dxa"/>
+              <w:right w:w="0" w:type="dxa"/>
+            </w:tcMar>
+            <w:vAlign w:val="center"/>
+          </w:tcPr>
+          <w:p>
+            <w:pPr>
+              <w:jc w:val="left"/>
+              <w:pBdr>
+                <w:bottom w:val="none" w:sz="0" w:space="0" w:color="000000"/>
+                <w:top w:val="none" w:sz="0" w:space="0" w:color="000000"/>
+                <w:left w:val="none" w:sz="0" w:space="0" w:color="000000"/>
+                <w:right w:val="none" w:sz="0" w:space="0" w:color="000000"/>
+              </w:pBdr>
+              <w:spacing w:after="100" w:before="100" w:line="240"/>
+              <w:ind w:left="100" w:right="100" w:firstLine="0" w:firstLineChars="0"/>
+              <w:rPr>
+                <w:rFonts w:ascii="Arial" w:hAnsi="Arial" w:eastAsia="Arial" w:cs="Arial"/>
+                <w:i w:val="false"/>
+                <w:b w:val="false"/>
+                <w:u w:val="none"/>
+                <w:strike w:val="false"/>
+                <w:sz w:val="22"/>
+                <w:szCs w:val="22"/>
+                <w:color w:val="000000"/>
+              </w:rPr>
+            </w:pPr>
+            <w:r xmlns:w="http://schemas.openxmlformats.org/wordprocessingml/2006/main" xmlns:wp="http://schemas.openxmlformats.org/drawingml/2006/wordprocessingDrawing" xmlns:r="http://schemas.openxmlformats.org/officeDocument/2006/relationships" xmlns:w14="http://schemas.microsoft.com/office/word/2010/wordml">
+              <w:rPr>
+                <w:rFonts w:ascii="Arial" w:hAnsi="Arial" w:eastAsia="Arial" w:cs="Arial"/>
+                <w:i w:val="false"/>
+                <w:b w:val="false"/>
+                <w:u w:val="none"/>
+                <w:strike w:val="false"/>
+                <w:sz w:val="22"/>
+                <w:szCs w:val="22"/>
+                <w:color w:val="000000"/>
+              </w:rPr>
+              <w:t xml:space="preserve">Electronics</w:t>
+            </w:r>
+          </w:p>
+        </w:tc>
+        <w:tc>
+          <w:tcPr>
+            <w:tcBorders>
+              <w:bottom w:val="single" w:sz="12" w:space="0" w:color="666666"/>
+              <w:top w:val="single" w:sz="12" w:space="0" w:color="666666"/>
+              <w:left w:val="none" w:sz="0" w:space="0" w:color="000000"/>
+              <w:right w:val="none" w:sz="0" w:space="0" w:color="000000"/>
+            </w:tcBorders>
+            <w:shd w:val="clear" w:color="auto" w:fill="FFFFFF"/>
+            <w:tcMar>
+              <w:top w:w="0" w:type="dxa"/>
+              <w:bottom w:w="0" w:type="dxa"/>
+              <w:left w:w="0" w:type="dxa"/>
+              <w:right w:w="0" w:type="dxa"/>
+            </w:tcMar>
+            <w:vAlign w:val="center"/>
+          </w:tcPr>
+          <w:p>
+            <w:pPr>
+              <w:jc w:val="left"/>
+              <w:pBdr>
+                <w:bottom w:val="none" w:sz="0" w:space="0" w:color="000000"/>
+                <w:top w:val="none" w:sz="0" w:space="0" w:color="000000"/>
+                <w:left w:val="none" w:sz="0" w:space="0" w:color="000000"/>
+                <w:right w:val="none" w:sz="0" w:space="0" w:color="000000"/>
+              </w:pBdr>
+              <w:spacing w:after="100" w:before="100" w:line="240"/>
+              <w:ind w:left="100" w:right="100" w:firstLine="0" w:firstLineChars="0"/>
+              <w:rPr>
+                <w:rFonts w:ascii="Arial" w:hAnsi="Arial" w:eastAsia="Arial" w:cs="Arial"/>
+                <w:i w:val="false"/>
+                <w:b w:val="false"/>
+                <w:u w:val="none"/>
+                <w:strike w:val="false"/>
+                <w:sz w:val="22"/>
+                <w:szCs w:val="22"/>
+                <w:color w:val="000000"/>
+              </w:rPr>
+            </w:pPr>
+            <w:r xmlns:w="http://schemas.openxmlformats.org/wordprocessingml/2006/main" xmlns:wp="http://schemas.openxmlformats.org/drawingml/2006/wordprocessingDrawing" xmlns:r="http://schemas.openxmlformats.org/officeDocument/2006/relationships" xmlns:w14="http://schemas.microsoft.com/office/word/2010/wordml">
+              <w:rPr>
+                <w:rFonts w:ascii="Arial" w:hAnsi="Arial" w:eastAsia="Arial" w:cs="Arial"/>
+                <w:i w:val="false"/>
+                <w:b w:val="false"/>
+                <w:u w:val="none"/>
+                <w:strike w:val="false"/>
+                <w:sz w:val="22"/>
+                <w:szCs w:val="22"/>
+                <w:color w:val="000000"/>
+              </w:rPr>
+              <w:t xml:space="preserve">Consumer</w:t>
+            </w:r>
+          </w:p>
+        </w:tc>
+        <w:tc>
+          <w:tcPr>
+            <w:tcBorders>
+              <w:bottom w:val="single" w:sz="12" w:space="0" w:color="666666"/>
+              <w:top w:val="single" w:sz="12" w:space="0" w:color="666666"/>
+              <w:left w:val="none" w:sz="0" w:space="0" w:color="000000"/>
+              <w:right w:val="none" w:sz="0" w:space="0" w:color="000000"/>
+            </w:tcBorders>
+            <w:shd w:val="clear" w:color="auto" w:fill="FFFFFF"/>
+            <w:tcMar>
+              <w:top w:w="0" w:type="dxa"/>
+              <w:bottom w:w="0" w:type="dxa"/>
+              <w:left w:w="0" w:type="dxa"/>
+              <w:right w:w="0" w:type="dxa"/>
+            </w:tcMar>
+            <w:vAlign w:val="center"/>
+          </w:tcPr>
+          <w:p>
+            <w:pPr>
+              <w:jc w:val="left"/>
+              <w:pBdr>
+                <w:bottom w:val="none" w:sz="0" w:space="0" w:color="000000"/>
+                <w:top w:val="none" w:sz="0" w:space="0" w:color="000000"/>
+                <w:left w:val="none" w:sz="0" w:space="0" w:color="000000"/>
+                <w:right w:val="none" w:sz="0" w:space="0" w:color="000000"/>
+              </w:pBdr>
+              <w:spacing w:after="100" w:before="100" w:line="240"/>
+              <w:ind w:left="100" w:right="100" w:firstLine="0" w:firstLineChars="0"/>
+              <w:rPr>
+                <w:rFonts w:ascii="Arial" w:hAnsi="Arial" w:eastAsia="Arial" w:cs="Arial"/>
+                <w:i w:val="false"/>
+                <w:b w:val="false"/>
+                <w:u w:val="none"/>
+                <w:strike w:val="false"/>
+                <w:sz w:val="22"/>
+                <w:szCs w:val="22"/>
+                <w:color w:val="000000"/>
+              </w:rPr>
+            </w:pPr>
+            <w:r xmlns:w="http://schemas.openxmlformats.org/wordprocessingml/2006/main" xmlns:wp="http://schemas.openxmlformats.org/drawingml/2006/wordprocessingDrawing" xmlns:r="http://schemas.openxmlformats.org/officeDocument/2006/relationships" xmlns:w14="http://schemas.microsoft.com/office/word/2010/wordml">
+              <w:rPr>
+                <w:rFonts w:ascii="Arial" w:hAnsi="Arial" w:eastAsia="Arial" w:cs="Arial"/>
+                <w:i w:val="false"/>
+                <w:b w:val="false"/>
+                <w:u w:val="none"/>
+                <w:strike w:val="false"/>
+                <w:sz w:val="22"/>
+                <w:szCs w:val="22"/>
+                <w:color w:val="000000"/>
+              </w:rPr>
+              <w:t xml:space="preserve">North</w:t>
+            </w:r>
+          </w:p>
+        </w:tc>
+      </w:tr>
+    </w:tbl>
+    <w:bookmarkEnd w:id="21"/>
+    <w:bookmarkStart w:id="23" w:name="Xb485c79db7f185b20b5fe7b01df2e954d00ea7e"/>
+    <w:p>
+      <w:pPr>
+        <w:pStyle w:val="Heading1"/>
+      </w:pPr>
+      <w:r>
+        <w:t xml:space="preserve">Vilka resultat som verkar mest användbara</w:t>
+      </w:r>
+    </w:p>
+    <w:bookmarkStart w:id="22" w:name="sammanfattning"/>
+    <w:p>
+      <w:pPr>
+        <w:pStyle w:val="Heading2"/>
+      </w:pPr>
+      <w:r>
+        <w:t xml:space="preserve">Sammanfattning</w:t>
+      </w:r>
+    </w:p>
+    <w:p>
+      <w:pPr>
+        <w:pStyle w:val="FirstParagraph"/>
+      </w:pPr>
+      <w:r>
+        <w:t xml:space="preserve">Vi har beräknat statistiska sammanfattningar för att jämföra försäljning.</w:t>
+      </w:r>
+      <w:r>
+        <w:t xml:space="preserve"> </w:t>
+      </w:r>
+      <w:r>
+        <w:t xml:space="preserve">- mellan produktkategorier, kundsegment och regioner.</w:t>
+      </w:r>
+      <w:r>
+        <w:t xml:space="preserve"> </w:t>
+      </w:r>
+      <w:r>
+        <w:t xml:space="preserve">- Electronics och Consumer står för den största delen av försäljningen.</w:t>
+      </w:r>
+      <w:r>
+        <w:t xml:space="preserve"> </w:t>
+      </w:r>
+      <w:r>
+        <w:t xml:space="preserve">- Small Business spenderar mest per köp.</w:t>
+      </w:r>
+      <w:r>
+        <w:t xml:space="preserve"> </w:t>
+      </w:r>
+      <w:r>
+        <w:t xml:space="preserve">- North är den starkaste regionen, medan South säljer minst.</w:t>
+      </w:r>
+    </w:p>
+    <w:bookmarkEnd w:id="22"/>
+    <w:bookmarkEnd w:id="23"/>
+    <w:bookmarkStart w:id="24" w:name="X178458c35c85ca60ab42bd5b4f304416bae9e5c"/>
+    <w:p>
+      <w:pPr>
+        <w:pStyle w:val="Heading1"/>
+      </w:pPr>
+      <w:r>
+        <w:t xml:space="preserve">Vilka begränsningar som finns i datan eller analysen</w:t>
+      </w:r>
+    </w:p>
+    <w:bookmarkEnd w:id="24"/>
     <w:sectPr>
       <w:footnotePr>
         <w:numRestart w:val="eachSect"/>

--- a/report/rapport.docx
+++ b/report/rapport.docx
@@ -44,7 +44,7 @@
       </w:r>
     </w:p>
     <w:bookmarkEnd w:id="20"/>
-    <w:bookmarkStart w:id="21" w:name="vad-ni-kom-fram-till"/>
+    <w:bookmarkStart w:id="30" w:name="vad-ni-kom-fram-till"/>
     <w:p>
       <w:pPr>
         <w:pStyle w:val="Heading1"/>
@@ -1723,6 +1723,51 @@
         <w:pStyle w:val="FirstParagraph"/>
       </w:pPr>
       <w:r>
+        <w:drawing>
+          <wp:inline>
+            <wp:extent cx="2667000" cy="1254512"/>
+            <wp:effectExtent b="0" l="0" r="0" t="0"/>
+            <wp:docPr descr="" title="" id="22" name="Picture"/>
+            <a:graphic>
+              <a:graphicData uri="http://schemas.openxmlformats.org/drawingml/2006/picture">
+                <pic:pic>
+                  <pic:nvPicPr>
+                    <pic:cNvPr descr="rapport_files/1cb18ad6a7b2d226ea7c247fca935f458611a91a.png" id="23" name="Picture"/>
+                    <pic:cNvPicPr>
+                      <a:picLocks noChangeArrowheads="1" noChangeAspect="1"/>
+                    </pic:cNvPicPr>
+                  </pic:nvPicPr>
+                  <pic:blipFill>
+                    <a:blip r:embed="rId21"/>
+                    <a:stretch>
+                      <a:fillRect/>
+                    </a:stretch>
+                  </pic:blipFill>
+                  <pic:spPr bwMode="auto">
+                    <a:xfrm>
+                      <a:off x="0" y="0"/>
+                      <a:ext cx="2667000" cy="1254512"/>
+                    </a:xfrm>
+                    <a:prstGeom prst="rect">
+                      <a:avLst/>
+                    </a:prstGeom>
+                    <a:noFill/>
+                    <a:ln w="9525">
+                      <a:noFill/>
+                      <a:headEnd/>
+                      <a:tailEnd/>
+                    </a:ln>
+                  </pic:spPr>
+                </pic:pic>
+              </a:graphicData>
+            </a:graphic>
+          </wp:inline>
+        </w:drawing>
+      </w:r>
+      <w:r>
+        <w:t xml:space="preserve"> </w:t>
+      </w:r>
+      <w:r>
         <w:t xml:space="preserve">Electronics har högst total försäljning (155500), följt av Home och Sports.</w:t>
       </w:r>
     </w:p>
@@ -2845,6 +2890,51 @@
       <w:pPr>
         <w:pStyle w:val="BodyText"/>
       </w:pPr>
+      <w:r>
+        <w:drawing>
+          <wp:inline>
+            <wp:extent cx="2667000" cy="1254512"/>
+            <wp:effectExtent b="0" l="0" r="0" t="0"/>
+            <wp:docPr descr="" title="" id="25" name="Picture"/>
+            <a:graphic>
+              <a:graphicData uri="http://schemas.openxmlformats.org/drawingml/2006/picture">
+                <pic:pic>
+                  <pic:nvPicPr>
+                    <pic:cNvPr descr="rapport_files/ce361ced9d4f07f1267003ba450e13ab9c97e657.png" id="26" name="Picture"/>
+                    <pic:cNvPicPr>
+                      <a:picLocks noChangeArrowheads="1" noChangeAspect="1"/>
+                    </pic:cNvPicPr>
+                  </pic:nvPicPr>
+                  <pic:blipFill>
+                    <a:blip r:embed="rId24"/>
+                    <a:stretch>
+                      <a:fillRect/>
+                    </a:stretch>
+                  </pic:blipFill>
+                  <pic:spPr bwMode="auto">
+                    <a:xfrm>
+                      <a:off x="0" y="0"/>
+                      <a:ext cx="2667000" cy="1254512"/>
+                    </a:xfrm>
+                    <a:prstGeom prst="rect">
+                      <a:avLst/>
+                    </a:prstGeom>
+                    <a:noFill/>
+                    <a:ln w="9525">
+                      <a:noFill/>
+                      <a:headEnd/>
+                      <a:tailEnd/>
+                    </a:ln>
+                  </pic:spPr>
+                </pic:pic>
+              </a:graphicData>
+            </a:graphic>
+          </wp:inline>
+        </w:drawing>
+      </w:r>
+      <w:r>
+        <w:t xml:space="preserve"> </w:t>
+      </w:r>
       <w:r>
         <w:t xml:space="preserve">Consumer genererar mest total försäljning (170338), medan Small Business spenderar mest per köp (346). Corporate bidrar minst både i antal ordrar (169) och total försäljning (39744).</w:t>
       </w:r>
@@ -4244,6 +4334,51 @@
         <w:pStyle w:val="BodyText"/>
       </w:pPr>
       <w:r>
+        <w:drawing>
+          <wp:inline>
+            <wp:extent cx="2667000" cy="1254512"/>
+            <wp:effectExtent b="0" l="0" r="0" t="0"/>
+            <wp:docPr descr="" title="" id="28" name="Picture"/>
+            <a:graphic>
+              <a:graphicData uri="http://schemas.openxmlformats.org/drawingml/2006/picture">
+                <pic:pic>
+                  <pic:nvPicPr>
+                    <pic:cNvPr descr="rapport_files/120316b12f51d58f51738951d7326ff9cfd99986.png" id="29" name="Picture"/>
+                    <pic:cNvPicPr>
+                      <a:picLocks noChangeArrowheads="1" noChangeAspect="1"/>
+                    </pic:cNvPicPr>
+                  </pic:nvPicPr>
+                  <pic:blipFill>
+                    <a:blip r:embed="rId27"/>
+                    <a:stretch>
+                      <a:fillRect/>
+                    </a:stretch>
+                  </pic:blipFill>
+                  <pic:spPr bwMode="auto">
+                    <a:xfrm>
+                      <a:off x="0" y="0"/>
+                      <a:ext cx="2667000" cy="1254512"/>
+                    </a:xfrm>
+                    <a:prstGeom prst="rect">
+                      <a:avLst/>
+                    </a:prstGeom>
+                    <a:noFill/>
+                    <a:ln w="9525">
+                      <a:noFill/>
+                      <a:headEnd/>
+                      <a:tailEnd/>
+                    </a:ln>
+                  </pic:spPr>
+                </pic:pic>
+              </a:graphicData>
+            </a:graphic>
+          </wp:inline>
+        </w:drawing>
+      </w:r>
+      <w:r>
+        <w:t xml:space="preserve"> </w:t>
+      </w:r>
+      <w:r>
         <w:t xml:space="preserve">North är den region som säljer mest totalt (116544) och har flest ordrar (354), medan East har högre värde per köp (337). South säljer minst (53170) och har också lägre värde (277) per köp än andra regioner.</w:t>
       </w:r>
     </w:p>
@@ -4594,8 +4729,8 @@
         </w:tc>
       </w:tr>
     </w:tbl>
-    <w:bookmarkEnd w:id="21"/>
-    <w:bookmarkStart w:id="23" w:name="Xb485c79db7f185b20b5fe7b01df2e954d00ea7e"/>
+    <w:bookmarkEnd w:id="30"/>
+    <w:bookmarkStart w:id="32" w:name="Xb485c79db7f185b20b5fe7b01df2e954d00ea7e"/>
     <w:p>
       <w:pPr>
         <w:pStyle w:val="Heading1"/>
@@ -4604,7 +4739,7 @@
         <w:t xml:space="preserve">Vilka resultat som verkar mest användbara</w:t>
       </w:r>
     </w:p>
-    <w:bookmarkStart w:id="22" w:name="sammanfattning"/>
+    <w:bookmarkStart w:id="31" w:name="sammanfattning"/>
     <w:p>
       <w:pPr>
         <w:pStyle w:val="Heading2"/>
@@ -4645,9 +4780,9 @@
         <w:t xml:space="preserve">- North är den starkaste regionen, medan South säljer minst.</w:t>
       </w:r>
     </w:p>
-    <w:bookmarkEnd w:id="22"/>
-    <w:bookmarkEnd w:id="23"/>
-    <w:bookmarkStart w:id="24" w:name="X178458c35c85ca60ab42bd5b4f304416bae9e5c"/>
+    <w:bookmarkEnd w:id="31"/>
+    <w:bookmarkEnd w:id="32"/>
+    <w:bookmarkStart w:id="33" w:name="X178458c35c85ca60ab42bd5b4f304416bae9e5c"/>
     <w:p>
       <w:pPr>
         <w:pStyle w:val="Heading1"/>
@@ -4656,7 +4791,7 @@
         <w:t xml:space="preserve">Vilka begränsningar som finns i datan eller analysen</w:t>
       </w:r>
     </w:p>
-    <w:bookmarkEnd w:id="24"/>
+    <w:bookmarkEnd w:id="33"/>
     <w:sectPr>
       <w:footnotePr>
         <w:numRestart w:val="eachSect"/>

--- a/report/rapport.docx
+++ b/report/rapport.docx
@@ -44,10 +44,210 @@
       </w:r>
     </w:p>
     <w:bookmarkEnd w:id="20"/>
-    <w:bookmarkStart w:id="30" w:name="vad-ni-kom-fram-till"/>
+    <w:bookmarkStart w:id="21" w:name="syfte-med-analysen"/>
     <w:p>
       <w:pPr>
         <w:pStyle w:val="Heading1"/>
+      </w:pPr>
+      <w:r>
+        <w:t xml:space="preserve">Syfte med analysen</w:t>
+      </w:r>
+    </w:p>
+    <w:p>
+      <w:pPr>
+        <w:pStyle w:val="FirstParagraph"/>
+      </w:pPr>
+      <w:r>
+        <w:t xml:space="preserve">Syftet med analysen är att undersöka försäljningsdata för att förstå vilka produkter som säljer mest, vilka kunder som bidrar mest till försäljningen och hur försäljningen skiljer sig mellan olika regioner.</w:t>
+      </w:r>
+    </w:p>
+    <w:bookmarkEnd w:id="21"/>
+    <w:bookmarkStart w:id="22" w:name="valda-frågeställningar"/>
+    <w:p>
+      <w:pPr>
+        <w:pStyle w:val="Heading1"/>
+      </w:pPr>
+      <w:r>
+        <w:t xml:space="preserve">valda frågeställningar</w:t>
+      </w:r>
+    </w:p>
+    <w:p>
+      <w:pPr>
+        <w:pStyle w:val="FirstParagraph"/>
+      </w:pPr>
+      <w:r>
+        <w:t xml:space="preserve">Vi har fokuserat på att besvara följande frågor:</w:t>
+      </w:r>
+    </w:p>
+    <w:p>
+      <w:pPr>
+        <w:numPr>
+          <w:ilvl w:val="0"/>
+          <w:numId w:val="1001"/>
+        </w:numPr>
+      </w:pPr>
+      <w:r>
+        <w:t xml:space="preserve">Vilka produktkategorier verkar driva högst försäljning?</w:t>
+      </w:r>
+    </w:p>
+    <w:p>
+      <w:pPr>
+        <w:numPr>
+          <w:ilvl w:val="0"/>
+          <w:numId w:val="1001"/>
+        </w:numPr>
+      </w:pPr>
+      <w:r>
+        <w:t xml:space="preserve">Hur skiljer sig ordervärde mellan olika kundsegment?</w:t>
+      </w:r>
+    </w:p>
+    <w:p>
+      <w:pPr>
+        <w:numPr>
+          <w:ilvl w:val="0"/>
+          <w:numId w:val="1001"/>
+        </w:numPr>
+      </w:pPr>
+      <w:r>
+        <w:t xml:space="preserve">Hur skiljer sig försäljning mellan olika regioner?</w:t>
+      </w:r>
+    </w:p>
+    <w:bookmarkEnd w:id="22"/>
+    <w:bookmarkStart w:id="23" w:name="metod-för-analysen"/>
+    <w:p>
+      <w:pPr>
+        <w:pStyle w:val="Heading1"/>
+      </w:pPr>
+      <w:r>
+        <w:t xml:space="preserve">Metod för analysen</w:t>
+      </w:r>
+    </w:p>
+    <w:p>
+      <w:pPr>
+        <w:pStyle w:val="FirstParagraph"/>
+      </w:pPr>
+      <w:r>
+        <w:t xml:space="preserve">Analysen genomfördes i R. Datasetet innehåller både numeriska och kategoriska variabler såsom ordrar, kunder, produktkategorier och rabatter.</w:t>
+      </w:r>
+      <w:r>
+        <w:t xml:space="preserve"> </w:t>
+      </w:r>
+      <w:r>
+        <w:t xml:space="preserve">Datat städades genom att:</w:t>
+      </w:r>
+    </w:p>
+    <w:p>
+      <w:pPr>
+        <w:pStyle w:val="Compact"/>
+        <w:numPr>
+          <w:ilvl w:val="0"/>
+          <w:numId w:val="1002"/>
+        </w:numPr>
+      </w:pPr>
+      <w:r>
+        <w:t xml:space="preserve">saknade numeriska värden ersattes med median</w:t>
+      </w:r>
+    </w:p>
+    <w:p>
+      <w:pPr>
+        <w:pStyle w:val="Compact"/>
+        <w:numPr>
+          <w:ilvl w:val="0"/>
+          <w:numId w:val="1002"/>
+        </w:numPr>
+      </w:pPr>
+      <w:r>
+        <w:t xml:space="preserve">saknade kategoriska värden ersattes med</w:t>
+      </w:r>
+      <w:r>
+        <w:t xml:space="preserve"> </w:t>
+      </w:r>
+      <w:r>
+        <w:t xml:space="preserve">“unknown”</w:t>
+      </w:r>
+    </w:p>
+    <w:p>
+      <w:pPr>
+        <w:pStyle w:val="Compact"/>
+        <w:numPr>
+          <w:ilvl w:val="0"/>
+          <w:numId w:val="1002"/>
+        </w:numPr>
+      </w:pPr>
+      <w:r>
+        <w:t xml:space="preserve">kategoriska variabler standardiserades och konverterades till faktorer</w:t>
+      </w:r>
+    </w:p>
+    <w:p>
+      <w:pPr>
+        <w:pStyle w:val="Compact"/>
+        <w:numPr>
+          <w:ilvl w:val="0"/>
+          <w:numId w:val="1002"/>
+        </w:numPr>
+      </w:pPr>
+      <w:r>
+        <w:t xml:space="preserve">nya variabler (order_value, sales_percent) skapades</w:t>
+      </w:r>
+    </w:p>
+    <w:p>
+      <w:pPr>
+        <w:pStyle w:val="FirstParagraph"/>
+      </w:pPr>
+      <w:r>
+        <w:t xml:space="preserve">Därefter genomfördes:</w:t>
+      </w:r>
+    </w:p>
+    <w:p>
+      <w:pPr>
+        <w:pStyle w:val="Compact"/>
+        <w:numPr>
+          <w:ilvl w:val="0"/>
+          <w:numId w:val="1003"/>
+        </w:numPr>
+      </w:pPr>
+      <w:r>
+        <w:t xml:space="preserve">beskrivande statistik</w:t>
+      </w:r>
+    </w:p>
+    <w:p>
+      <w:pPr>
+        <w:pStyle w:val="Compact"/>
+        <w:numPr>
+          <w:ilvl w:val="0"/>
+          <w:numId w:val="1003"/>
+        </w:numPr>
+      </w:pPr>
+      <w:r>
+        <w:t xml:space="preserve">visualiseringar</w:t>
+      </w:r>
+    </w:p>
+    <w:p>
+      <w:pPr>
+        <w:pStyle w:val="Compact"/>
+        <w:numPr>
+          <w:ilvl w:val="0"/>
+          <w:numId w:val="1003"/>
+        </w:numPr>
+      </w:pPr>
+      <w:r>
+        <w:t xml:space="preserve">tolkning och slutsatse</w:t>
+      </w:r>
+    </w:p>
+    <w:bookmarkEnd w:id="23"/>
+    <w:bookmarkStart w:id="34" w:name="viktigaste-resultat"/>
+    <w:p>
+      <w:pPr>
+        <w:pStyle w:val="Heading1"/>
+      </w:pPr>
+      <w:r>
+        <w:t xml:space="preserve">viktigaste resultat</w:t>
+      </w:r>
+    </w:p>
+    <w:bookmarkStart w:id="33" w:name="vad-ni-kom-fram-till"/>
+    <w:p>
+      <w:pPr>
+        <w:pStyle w:val="Heading2"/>
       </w:pPr>
       <w:r>
         <w:t xml:space="preserve">Vad ni kom fram till</w:t>
@@ -1725,20 +1925,20 @@
       <w:r>
         <w:drawing>
           <wp:inline>
-            <wp:extent cx="2667000" cy="1254512"/>
+            <wp:extent cx="4800600" cy="2258121"/>
             <wp:effectExtent b="0" l="0" r="0" t="0"/>
-            <wp:docPr descr="" title="" id="22" name="Picture"/>
+            <wp:docPr descr="" title="" id="25" name="Picture"/>
             <a:graphic>
               <a:graphicData uri="http://schemas.openxmlformats.org/drawingml/2006/picture">
                 <pic:pic>
                   <pic:nvPicPr>
-                    <pic:cNvPr descr="rapport_files/1cb18ad6a7b2d226ea7c247fca935f458611a91a.png" id="23" name="Picture"/>
+                    <pic:cNvPr descr="rapport_files/1cb18ad6a7b2d226ea7c247fca935f458611a91a.png" id="26" name="Picture"/>
                     <pic:cNvPicPr>
                       <a:picLocks noChangeArrowheads="1" noChangeAspect="1"/>
                     </pic:cNvPicPr>
                   </pic:nvPicPr>
                   <pic:blipFill>
-                    <a:blip r:embed="rId21"/>
+                    <a:blip r:embed="rId24"/>
                     <a:stretch>
                       <a:fillRect/>
                     </a:stretch>
@@ -1746,7 +1946,7 @@
                   <pic:spPr bwMode="auto">
                     <a:xfrm>
                       <a:off x="0" y="0"/>
-                      <a:ext cx="2667000" cy="1254512"/>
+                      <a:ext cx="4800600" cy="2258121"/>
                     </a:xfrm>
                     <a:prstGeom prst="rect">
                       <a:avLst/>
@@ -1764,11 +1964,13 @@
           </wp:inline>
         </w:drawing>
       </w:r>
+    </w:p>
+    <w:p>
+      <w:pPr>
+        <w:pStyle w:val="BodyText"/>
+      </w:pPr>
       <w:r>
-        <w:t xml:space="preserve"> </w:t>
-      </w:r>
-      <w:r>
-        <w:t xml:space="preserve">Electronics har högst total försäljning (155500), följt av Home och Sports.</w:t>
+        <w:t xml:space="preserve">Electronics har högst total försäljning (155500), följt av Home och Sports. Fashion och Beauty bidrar minst till den totala försäljningen.</w:t>
       </w:r>
     </w:p>
     <w:tbl xmlns:w="http://schemas.openxmlformats.org/wordprocessingml/2006/main" xmlns:r="http://schemas.openxmlformats.org/officeDocument/2006/relationships" xmlns:w14="http://schemas.microsoft.com/office/word/2010/wordml" xmlns:wp="http://schemas.openxmlformats.org/drawingml/2006/wordprocessingDrawing" xmlns:a="http://schemas.openxmlformats.org/drawingml/2006/main" xmlns:pic="http://schemas.openxmlformats.org/drawingml/2006/picture">
@@ -2893,20 +3095,20 @@
       <w:r>
         <w:drawing>
           <wp:inline>
-            <wp:extent cx="2667000" cy="1254512"/>
+            <wp:extent cx="4800600" cy="2258121"/>
             <wp:effectExtent b="0" l="0" r="0" t="0"/>
-            <wp:docPr descr="" title="" id="25" name="Picture"/>
+            <wp:docPr descr="" title="" id="28" name="Picture"/>
             <a:graphic>
               <a:graphicData uri="http://schemas.openxmlformats.org/drawingml/2006/picture">
                 <pic:pic>
                   <pic:nvPicPr>
-                    <pic:cNvPr descr="rapport_files/ce361ced9d4f07f1267003ba450e13ab9c97e657.png" id="26" name="Picture"/>
+                    <pic:cNvPr descr="rapport_files/ce361ced9d4f07f1267003ba450e13ab9c97e657.png" id="29" name="Picture"/>
                     <pic:cNvPicPr>
                       <a:picLocks noChangeArrowheads="1" noChangeAspect="1"/>
                     </pic:cNvPicPr>
                   </pic:nvPicPr>
                   <pic:blipFill>
-                    <a:blip r:embed="rId24"/>
+                    <a:blip r:embed="rId27"/>
                     <a:stretch>
                       <a:fillRect/>
                     </a:stretch>
@@ -2914,7 +3116,7 @@
                   <pic:spPr bwMode="auto">
                     <a:xfrm>
                       <a:off x="0" y="0"/>
-                      <a:ext cx="2667000" cy="1254512"/>
+                      <a:ext cx="4800600" cy="2258121"/>
                     </a:xfrm>
                     <a:prstGeom prst="rect">
                       <a:avLst/>
@@ -2932,9 +3134,11 @@
           </wp:inline>
         </w:drawing>
       </w:r>
-      <w:r>
-        <w:t xml:space="preserve"> </w:t>
-      </w:r>
+    </w:p>
+    <w:p>
+      <w:pPr>
+        <w:pStyle w:val="BodyText"/>
+      </w:pPr>
       <w:r>
         <w:t xml:space="preserve">Consumer genererar mest total försäljning (170338), medan Small Business spenderar mest per köp (346). Corporate bidrar minst både i antal ordrar (169) och total försäljning (39744).</w:t>
       </w:r>
@@ -4336,20 +4540,20 @@
       <w:r>
         <w:drawing>
           <wp:inline>
-            <wp:extent cx="2667000" cy="1254512"/>
+            <wp:extent cx="4800600" cy="2258121"/>
             <wp:effectExtent b="0" l="0" r="0" t="0"/>
-            <wp:docPr descr="" title="" id="28" name="Picture"/>
+            <wp:docPr descr="" title="" id="31" name="Picture"/>
             <a:graphic>
               <a:graphicData uri="http://schemas.openxmlformats.org/drawingml/2006/picture">
                 <pic:pic>
                   <pic:nvPicPr>
-                    <pic:cNvPr descr="rapport_files/120316b12f51d58f51738951d7326ff9cfd99986.png" id="29" name="Picture"/>
+                    <pic:cNvPr descr="rapport_files/120316b12f51d58f51738951d7326ff9cfd99986.png" id="32" name="Picture"/>
                     <pic:cNvPicPr>
                       <a:picLocks noChangeArrowheads="1" noChangeAspect="1"/>
                     </pic:cNvPicPr>
                   </pic:nvPicPr>
                   <pic:blipFill>
-                    <a:blip r:embed="rId27"/>
+                    <a:blip r:embed="rId30"/>
                     <a:stretch>
                       <a:fillRect/>
                     </a:stretch>
@@ -4357,7 +4561,7 @@
                   <pic:spPr bwMode="auto">
                     <a:xfrm>
                       <a:off x="0" y="0"/>
-                      <a:ext cx="2667000" cy="1254512"/>
+                      <a:ext cx="4800600" cy="2258121"/>
                     </a:xfrm>
                     <a:prstGeom prst="rect">
                       <a:avLst/>
@@ -4375,9 +4579,11 @@
           </wp:inline>
         </w:drawing>
       </w:r>
-      <w:r>
-        <w:t xml:space="preserve"> </w:t>
-      </w:r>
+    </w:p>
+    <w:p>
+      <w:pPr>
+        <w:pStyle w:val="BodyText"/>
+      </w:pPr>
       <w:r>
         <w:t xml:space="preserve">North är den region som säljer mest totalt (116544) och har flest ordrar (354), medan East har högre värde per köp (337). South säljer minst (53170) och har också lägre värde (277) per köp än andra regioner.</w:t>
       </w:r>
@@ -4729,8 +4935,9 @@
         </w:tc>
       </w:tr>
     </w:tbl>
-    <w:bookmarkEnd w:id="30"/>
-    <w:bookmarkStart w:id="32" w:name="Xb485c79db7f185b20b5fe7b01df2e954d00ea7e"/>
+    <w:bookmarkEnd w:id="33"/>
+    <w:bookmarkEnd w:id="34"/>
+    <w:bookmarkStart w:id="36" w:name="Xb485c79db7f185b20b5fe7b01df2e954d00ea7e"/>
     <w:p>
       <w:pPr>
         <w:pStyle w:val="Heading1"/>
@@ -4739,7 +4946,7 @@
         <w:t xml:space="preserve">Vilka resultat som verkar mest användbara</w:t>
       </w:r>
     </w:p>
-    <w:bookmarkStart w:id="31" w:name="sammanfattning"/>
+    <w:bookmarkStart w:id="35" w:name="sammanfattning"/>
     <w:p>
       <w:pPr>
         <w:pStyle w:val="Heading2"/>
@@ -4780,9 +4987,9 @@
         <w:t xml:space="preserve">- North är den starkaste regionen, medan South säljer minst.</w:t>
       </w:r>
     </w:p>
-    <w:bookmarkEnd w:id="31"/>
-    <w:bookmarkEnd w:id="32"/>
-    <w:bookmarkStart w:id="33" w:name="X178458c35c85ca60ab42bd5b4f304416bae9e5c"/>
+    <w:bookmarkEnd w:id="35"/>
+    <w:bookmarkEnd w:id="36"/>
+    <w:bookmarkStart w:id="38" w:name="X178458c35c85ca60ab42bd5b4f304416bae9e5c"/>
     <w:p>
       <w:pPr>
         <w:pStyle w:val="Heading1"/>
@@ -4791,7 +4998,88 @@
         <w:t xml:space="preserve">Vilka begränsningar som finns i datan eller analysen</w:t>
       </w:r>
     </w:p>
-    <w:bookmarkEnd w:id="33"/>
+    <w:p>
+      <w:pPr>
+        <w:numPr>
+          <w:ilvl w:val="0"/>
+          <w:numId w:val="1004"/>
+        </w:numPr>
+      </w:pPr>
+      <w:r>
+        <w:t xml:space="preserve">Analysen bygger på ett dataset med 1000 ordrar och visar därför bara mönster i detta urval.</w:t>
+      </w:r>
+    </w:p>
+    <w:p>
+      <w:pPr>
+        <w:numPr>
+          <w:ilvl w:val="0"/>
+          <w:numId w:val="1004"/>
+        </w:numPr>
+      </w:pPr>
+      <w:r>
+        <w:t xml:space="preserve">Vissa värden saknades i datan och har ersatts vid datastädningen, vilket kan påverka resultaten något(bias).</w:t>
+      </w:r>
+    </w:p>
+    <w:p>
+      <w:pPr>
+        <w:numPr>
+          <w:ilvl w:val="0"/>
+          <w:numId w:val="1004"/>
+        </w:numPr>
+      </w:pPr>
+      <w:r>
+        <w:t xml:space="preserve">Analysen är baserad på historiska data och kan inte förutsäga framtida</w:t>
+      </w:r>
+      <w:r>
+        <w:t xml:space="preserve"> </w:t>
+      </w:r>
+      <w:r>
+        <w:t xml:space="preserve">trender eller förändringar i kundbeteende.</w:t>
+      </w:r>
+    </w:p>
+    <w:bookmarkStart w:id="37" w:name="förslag-på-nästa-steg"/>
+    <w:p>
+      <w:pPr>
+        <w:pStyle w:val="Heading2"/>
+      </w:pPr>
+      <w:r>
+        <w:t xml:space="preserve">Förslag på nästa steg</w:t>
+      </w:r>
+    </w:p>
+    <w:p>
+      <w:pPr>
+        <w:pStyle w:val="FirstParagraph"/>
+      </w:pPr>
+      <w:r>
+        <w:t xml:space="preserve">För att bygga vidare på denna analys</w:t>
+      </w:r>
+    </w:p>
+    <w:p>
+      <w:pPr>
+        <w:pStyle w:val="Compact"/>
+        <w:numPr>
+          <w:ilvl w:val="0"/>
+          <w:numId w:val="1005"/>
+        </w:numPr>
+      </w:pPr>
+      <w:r>
+        <w:t xml:space="preserve">Samla in mer data över en längre tidsperiod för att identifiera trender.</w:t>
+      </w:r>
+    </w:p>
+    <w:p>
+      <w:pPr>
+        <w:pStyle w:val="Compact"/>
+        <w:numPr>
+          <w:ilvl w:val="0"/>
+          <w:numId w:val="1005"/>
+        </w:numPr>
+      </w:pPr>
+      <w:r>
+        <w:t xml:space="preserve">Genomföra mer avancerade analyser, såsom klusteranalys eller prediktiv modellering, för att bättre förstå kundsegment och förutsäga framtida försäljning.</w:t>
+      </w:r>
+    </w:p>
+    <w:bookmarkEnd w:id="37"/>
+    <w:bookmarkEnd w:id="38"/>
     <w:sectPr>
       <w:footnotePr>
         <w:numRestart w:val="eachSect"/>
@@ -4902,8 +5190,292 @@
       </w:pPr>
     </w:lvl>
   </w:abstractNum>
+  <w:abstractNum w:abstractNumId="99411">
+    <w:nsid w:val="00A99411"/>
+    <w:multiLevelType w:val="multilevel"/>
+    <w:lvl w:ilvl="0">
+      <w:start w:val="1"/>
+      <w:numFmt w:val="decimal"/>
+      <w:lvlText w:val="%1."/>
+      <w:lvlJc w:val="left"/>
+      <w:pPr>
+        <w:ind w:left="720" w:hanging="360"/>
+      </w:pPr>
+    </w:lvl>
+    <w:lvl w:ilvl="1">
+      <w:start w:val="1"/>
+      <w:numFmt w:val="decimal"/>
+      <w:lvlText w:val="%2."/>
+      <w:lvlJc w:val="left"/>
+      <w:pPr>
+        <w:ind w:left="1440" w:hanging="360"/>
+      </w:pPr>
+    </w:lvl>
+    <w:lvl w:ilvl="2">
+      <w:start w:val="1"/>
+      <w:numFmt w:val="decimal"/>
+      <w:lvlText w:val="%3."/>
+      <w:lvlJc w:val="left"/>
+      <w:pPr>
+        <w:ind w:left="2160" w:hanging="360"/>
+      </w:pPr>
+    </w:lvl>
+    <w:lvl w:ilvl="3">
+      <w:start w:val="1"/>
+      <w:numFmt w:val="decimal"/>
+      <w:lvlText w:val="%4."/>
+      <w:lvlJc w:val="left"/>
+      <w:pPr>
+        <w:ind w:left="2880" w:hanging="360"/>
+      </w:pPr>
+    </w:lvl>
+    <w:lvl w:ilvl="4">
+      <w:start w:val="1"/>
+      <w:numFmt w:val="decimal"/>
+      <w:lvlText w:val="%5."/>
+      <w:lvlJc w:val="left"/>
+      <w:pPr>
+        <w:ind w:left="3600" w:hanging="360"/>
+      </w:pPr>
+    </w:lvl>
+    <w:lvl w:ilvl="5">
+      <w:start w:val="1"/>
+      <w:numFmt w:val="decimal"/>
+      <w:lvlText w:val="%6."/>
+      <w:lvlJc w:val="left"/>
+      <w:pPr>
+        <w:ind w:left="4320" w:hanging="360"/>
+      </w:pPr>
+    </w:lvl>
+    <w:lvl w:ilvl="6">
+      <w:start w:val="1"/>
+      <w:numFmt w:val="decimal"/>
+      <w:lvlText w:val="%7."/>
+      <w:lvlJc w:val="left"/>
+      <w:pPr>
+        <w:ind w:left="5040" w:hanging="360"/>
+      </w:pPr>
+    </w:lvl>
+    <w:lvl w:ilvl="7">
+      <w:start w:val="1"/>
+      <w:numFmt w:val="decimal"/>
+      <w:lvlText w:val="%8."/>
+      <w:lvlJc w:val="left"/>
+      <w:pPr>
+        <w:ind w:left="5760" w:hanging="360"/>
+      </w:pPr>
+    </w:lvl>
+    <w:lvl w:ilvl="8">
+      <w:start w:val="1"/>
+      <w:numFmt w:val="decimal"/>
+      <w:lvlText w:val="%9."/>
+      <w:lvlJc w:val="left"/>
+      <w:pPr>
+        <w:ind w:left="6480" w:hanging="360"/>
+      </w:pPr>
+    </w:lvl>
+  </w:abstractNum>
+  <w:abstractNum w:abstractNumId="991">
+    <w:nsid w:val="0000A991"/>
+    <w:multiLevelType w:val="multilevel"/>
+    <w:lvl w:ilvl="0">
+      <w:numFmt w:val="bullet"/>
+      <w:lvlText w:val=""/>
+      <w:lvlJc w:val="left"/>
+      <w:pPr>
+        <w:ind w:left="720" w:hanging="360"/>
+      </w:pPr>
+      <w:rPr>
+        <w:rFonts w:ascii="Symbol" w:hAnsi="Symbol" w:cs="Symbol" w:hint="default"/>
+      </w:rPr>
+    </w:lvl>
+    <w:lvl w:ilvl="1">
+      <w:numFmt w:val="bullet"/>
+      <w:lvlText w:val="o"/>
+      <w:lvlJc w:val="left"/>
+      <w:pPr>
+        <w:ind w:left="1440" w:hanging="360"/>
+      </w:pPr>
+      <w:rPr>
+        <w:rFonts w:ascii="Courier New" w:hAnsi="Courier New" w:cs="Courier New" w:hint="default"/>
+      </w:rPr>
+    </w:lvl>
+    <w:lvl w:ilvl="2">
+      <w:numFmt w:val="bullet"/>
+      <w:lvlText w:val=""/>
+      <w:lvlJc w:val="left"/>
+      <w:pPr>
+        <w:ind w:left="2160" w:hanging="360"/>
+      </w:pPr>
+      <w:rPr>
+        <w:rFonts w:ascii="Wingdings" w:hAnsi="Wingdings" w:cs="Wingdings" w:hint="default"/>
+      </w:rPr>
+    </w:lvl>
+    <w:lvl w:ilvl="3">
+      <w:numFmt w:val="bullet"/>
+      <w:lvlText w:val=""/>
+      <w:lvlJc w:val="left"/>
+      <w:pPr>
+        <w:ind w:left="2880" w:hanging="360"/>
+      </w:pPr>
+      <w:rPr>
+        <w:rFonts w:ascii="Symbol" w:hAnsi="Symbol" w:cs="Symbol" w:hint="default"/>
+      </w:rPr>
+    </w:lvl>
+    <w:lvl w:ilvl="4">
+      <w:numFmt w:val="bullet"/>
+      <w:lvlText w:val="o"/>
+      <w:lvlJc w:val="left"/>
+      <w:pPr>
+        <w:ind w:left="3600" w:hanging="360"/>
+      </w:pPr>
+      <w:rPr>
+        <w:rFonts w:ascii="Courier New" w:hAnsi="Courier New" w:cs="Courier New" w:hint="default"/>
+      </w:rPr>
+    </w:lvl>
+    <w:lvl w:ilvl="5">
+      <w:numFmt w:val="bullet"/>
+      <w:lvlText w:val=""/>
+      <w:lvlJc w:val="left"/>
+      <w:pPr>
+        <w:ind w:left="4320" w:hanging="360"/>
+      </w:pPr>
+      <w:rPr>
+        <w:rFonts w:ascii="Wingdings" w:hAnsi="Wingdings" w:cs="Wingdings" w:hint="default"/>
+      </w:rPr>
+    </w:lvl>
+    <w:lvl w:ilvl="6">
+      <w:numFmt w:val="bullet"/>
+      <w:lvlText w:val=""/>
+      <w:lvlJc w:val="left"/>
+      <w:pPr>
+        <w:ind w:left="5040" w:hanging="360"/>
+      </w:pPr>
+      <w:rPr>
+        <w:rFonts w:ascii="Symbol" w:hAnsi="Symbol" w:cs="Symbol" w:hint="default"/>
+      </w:rPr>
+    </w:lvl>
+    <w:lvl w:ilvl="7">
+      <w:numFmt w:val="bullet"/>
+      <w:lvlText w:val="o"/>
+      <w:lvlJc w:val="left"/>
+      <w:pPr>
+        <w:ind w:left="5760" w:hanging="360"/>
+      </w:pPr>
+      <w:rPr>
+        <w:rFonts w:ascii="Courier New" w:hAnsi="Courier New" w:cs="Courier New" w:hint="default"/>
+      </w:rPr>
+    </w:lvl>
+    <w:lvl w:ilvl="8">
+      <w:numFmt w:val="bullet"/>
+      <w:lvlText w:val=""/>
+      <w:lvlJc w:val="left"/>
+      <w:pPr>
+        <w:ind w:left="6480" w:hanging="360"/>
+      </w:pPr>
+      <w:rPr>
+        <w:rFonts w:ascii="Wingdings" w:hAnsi="Wingdings" w:cs="Wingdings" w:hint="default"/>
+      </w:rPr>
+    </w:lvl>
+  </w:abstractNum>
   <w:num w:numId="1000">
     <w:abstractNumId w:val="990"/>
+  </w:num>
+  <w:num w:numId="1001">
+    <w:abstractNumId w:val="99411"/>
+    <w:lvlOverride w:ilvl="0">
+      <w:startOverride w:val="1"/>
+    </w:lvlOverride>
+    <w:lvlOverride w:ilvl="1">
+      <w:startOverride w:val="1"/>
+    </w:lvlOverride>
+    <w:lvlOverride w:ilvl="2">
+      <w:startOverride w:val="1"/>
+    </w:lvlOverride>
+    <w:lvlOverride w:ilvl="3">
+      <w:startOverride w:val="1"/>
+    </w:lvlOverride>
+    <w:lvlOverride w:ilvl="4">
+      <w:startOverride w:val="1"/>
+    </w:lvlOverride>
+    <w:lvlOverride w:ilvl="5">
+      <w:startOverride w:val="1"/>
+    </w:lvlOverride>
+    <w:lvlOverride w:ilvl="6">
+      <w:startOverride w:val="1"/>
+    </w:lvlOverride>
+    <w:lvlOverride w:ilvl="7">
+      <w:startOverride w:val="1"/>
+    </w:lvlOverride>
+    <w:lvlOverride w:ilvl="8">
+      <w:startOverride w:val="1"/>
+    </w:lvlOverride>
+  </w:num>
+  <w:num w:numId="1002">
+    <w:abstractNumId w:val="99411"/>
+    <w:lvlOverride w:ilvl="0">
+      <w:startOverride w:val="1"/>
+    </w:lvlOverride>
+    <w:lvlOverride w:ilvl="1">
+      <w:startOverride w:val="1"/>
+    </w:lvlOverride>
+    <w:lvlOverride w:ilvl="2">
+      <w:startOverride w:val="1"/>
+    </w:lvlOverride>
+    <w:lvlOverride w:ilvl="3">
+      <w:startOverride w:val="1"/>
+    </w:lvlOverride>
+    <w:lvlOverride w:ilvl="4">
+      <w:startOverride w:val="1"/>
+    </w:lvlOverride>
+    <w:lvlOverride w:ilvl="5">
+      <w:startOverride w:val="1"/>
+    </w:lvlOverride>
+    <w:lvlOverride w:ilvl="6">
+      <w:startOverride w:val="1"/>
+    </w:lvlOverride>
+    <w:lvlOverride w:ilvl="7">
+      <w:startOverride w:val="1"/>
+    </w:lvlOverride>
+    <w:lvlOverride w:ilvl="8">
+      <w:startOverride w:val="1"/>
+    </w:lvlOverride>
+  </w:num>
+  <w:num w:numId="1003">
+    <w:abstractNumId w:val="99411"/>
+    <w:lvlOverride w:ilvl="0">
+      <w:startOverride w:val="1"/>
+    </w:lvlOverride>
+    <w:lvlOverride w:ilvl="1">
+      <w:startOverride w:val="1"/>
+    </w:lvlOverride>
+    <w:lvlOverride w:ilvl="2">
+      <w:startOverride w:val="1"/>
+    </w:lvlOverride>
+    <w:lvlOverride w:ilvl="3">
+      <w:startOverride w:val="1"/>
+    </w:lvlOverride>
+    <w:lvlOverride w:ilvl="4">
+      <w:startOverride w:val="1"/>
+    </w:lvlOverride>
+    <w:lvlOverride w:ilvl="5">
+      <w:startOverride w:val="1"/>
+    </w:lvlOverride>
+    <w:lvlOverride w:ilvl="6">
+      <w:startOverride w:val="1"/>
+    </w:lvlOverride>
+    <w:lvlOverride w:ilvl="7">
+      <w:startOverride w:val="1"/>
+    </w:lvlOverride>
+    <w:lvlOverride w:ilvl="8">
+      <w:startOverride w:val="1"/>
+    </w:lvlOverride>
+  </w:num>
+  <w:num w:numId="1004">
+    <w:abstractNumId w:val="991"/>
+  </w:num>
+  <w:num w:numId="1005">
+    <w:abstractNumId w:val="991"/>
   </w:num>
 </w:numbering>
 </file>

--- a/report/rapport.docx
+++ b/report/rapport.docx
@@ -187,7 +187,13 @@
         </w:numPr>
       </w:pPr>
       <w:r>
-        <w:t xml:space="preserve">nya variabler (order_value, sales_percent) skapades</w:t>
+        <w:t xml:space="preserve">nya variabler (order_value, order_size) skapades.</w:t>
+      </w:r>
+      <w:r>
+        <w:t xml:space="preserve"> </w:t>
+      </w:r>
+      <w:r>
+        <w:t xml:space="preserve">Order size baseras på ordervalue och kategoriseras i tre nivåer: low(&lt;100), medium(100-300) och high(&gt;300).</w:t>
       </w:r>
     </w:p>
     <w:p>
@@ -3088,6 +3094,1689 @@
         </w:tc>
       </w:tr>
     </w:tbl>
+    <w:tbl xmlns:w="http://schemas.openxmlformats.org/wordprocessingml/2006/main" xmlns:r="http://schemas.openxmlformats.org/officeDocument/2006/relationships" xmlns:w14="http://schemas.microsoft.com/office/word/2010/wordml" xmlns:wp="http://schemas.openxmlformats.org/drawingml/2006/wordprocessingDrawing" xmlns:a="http://schemas.openxmlformats.org/drawingml/2006/main" xmlns:pic="http://schemas.openxmlformats.org/drawingml/2006/picture">
+      <w:tblPr>
+        <w:tblLayout w:type="fixed"/>
+        <w:jc w:val="center"/>
+        <w:tblLook w:firstRow="1" w:lastRow="0" w:firstColumn="0" w:lastColumn="0" w:noHBand="0" w:noVBand="1"/>
+      </w:tblPr>
+      <w:tblGrid>
+        <w:gridCol w:w="2282"/>
+        <w:gridCol w:w="1438"/>
+        <w:gridCol w:w="1034"/>
+      </w:tblGrid>
+      <w:tr>
+        <w:trPr>
+          <w:trHeight w:val="612" w:hRule="auto"/>
+          <w:tblHeader/>
+        </w:trPr>
+        <w:tc>
+          <w:tcPr>
+            <w:tcBorders>
+              <w:bottom w:val="single" w:sz="12" w:space="0" w:color="666666"/>
+              <w:top w:val="single" w:sz="12" w:space="0" w:color="666666"/>
+              <w:left w:val="none" w:sz="0" w:space="0" w:color="000000"/>
+              <w:right w:val="none" w:sz="0" w:space="0" w:color="000000"/>
+            </w:tcBorders>
+            <w:shd w:val="clear" w:color="auto" w:fill="FFFFFF"/>
+            <w:tcMar>
+              <w:top w:w="0" w:type="dxa"/>
+              <w:bottom w:w="0" w:type="dxa"/>
+              <w:left w:w="0" w:type="dxa"/>
+              <w:right w:w="0" w:type="dxa"/>
+            </w:tcMar>
+            <w:vAlign w:val="center"/>
+          </w:tcPr>
+          <w:p>
+            <w:pPr>
+              <w:jc w:val="left"/>
+              <w:pBdr>
+                <w:bottom w:val="none" w:sz="0" w:space="0" w:color="000000"/>
+                <w:top w:val="none" w:sz="0" w:space="0" w:color="000000"/>
+                <w:left w:val="none" w:sz="0" w:space="0" w:color="000000"/>
+                <w:right w:val="none" w:sz="0" w:space="0" w:color="000000"/>
+              </w:pBdr>
+              <w:spacing w:after="100" w:before="100" w:line="240"/>
+              <w:ind w:left="100" w:right="100" w:firstLine="0" w:firstLineChars="0"/>
+              <w:rPr>
+                <w:rFonts w:ascii="Arial" w:hAnsi="Arial" w:eastAsia="Arial" w:cs="Arial"/>
+                <w:i w:val="false"/>
+                <w:b w:val="true"/>
+                <w:u w:val="none"/>
+                <w:strike w:val="false"/>
+                <w:sz w:val="22"/>
+                <w:szCs w:val="22"/>
+                <w:color w:val="000000"/>
+              </w:rPr>
+            </w:pPr>
+            <w:r xmlns:w="http://schemas.openxmlformats.org/wordprocessingml/2006/main" xmlns:wp="http://schemas.openxmlformats.org/drawingml/2006/wordprocessingDrawing" xmlns:r="http://schemas.openxmlformats.org/officeDocument/2006/relationships" xmlns:w14="http://schemas.microsoft.com/office/word/2010/wordml">
+              <w:rPr>
+                <w:rFonts w:ascii="Arial" w:hAnsi="Arial" w:eastAsia="Arial" w:cs="Arial"/>
+                <w:i w:val="false"/>
+                <w:b w:val="true"/>
+                <w:u w:val="none"/>
+                <w:strike w:val="false"/>
+                <w:sz w:val="22"/>
+                <w:szCs w:val="22"/>
+                <w:color w:val="000000"/>
+              </w:rPr>
+              <w:t xml:space="preserve">customer_segment</w:t>
+            </w:r>
+          </w:p>
+        </w:tc>
+        <w:tc>
+          <w:tcPr>
+            <w:tcBorders>
+              <w:bottom w:val="single" w:sz="12" w:space="0" w:color="666666"/>
+              <w:top w:val="single" w:sz="12" w:space="0" w:color="666666"/>
+              <w:left w:val="none" w:sz="0" w:space="0" w:color="000000"/>
+              <w:right w:val="none" w:sz="0" w:space="0" w:color="000000"/>
+            </w:tcBorders>
+            <w:shd w:val="clear" w:color="auto" w:fill="FFFFFF"/>
+            <w:tcMar>
+              <w:top w:w="0" w:type="dxa"/>
+              <w:bottom w:w="0" w:type="dxa"/>
+              <w:left w:w="0" w:type="dxa"/>
+              <w:right w:w="0" w:type="dxa"/>
+            </w:tcMar>
+            <w:vAlign w:val="center"/>
+          </w:tcPr>
+          <w:p>
+            <w:pPr>
+              <w:jc w:val="left"/>
+              <w:pBdr>
+                <w:bottom w:val="none" w:sz="0" w:space="0" w:color="000000"/>
+                <w:top w:val="none" w:sz="0" w:space="0" w:color="000000"/>
+                <w:left w:val="none" w:sz="0" w:space="0" w:color="000000"/>
+                <w:right w:val="none" w:sz="0" w:space="0" w:color="000000"/>
+              </w:pBdr>
+              <w:spacing w:after="100" w:before="100" w:line="240"/>
+              <w:ind w:left="100" w:right="100" w:firstLine="0" w:firstLineChars="0"/>
+              <w:rPr>
+                <w:rFonts w:ascii="Arial" w:hAnsi="Arial" w:eastAsia="Arial" w:cs="Arial"/>
+                <w:i w:val="false"/>
+                <w:b w:val="true"/>
+                <w:u w:val="none"/>
+                <w:strike w:val="false"/>
+                <w:sz w:val="22"/>
+                <w:szCs w:val="22"/>
+                <w:color w:val="000000"/>
+              </w:rPr>
+            </w:pPr>
+            <w:r xmlns:w="http://schemas.openxmlformats.org/wordprocessingml/2006/main" xmlns:wp="http://schemas.openxmlformats.org/drawingml/2006/wordprocessingDrawing" xmlns:r="http://schemas.openxmlformats.org/officeDocument/2006/relationships" xmlns:w14="http://schemas.microsoft.com/office/word/2010/wordml">
+              <w:rPr>
+                <w:rFonts w:ascii="Arial" w:hAnsi="Arial" w:eastAsia="Arial" w:cs="Arial"/>
+                <w:i w:val="false"/>
+                <w:b w:val="true"/>
+                <w:u w:val="none"/>
+                <w:strike w:val="false"/>
+                <w:sz w:val="22"/>
+                <w:szCs w:val="22"/>
+                <w:color w:val="000000"/>
+              </w:rPr>
+              <w:t xml:space="preserve">order_size</w:t>
+            </w:r>
+          </w:p>
+        </w:tc>
+        <w:tc>
+          <w:tcPr>
+            <w:tcBorders>
+              <w:bottom w:val="single" w:sz="12" w:space="0" w:color="666666"/>
+              <w:top w:val="single" w:sz="12" w:space="0" w:color="666666"/>
+              <w:left w:val="none" w:sz="0" w:space="0" w:color="000000"/>
+              <w:right w:val="none" w:sz="0" w:space="0" w:color="000000"/>
+            </w:tcBorders>
+            <w:shd w:val="clear" w:color="auto" w:fill="FFFFFF"/>
+            <w:tcMar>
+              <w:top w:w="0" w:type="dxa"/>
+              <w:bottom w:w="0" w:type="dxa"/>
+              <w:left w:w="0" w:type="dxa"/>
+              <w:right w:w="0" w:type="dxa"/>
+            </w:tcMar>
+            <w:vAlign w:val="center"/>
+          </w:tcPr>
+          <w:p>
+            <w:pPr>
+              <w:jc w:val="right"/>
+              <w:pBdr>
+                <w:bottom w:val="none" w:sz="0" w:space="0" w:color="000000"/>
+                <w:top w:val="none" w:sz="0" w:space="0" w:color="000000"/>
+                <w:left w:val="none" w:sz="0" w:space="0" w:color="000000"/>
+                <w:right w:val="none" w:sz="0" w:space="0" w:color="000000"/>
+              </w:pBdr>
+              <w:spacing w:after="100" w:before="100" w:line="240"/>
+              <w:ind w:left="100" w:right="100" w:firstLine="0" w:firstLineChars="0"/>
+              <w:rPr>
+                <w:rFonts w:ascii="Arial" w:hAnsi="Arial" w:eastAsia="Arial" w:cs="Arial"/>
+                <w:i w:val="false"/>
+                <w:b w:val="true"/>
+                <w:u w:val="none"/>
+                <w:strike w:val="false"/>
+                <w:sz w:val="22"/>
+                <w:szCs w:val="22"/>
+                <w:color w:val="000000"/>
+              </w:rPr>
+            </w:pPr>
+            <w:r xmlns:w="http://schemas.openxmlformats.org/wordprocessingml/2006/main" xmlns:wp="http://schemas.openxmlformats.org/drawingml/2006/wordprocessingDrawing" xmlns:r="http://schemas.openxmlformats.org/officeDocument/2006/relationships" xmlns:w14="http://schemas.microsoft.com/office/word/2010/wordml">
+              <w:rPr>
+                <w:rFonts w:ascii="Arial" w:hAnsi="Arial" w:eastAsia="Arial" w:cs="Arial"/>
+                <w:i w:val="false"/>
+                <w:b w:val="true"/>
+                <w:u w:val="none"/>
+                <w:strike w:val="false"/>
+                <w:sz w:val="22"/>
+                <w:szCs w:val="22"/>
+                <w:color w:val="000000"/>
+              </w:rPr>
+              <w:t xml:space="preserve">orders</w:t>
+            </w:r>
+          </w:p>
+        </w:tc>
+      </w:tr>
+      <w:tr>
+        <w:trPr>
+          <w:trHeight w:val="574" w:hRule="auto"/>
+        </w:trPr>
+        <w:tc>
+          <w:tcPr>
+            <w:tcBorders>
+              <w:bottom w:val="single" w:sz="6" w:space="0" w:color="666666"/>
+              <w:top w:val="single" w:sz="12" w:space="0" w:color="666666"/>
+              <w:left w:val="none" w:sz="0" w:space="0" w:color="000000"/>
+              <w:right w:val="none" w:sz="0" w:space="0" w:color="000000"/>
+            </w:tcBorders>
+            <w:shd w:val="clear" w:color="auto" w:fill="FFFFFF"/>
+            <w:tcMar>
+              <w:top w:w="0" w:type="dxa"/>
+              <w:bottom w:w="0" w:type="dxa"/>
+              <w:left w:w="0" w:type="dxa"/>
+              <w:right w:w="0" w:type="dxa"/>
+            </w:tcMar>
+            <w:vAlign w:val="center"/>
+          </w:tcPr>
+          <w:p>
+            <w:pPr>
+              <w:jc w:val="left"/>
+              <w:pBdr>
+                <w:bottom w:val="none" w:sz="0" w:space="0" w:color="000000"/>
+                <w:top w:val="none" w:sz="0" w:space="0" w:color="000000"/>
+                <w:left w:val="none" w:sz="0" w:space="0" w:color="000000"/>
+                <w:right w:val="none" w:sz="0" w:space="0" w:color="000000"/>
+              </w:pBdr>
+              <w:spacing w:after="100" w:before="100" w:line="240"/>
+              <w:ind w:left="100" w:right="100" w:firstLine="0" w:firstLineChars="0"/>
+              <w:rPr>
+                <w:rFonts w:ascii="Arial" w:hAnsi="Arial" w:eastAsia="Arial" w:cs="Arial"/>
+                <w:i w:val="false"/>
+                <w:b w:val="false"/>
+                <w:u w:val="none"/>
+                <w:strike w:val="false"/>
+                <w:sz w:val="22"/>
+                <w:szCs w:val="22"/>
+                <w:color w:val="000000"/>
+              </w:rPr>
+            </w:pPr>
+            <w:r xmlns:w="http://schemas.openxmlformats.org/wordprocessingml/2006/main" xmlns:wp="http://schemas.openxmlformats.org/drawingml/2006/wordprocessingDrawing" xmlns:r="http://schemas.openxmlformats.org/officeDocument/2006/relationships" xmlns:w14="http://schemas.microsoft.com/office/word/2010/wordml">
+              <w:rPr>
+                <w:rFonts w:ascii="Arial" w:hAnsi="Arial" w:eastAsia="Arial" w:cs="Arial"/>
+                <w:i w:val="false"/>
+                <w:b w:val="false"/>
+                <w:u w:val="none"/>
+                <w:strike w:val="false"/>
+                <w:sz w:val="22"/>
+                <w:szCs w:val="22"/>
+                <w:color w:val="000000"/>
+              </w:rPr>
+              <w:t xml:space="preserve">Consumer</w:t>
+            </w:r>
+          </w:p>
+        </w:tc>
+        <w:tc>
+          <w:tcPr>
+            <w:tcBorders>
+              <w:bottom w:val="single" w:sz="6" w:space="0" w:color="666666"/>
+              <w:top w:val="single" w:sz="12" w:space="0" w:color="666666"/>
+              <w:left w:val="none" w:sz="0" w:space="0" w:color="000000"/>
+              <w:right w:val="none" w:sz="0" w:space="0" w:color="000000"/>
+            </w:tcBorders>
+            <w:shd w:val="clear" w:color="auto" w:fill="FFFFFF"/>
+            <w:tcMar>
+              <w:top w:w="0" w:type="dxa"/>
+              <w:bottom w:w="0" w:type="dxa"/>
+              <w:left w:w="0" w:type="dxa"/>
+              <w:right w:w="0" w:type="dxa"/>
+            </w:tcMar>
+            <w:vAlign w:val="center"/>
+          </w:tcPr>
+          <w:p>
+            <w:pPr>
+              <w:jc w:val="left"/>
+              <w:pBdr>
+                <w:bottom w:val="none" w:sz="0" w:space="0" w:color="000000"/>
+                <w:top w:val="none" w:sz="0" w:space="0" w:color="000000"/>
+                <w:left w:val="none" w:sz="0" w:space="0" w:color="000000"/>
+                <w:right w:val="none" w:sz="0" w:space="0" w:color="000000"/>
+              </w:pBdr>
+              <w:spacing w:after="100" w:before="100" w:line="240"/>
+              <w:ind w:left="100" w:right="100" w:firstLine="0" w:firstLineChars="0"/>
+              <w:rPr>
+                <w:rFonts w:ascii="Arial" w:hAnsi="Arial" w:eastAsia="Arial" w:cs="Arial"/>
+                <w:i w:val="false"/>
+                <w:b w:val="false"/>
+                <w:u w:val="none"/>
+                <w:strike w:val="false"/>
+                <w:sz w:val="22"/>
+                <w:szCs w:val="22"/>
+                <w:color w:val="000000"/>
+              </w:rPr>
+            </w:pPr>
+            <w:r xmlns:w="http://schemas.openxmlformats.org/wordprocessingml/2006/main" xmlns:wp="http://schemas.openxmlformats.org/drawingml/2006/wordprocessingDrawing" xmlns:r="http://schemas.openxmlformats.org/officeDocument/2006/relationships" xmlns:w14="http://schemas.microsoft.com/office/word/2010/wordml">
+              <w:rPr>
+                <w:rFonts w:ascii="Arial" w:hAnsi="Arial" w:eastAsia="Arial" w:cs="Arial"/>
+                <w:i w:val="false"/>
+                <w:b w:val="false"/>
+                <w:u w:val="none"/>
+                <w:strike w:val="false"/>
+                <w:sz w:val="22"/>
+                <w:szCs w:val="22"/>
+                <w:color w:val="000000"/>
+              </w:rPr>
+              <w:t xml:space="preserve">Low</w:t>
+            </w:r>
+          </w:p>
+        </w:tc>
+        <w:tc>
+          <w:tcPr>
+            <w:tcBorders>
+              <w:bottom w:val="single" w:sz="6" w:space="0" w:color="666666"/>
+              <w:top w:val="single" w:sz="12" w:space="0" w:color="666666"/>
+              <w:left w:val="none" w:sz="0" w:space="0" w:color="000000"/>
+              <w:right w:val="none" w:sz="0" w:space="0" w:color="000000"/>
+            </w:tcBorders>
+            <w:shd w:val="clear" w:color="auto" w:fill="FFFFFF"/>
+            <w:tcMar>
+              <w:top w:w="0" w:type="dxa"/>
+              <w:bottom w:w="0" w:type="dxa"/>
+              <w:left w:w="0" w:type="dxa"/>
+              <w:right w:w="0" w:type="dxa"/>
+            </w:tcMar>
+            <w:vAlign w:val="center"/>
+          </w:tcPr>
+          <w:p>
+            <w:pPr>
+              <w:jc w:val="right"/>
+              <w:pBdr>
+                <w:bottom w:val="none" w:sz="0" w:space="0" w:color="000000"/>
+                <w:top w:val="none" w:sz="0" w:space="0" w:color="000000"/>
+                <w:left w:val="none" w:sz="0" w:space="0" w:color="000000"/>
+                <w:right w:val="none" w:sz="0" w:space="0" w:color="000000"/>
+              </w:pBdr>
+              <w:spacing w:after="100" w:before="100" w:line="240"/>
+              <w:ind w:left="100" w:right="100" w:firstLine="0" w:firstLineChars="0"/>
+              <w:rPr>
+                <w:rFonts w:ascii="Arial" w:hAnsi="Arial" w:eastAsia="Arial" w:cs="Arial"/>
+                <w:i w:val="false"/>
+                <w:b w:val="false"/>
+                <w:u w:val="none"/>
+                <w:strike w:val="false"/>
+                <w:sz w:val="22"/>
+                <w:szCs w:val="22"/>
+                <w:color w:val="000000"/>
+              </w:rPr>
+            </w:pPr>
+            <w:r xmlns:w="http://schemas.openxmlformats.org/wordprocessingml/2006/main" xmlns:wp="http://schemas.openxmlformats.org/drawingml/2006/wordprocessingDrawing" xmlns:r="http://schemas.openxmlformats.org/officeDocument/2006/relationships" xmlns:w14="http://schemas.microsoft.com/office/word/2010/wordml">
+              <w:rPr>
+                <w:rFonts w:ascii="Arial" w:hAnsi="Arial" w:eastAsia="Arial" w:cs="Arial"/>
+                <w:i w:val="false"/>
+                <w:b w:val="false"/>
+                <w:u w:val="none"/>
+                <w:strike w:val="false"/>
+                <w:sz w:val="22"/>
+                <w:szCs w:val="22"/>
+                <w:color w:val="000000"/>
+              </w:rPr>
+              <w:t xml:space="preserve">175</w:t>
+            </w:r>
+          </w:p>
+        </w:tc>
+      </w:tr>
+      <w:tr>
+        <w:trPr>
+          <w:trHeight w:val="574" w:hRule="auto"/>
+        </w:trPr>
+        <w:tc>
+          <w:tcPr>
+            <w:tcBorders>
+              <w:bottom w:val="single" w:sz="6" w:space="0" w:color="666666"/>
+              <w:top w:val="single" w:sz="6" w:space="0" w:color="666666"/>
+              <w:left w:val="none" w:sz="0" w:space="0" w:color="000000"/>
+              <w:right w:val="none" w:sz="0" w:space="0" w:color="000000"/>
+            </w:tcBorders>
+            <w:shd w:val="clear" w:color="auto" w:fill="FFFFFF"/>
+            <w:tcMar>
+              <w:top w:w="0" w:type="dxa"/>
+              <w:bottom w:w="0" w:type="dxa"/>
+              <w:left w:w="0" w:type="dxa"/>
+              <w:right w:w="0" w:type="dxa"/>
+            </w:tcMar>
+            <w:vAlign w:val="center"/>
+          </w:tcPr>
+          <w:p>
+            <w:pPr>
+              <w:jc w:val="left"/>
+              <w:pBdr>
+                <w:bottom w:val="none" w:sz="0" w:space="0" w:color="000000"/>
+                <w:top w:val="none" w:sz="0" w:space="0" w:color="000000"/>
+                <w:left w:val="none" w:sz="0" w:space="0" w:color="000000"/>
+                <w:right w:val="none" w:sz="0" w:space="0" w:color="000000"/>
+              </w:pBdr>
+              <w:spacing w:after="100" w:before="100" w:line="240"/>
+              <w:ind w:left="100" w:right="100" w:firstLine="0" w:firstLineChars="0"/>
+              <w:rPr>
+                <w:rFonts w:ascii="Arial" w:hAnsi="Arial" w:eastAsia="Arial" w:cs="Arial"/>
+                <w:i w:val="false"/>
+                <w:b w:val="false"/>
+                <w:u w:val="none"/>
+                <w:strike w:val="false"/>
+                <w:sz w:val="22"/>
+                <w:szCs w:val="22"/>
+                <w:color w:val="000000"/>
+              </w:rPr>
+            </w:pPr>
+            <w:r xmlns:w="http://schemas.openxmlformats.org/wordprocessingml/2006/main" xmlns:wp="http://schemas.openxmlformats.org/drawingml/2006/wordprocessingDrawing" xmlns:r="http://schemas.openxmlformats.org/officeDocument/2006/relationships" xmlns:w14="http://schemas.microsoft.com/office/word/2010/wordml">
+              <w:rPr>
+                <w:rFonts w:ascii="Arial" w:hAnsi="Arial" w:eastAsia="Arial" w:cs="Arial"/>
+                <w:i w:val="false"/>
+                <w:b w:val="false"/>
+                <w:u w:val="none"/>
+                <w:strike w:val="false"/>
+                <w:sz w:val="22"/>
+                <w:szCs w:val="22"/>
+                <w:color w:val="000000"/>
+              </w:rPr>
+              <w:t xml:space="preserve">Consumer</w:t>
+            </w:r>
+          </w:p>
+        </w:tc>
+        <w:tc>
+          <w:tcPr>
+            <w:tcBorders>
+              <w:bottom w:val="single" w:sz="6" w:space="0" w:color="666666"/>
+              <w:top w:val="single" w:sz="6" w:space="0" w:color="666666"/>
+              <w:left w:val="none" w:sz="0" w:space="0" w:color="000000"/>
+              <w:right w:val="none" w:sz="0" w:space="0" w:color="000000"/>
+            </w:tcBorders>
+            <w:shd w:val="clear" w:color="auto" w:fill="FFFFFF"/>
+            <w:tcMar>
+              <w:top w:w="0" w:type="dxa"/>
+              <w:bottom w:w="0" w:type="dxa"/>
+              <w:left w:w="0" w:type="dxa"/>
+              <w:right w:w="0" w:type="dxa"/>
+            </w:tcMar>
+            <w:vAlign w:val="center"/>
+          </w:tcPr>
+          <w:p>
+            <w:pPr>
+              <w:jc w:val="left"/>
+              <w:pBdr>
+                <w:bottom w:val="none" w:sz="0" w:space="0" w:color="000000"/>
+                <w:top w:val="none" w:sz="0" w:space="0" w:color="000000"/>
+                <w:left w:val="none" w:sz="0" w:space="0" w:color="000000"/>
+                <w:right w:val="none" w:sz="0" w:space="0" w:color="000000"/>
+              </w:pBdr>
+              <w:spacing w:after="100" w:before="100" w:line="240"/>
+              <w:ind w:left="100" w:right="100" w:firstLine="0" w:firstLineChars="0"/>
+              <w:rPr>
+                <w:rFonts w:ascii="Arial" w:hAnsi="Arial" w:eastAsia="Arial" w:cs="Arial"/>
+                <w:i w:val="false"/>
+                <w:b w:val="false"/>
+                <w:u w:val="none"/>
+                <w:strike w:val="false"/>
+                <w:sz w:val="22"/>
+                <w:szCs w:val="22"/>
+                <w:color w:val="000000"/>
+              </w:rPr>
+            </w:pPr>
+            <w:r xmlns:w="http://schemas.openxmlformats.org/wordprocessingml/2006/main" xmlns:wp="http://schemas.openxmlformats.org/drawingml/2006/wordprocessingDrawing" xmlns:r="http://schemas.openxmlformats.org/officeDocument/2006/relationships" xmlns:w14="http://schemas.microsoft.com/office/word/2010/wordml">
+              <w:rPr>
+                <w:rFonts w:ascii="Arial" w:hAnsi="Arial" w:eastAsia="Arial" w:cs="Arial"/>
+                <w:i w:val="false"/>
+                <w:b w:val="false"/>
+                <w:u w:val="none"/>
+                <w:strike w:val="false"/>
+                <w:sz w:val="22"/>
+                <w:szCs w:val="22"/>
+                <w:color w:val="000000"/>
+              </w:rPr>
+              <w:t xml:space="preserve">Medium</w:t>
+            </w:r>
+          </w:p>
+        </w:tc>
+        <w:tc>
+          <w:tcPr>
+            <w:tcBorders>
+              <w:bottom w:val="single" w:sz="6" w:space="0" w:color="666666"/>
+              <w:top w:val="single" w:sz="6" w:space="0" w:color="666666"/>
+              <w:left w:val="none" w:sz="0" w:space="0" w:color="000000"/>
+              <w:right w:val="none" w:sz="0" w:space="0" w:color="000000"/>
+            </w:tcBorders>
+            <w:shd w:val="clear" w:color="auto" w:fill="FFFFFF"/>
+            <w:tcMar>
+              <w:top w:w="0" w:type="dxa"/>
+              <w:bottom w:w="0" w:type="dxa"/>
+              <w:left w:w="0" w:type="dxa"/>
+              <w:right w:w="0" w:type="dxa"/>
+            </w:tcMar>
+            <w:vAlign w:val="center"/>
+          </w:tcPr>
+          <w:p>
+            <w:pPr>
+              <w:jc w:val="right"/>
+              <w:pBdr>
+                <w:bottom w:val="none" w:sz="0" w:space="0" w:color="000000"/>
+                <w:top w:val="none" w:sz="0" w:space="0" w:color="000000"/>
+                <w:left w:val="none" w:sz="0" w:space="0" w:color="000000"/>
+                <w:right w:val="none" w:sz="0" w:space="0" w:color="000000"/>
+              </w:pBdr>
+              <w:spacing w:after="100" w:before="100" w:line="240"/>
+              <w:ind w:left="100" w:right="100" w:firstLine="0" w:firstLineChars="0"/>
+              <w:rPr>
+                <w:rFonts w:ascii="Arial" w:hAnsi="Arial" w:eastAsia="Arial" w:cs="Arial"/>
+                <w:i w:val="false"/>
+                <w:b w:val="false"/>
+                <w:u w:val="none"/>
+                <w:strike w:val="false"/>
+                <w:sz w:val="22"/>
+                <w:szCs w:val="22"/>
+                <w:color w:val="000000"/>
+              </w:rPr>
+            </w:pPr>
+            <w:r xmlns:w="http://schemas.openxmlformats.org/wordprocessingml/2006/main" xmlns:wp="http://schemas.openxmlformats.org/drawingml/2006/wordprocessingDrawing" xmlns:r="http://schemas.openxmlformats.org/officeDocument/2006/relationships" xmlns:w14="http://schemas.microsoft.com/office/word/2010/wordml">
+              <w:rPr>
+                <w:rFonts w:ascii="Arial" w:hAnsi="Arial" w:eastAsia="Arial" w:cs="Arial"/>
+                <w:i w:val="false"/>
+                <w:b w:val="false"/>
+                <w:u w:val="none"/>
+                <w:strike w:val="false"/>
+                <w:sz w:val="22"/>
+                <w:szCs w:val="22"/>
+                <w:color w:val="000000"/>
+              </w:rPr>
+              <w:t xml:space="preserve">192</w:t>
+            </w:r>
+          </w:p>
+        </w:tc>
+      </w:tr>
+      <w:tr>
+        <w:trPr>
+          <w:trHeight w:val="614" w:hRule="auto"/>
+        </w:trPr>
+        <w:tc>
+          <w:tcPr>
+            <w:tcBorders>
+              <w:bottom w:val="single" w:sz="6" w:space="0" w:color="666666"/>
+              <w:top w:val="single" w:sz="6" w:space="0" w:color="666666"/>
+              <w:left w:val="none" w:sz="0" w:space="0" w:color="000000"/>
+              <w:right w:val="none" w:sz="0" w:space="0" w:color="000000"/>
+            </w:tcBorders>
+            <w:shd w:val="clear" w:color="auto" w:fill="FFFFFF"/>
+            <w:tcMar>
+              <w:top w:w="0" w:type="dxa"/>
+              <w:bottom w:w="0" w:type="dxa"/>
+              <w:left w:w="0" w:type="dxa"/>
+              <w:right w:w="0" w:type="dxa"/>
+            </w:tcMar>
+            <w:vAlign w:val="center"/>
+          </w:tcPr>
+          <w:p>
+            <w:pPr>
+              <w:jc w:val="left"/>
+              <w:pBdr>
+                <w:bottom w:val="none" w:sz="0" w:space="0" w:color="000000"/>
+                <w:top w:val="none" w:sz="0" w:space="0" w:color="000000"/>
+                <w:left w:val="none" w:sz="0" w:space="0" w:color="000000"/>
+                <w:right w:val="none" w:sz="0" w:space="0" w:color="000000"/>
+              </w:pBdr>
+              <w:spacing w:after="100" w:before="100" w:line="240"/>
+              <w:ind w:left="100" w:right="100" w:firstLine="0" w:firstLineChars="0"/>
+              <w:rPr>
+                <w:rFonts w:ascii="Arial" w:hAnsi="Arial" w:eastAsia="Arial" w:cs="Arial"/>
+                <w:i w:val="false"/>
+                <w:b w:val="false"/>
+                <w:u w:val="none"/>
+                <w:strike w:val="false"/>
+                <w:sz w:val="22"/>
+                <w:szCs w:val="22"/>
+                <w:color w:val="000000"/>
+              </w:rPr>
+            </w:pPr>
+            <w:r xmlns:w="http://schemas.openxmlformats.org/wordprocessingml/2006/main" xmlns:wp="http://schemas.openxmlformats.org/drawingml/2006/wordprocessingDrawing" xmlns:r="http://schemas.openxmlformats.org/officeDocument/2006/relationships" xmlns:w14="http://schemas.microsoft.com/office/word/2010/wordml">
+              <w:rPr>
+                <w:rFonts w:ascii="Arial" w:hAnsi="Arial" w:eastAsia="Arial" w:cs="Arial"/>
+                <w:i w:val="false"/>
+                <w:b w:val="false"/>
+                <w:u w:val="none"/>
+                <w:strike w:val="false"/>
+                <w:sz w:val="22"/>
+                <w:szCs w:val="22"/>
+                <w:color w:val="000000"/>
+              </w:rPr>
+              <w:t xml:space="preserve">Consumer</w:t>
+            </w:r>
+          </w:p>
+        </w:tc>
+        <w:tc>
+          <w:tcPr>
+            <w:tcBorders>
+              <w:bottom w:val="single" w:sz="6" w:space="0" w:color="666666"/>
+              <w:top w:val="single" w:sz="6" w:space="0" w:color="666666"/>
+              <w:left w:val="none" w:sz="0" w:space="0" w:color="000000"/>
+              <w:right w:val="none" w:sz="0" w:space="0" w:color="000000"/>
+            </w:tcBorders>
+            <w:shd w:val="clear" w:color="auto" w:fill="FFFFFF"/>
+            <w:tcMar>
+              <w:top w:w="0" w:type="dxa"/>
+              <w:bottom w:w="0" w:type="dxa"/>
+              <w:left w:w="0" w:type="dxa"/>
+              <w:right w:w="0" w:type="dxa"/>
+            </w:tcMar>
+            <w:vAlign w:val="center"/>
+          </w:tcPr>
+          <w:p>
+            <w:pPr>
+              <w:jc w:val="left"/>
+              <w:pBdr>
+                <w:bottom w:val="none" w:sz="0" w:space="0" w:color="000000"/>
+                <w:top w:val="none" w:sz="0" w:space="0" w:color="000000"/>
+                <w:left w:val="none" w:sz="0" w:space="0" w:color="000000"/>
+                <w:right w:val="none" w:sz="0" w:space="0" w:color="000000"/>
+              </w:pBdr>
+              <w:spacing w:after="100" w:before="100" w:line="240"/>
+              <w:ind w:left="100" w:right="100" w:firstLine="0" w:firstLineChars="0"/>
+              <w:rPr>
+                <w:rFonts w:ascii="Arial" w:hAnsi="Arial" w:eastAsia="Arial" w:cs="Arial"/>
+                <w:i w:val="false"/>
+                <w:b w:val="false"/>
+                <w:u w:val="none"/>
+                <w:strike w:val="false"/>
+                <w:sz w:val="22"/>
+                <w:szCs w:val="22"/>
+                <w:color w:val="000000"/>
+              </w:rPr>
+            </w:pPr>
+            <w:r xmlns:w="http://schemas.openxmlformats.org/wordprocessingml/2006/main" xmlns:wp="http://schemas.openxmlformats.org/drawingml/2006/wordprocessingDrawing" xmlns:r="http://schemas.openxmlformats.org/officeDocument/2006/relationships" xmlns:w14="http://schemas.microsoft.com/office/word/2010/wordml">
+              <w:rPr>
+                <w:rFonts w:ascii="Arial" w:hAnsi="Arial" w:eastAsia="Arial" w:cs="Arial"/>
+                <w:i w:val="false"/>
+                <w:b w:val="false"/>
+                <w:u w:val="none"/>
+                <w:strike w:val="false"/>
+                <w:sz w:val="22"/>
+                <w:szCs w:val="22"/>
+                <w:color w:val="000000"/>
+              </w:rPr>
+              <w:t xml:space="preserve">High</w:t>
+            </w:r>
+          </w:p>
+        </w:tc>
+        <w:tc>
+          <w:tcPr>
+            <w:tcBorders>
+              <w:bottom w:val="single" w:sz="6" w:space="0" w:color="666666"/>
+              <w:top w:val="single" w:sz="6" w:space="0" w:color="666666"/>
+              <w:left w:val="none" w:sz="0" w:space="0" w:color="000000"/>
+              <w:right w:val="none" w:sz="0" w:space="0" w:color="000000"/>
+            </w:tcBorders>
+            <w:shd w:val="clear" w:color="auto" w:fill="FFFFFF"/>
+            <w:tcMar>
+              <w:top w:w="0" w:type="dxa"/>
+              <w:bottom w:w="0" w:type="dxa"/>
+              <w:left w:w="0" w:type="dxa"/>
+              <w:right w:w="0" w:type="dxa"/>
+            </w:tcMar>
+            <w:vAlign w:val="center"/>
+          </w:tcPr>
+          <w:p>
+            <w:pPr>
+              <w:jc w:val="right"/>
+              <w:pBdr>
+                <w:bottom w:val="none" w:sz="0" w:space="0" w:color="000000"/>
+                <w:top w:val="none" w:sz="0" w:space="0" w:color="000000"/>
+                <w:left w:val="none" w:sz="0" w:space="0" w:color="000000"/>
+                <w:right w:val="none" w:sz="0" w:space="0" w:color="000000"/>
+              </w:pBdr>
+              <w:spacing w:after="100" w:before="100" w:line="240"/>
+              <w:ind w:left="100" w:right="100" w:firstLine="0" w:firstLineChars="0"/>
+              <w:rPr>
+                <w:rFonts w:ascii="Arial" w:hAnsi="Arial" w:eastAsia="Arial" w:cs="Arial"/>
+                <w:i w:val="false"/>
+                <w:b w:val="false"/>
+                <w:u w:val="none"/>
+                <w:strike w:val="false"/>
+                <w:sz w:val="22"/>
+                <w:szCs w:val="22"/>
+                <w:color w:val="000000"/>
+              </w:rPr>
+            </w:pPr>
+            <w:r xmlns:w="http://schemas.openxmlformats.org/wordprocessingml/2006/main" xmlns:wp="http://schemas.openxmlformats.org/drawingml/2006/wordprocessingDrawing" xmlns:r="http://schemas.openxmlformats.org/officeDocument/2006/relationships" xmlns:w14="http://schemas.microsoft.com/office/word/2010/wordml">
+              <w:rPr>
+                <w:rFonts w:ascii="Arial" w:hAnsi="Arial" w:eastAsia="Arial" w:cs="Arial"/>
+                <w:i w:val="false"/>
+                <w:b w:val="false"/>
+                <w:u w:val="none"/>
+                <w:strike w:val="false"/>
+                <w:sz w:val="22"/>
+                <w:szCs w:val="22"/>
+                <w:color w:val="000000"/>
+              </w:rPr>
+              <w:t xml:space="preserve">162</w:t>
+            </w:r>
+          </w:p>
+        </w:tc>
+      </w:tr>
+      <w:tr>
+        <w:trPr>
+          <w:trHeight w:val="615" w:hRule="auto"/>
+        </w:trPr>
+        <w:tc>
+          <w:tcPr>
+            <w:tcBorders>
+              <w:bottom w:val="single" w:sz="6" w:space="0" w:color="666666"/>
+              <w:top w:val="single" w:sz="6" w:space="0" w:color="666666"/>
+              <w:left w:val="none" w:sz="0" w:space="0" w:color="000000"/>
+              <w:right w:val="none" w:sz="0" w:space="0" w:color="000000"/>
+            </w:tcBorders>
+            <w:shd w:val="clear" w:color="auto" w:fill="FFFFFF"/>
+            <w:tcMar>
+              <w:top w:w="0" w:type="dxa"/>
+              <w:bottom w:w="0" w:type="dxa"/>
+              <w:left w:w="0" w:type="dxa"/>
+              <w:right w:w="0" w:type="dxa"/>
+            </w:tcMar>
+            <w:vAlign w:val="center"/>
+          </w:tcPr>
+          <w:p>
+            <w:pPr>
+              <w:jc w:val="left"/>
+              <w:pBdr>
+                <w:bottom w:val="none" w:sz="0" w:space="0" w:color="000000"/>
+                <w:top w:val="none" w:sz="0" w:space="0" w:color="000000"/>
+                <w:left w:val="none" w:sz="0" w:space="0" w:color="000000"/>
+                <w:right w:val="none" w:sz="0" w:space="0" w:color="000000"/>
+              </w:pBdr>
+              <w:spacing w:after="100" w:before="100" w:line="240"/>
+              <w:ind w:left="100" w:right="100" w:firstLine="0" w:firstLineChars="0"/>
+              <w:rPr>
+                <w:rFonts w:ascii="Arial" w:hAnsi="Arial" w:eastAsia="Arial" w:cs="Arial"/>
+                <w:i w:val="false"/>
+                <w:b w:val="false"/>
+                <w:u w:val="none"/>
+                <w:strike w:val="false"/>
+                <w:sz w:val="22"/>
+                <w:szCs w:val="22"/>
+                <w:color w:val="000000"/>
+              </w:rPr>
+            </w:pPr>
+            <w:r xmlns:w="http://schemas.openxmlformats.org/wordprocessingml/2006/main" xmlns:wp="http://schemas.openxmlformats.org/drawingml/2006/wordprocessingDrawing" xmlns:r="http://schemas.openxmlformats.org/officeDocument/2006/relationships" xmlns:w14="http://schemas.microsoft.com/office/word/2010/wordml">
+              <w:rPr>
+                <w:rFonts w:ascii="Arial" w:hAnsi="Arial" w:eastAsia="Arial" w:cs="Arial"/>
+                <w:i w:val="false"/>
+                <w:b w:val="false"/>
+                <w:u w:val="none"/>
+                <w:strike w:val="false"/>
+                <w:sz w:val="22"/>
+                <w:szCs w:val="22"/>
+                <w:color w:val="000000"/>
+              </w:rPr>
+              <w:t xml:space="preserve">Corporate</w:t>
+            </w:r>
+          </w:p>
+        </w:tc>
+        <w:tc>
+          <w:tcPr>
+            <w:tcBorders>
+              <w:bottom w:val="single" w:sz="6" w:space="0" w:color="666666"/>
+              <w:top w:val="single" w:sz="6" w:space="0" w:color="666666"/>
+              <w:left w:val="none" w:sz="0" w:space="0" w:color="000000"/>
+              <w:right w:val="none" w:sz="0" w:space="0" w:color="000000"/>
+            </w:tcBorders>
+            <w:shd w:val="clear" w:color="auto" w:fill="FFFFFF"/>
+            <w:tcMar>
+              <w:top w:w="0" w:type="dxa"/>
+              <w:bottom w:w="0" w:type="dxa"/>
+              <w:left w:w="0" w:type="dxa"/>
+              <w:right w:w="0" w:type="dxa"/>
+            </w:tcMar>
+            <w:vAlign w:val="center"/>
+          </w:tcPr>
+          <w:p>
+            <w:pPr>
+              <w:jc w:val="left"/>
+              <w:pBdr>
+                <w:bottom w:val="none" w:sz="0" w:space="0" w:color="000000"/>
+                <w:top w:val="none" w:sz="0" w:space="0" w:color="000000"/>
+                <w:left w:val="none" w:sz="0" w:space="0" w:color="000000"/>
+                <w:right w:val="none" w:sz="0" w:space="0" w:color="000000"/>
+              </w:pBdr>
+              <w:spacing w:after="100" w:before="100" w:line="240"/>
+              <w:ind w:left="100" w:right="100" w:firstLine="0" w:firstLineChars="0"/>
+              <w:rPr>
+                <w:rFonts w:ascii="Arial" w:hAnsi="Arial" w:eastAsia="Arial" w:cs="Arial"/>
+                <w:i w:val="false"/>
+                <w:b w:val="false"/>
+                <w:u w:val="none"/>
+                <w:strike w:val="false"/>
+                <w:sz w:val="22"/>
+                <w:szCs w:val="22"/>
+                <w:color w:val="000000"/>
+              </w:rPr>
+            </w:pPr>
+            <w:r xmlns:w="http://schemas.openxmlformats.org/wordprocessingml/2006/main" xmlns:wp="http://schemas.openxmlformats.org/drawingml/2006/wordprocessingDrawing" xmlns:r="http://schemas.openxmlformats.org/officeDocument/2006/relationships" xmlns:w14="http://schemas.microsoft.com/office/word/2010/wordml">
+              <w:rPr>
+                <w:rFonts w:ascii="Arial" w:hAnsi="Arial" w:eastAsia="Arial" w:cs="Arial"/>
+                <w:i w:val="false"/>
+                <w:b w:val="false"/>
+                <w:u w:val="none"/>
+                <w:strike w:val="false"/>
+                <w:sz w:val="22"/>
+                <w:szCs w:val="22"/>
+                <w:color w:val="000000"/>
+              </w:rPr>
+              <w:t xml:space="preserve">Low</w:t>
+            </w:r>
+          </w:p>
+        </w:tc>
+        <w:tc>
+          <w:tcPr>
+            <w:tcBorders>
+              <w:bottom w:val="single" w:sz="6" w:space="0" w:color="666666"/>
+              <w:top w:val="single" w:sz="6" w:space="0" w:color="666666"/>
+              <w:left w:val="none" w:sz="0" w:space="0" w:color="000000"/>
+              <w:right w:val="none" w:sz="0" w:space="0" w:color="000000"/>
+            </w:tcBorders>
+            <w:shd w:val="clear" w:color="auto" w:fill="FFFFFF"/>
+            <w:tcMar>
+              <w:top w:w="0" w:type="dxa"/>
+              <w:bottom w:w="0" w:type="dxa"/>
+              <w:left w:w="0" w:type="dxa"/>
+              <w:right w:w="0" w:type="dxa"/>
+            </w:tcMar>
+            <w:vAlign w:val="center"/>
+          </w:tcPr>
+          <w:p>
+            <w:pPr>
+              <w:jc w:val="right"/>
+              <w:pBdr>
+                <w:bottom w:val="none" w:sz="0" w:space="0" w:color="000000"/>
+                <w:top w:val="none" w:sz="0" w:space="0" w:color="000000"/>
+                <w:left w:val="none" w:sz="0" w:space="0" w:color="000000"/>
+                <w:right w:val="none" w:sz="0" w:space="0" w:color="000000"/>
+              </w:pBdr>
+              <w:spacing w:after="100" w:before="100" w:line="240"/>
+              <w:ind w:left="100" w:right="100" w:firstLine="0" w:firstLineChars="0"/>
+              <w:rPr>
+                <w:rFonts w:ascii="Arial" w:hAnsi="Arial" w:eastAsia="Arial" w:cs="Arial"/>
+                <w:i w:val="false"/>
+                <w:b w:val="false"/>
+                <w:u w:val="none"/>
+                <w:strike w:val="false"/>
+                <w:sz w:val="22"/>
+                <w:szCs w:val="22"/>
+                <w:color w:val="000000"/>
+              </w:rPr>
+            </w:pPr>
+            <w:r xmlns:w="http://schemas.openxmlformats.org/wordprocessingml/2006/main" xmlns:wp="http://schemas.openxmlformats.org/drawingml/2006/wordprocessingDrawing" xmlns:r="http://schemas.openxmlformats.org/officeDocument/2006/relationships" xmlns:w14="http://schemas.microsoft.com/office/word/2010/wordml">
+              <w:rPr>
+                <w:rFonts w:ascii="Arial" w:hAnsi="Arial" w:eastAsia="Arial" w:cs="Arial"/>
+                <w:i w:val="false"/>
+                <w:b w:val="false"/>
+                <w:u w:val="none"/>
+                <w:strike w:val="false"/>
+                <w:sz w:val="22"/>
+                <w:szCs w:val="22"/>
+                <w:color w:val="000000"/>
+              </w:rPr>
+              <w:t xml:space="preserve">64</w:t>
+            </w:r>
+          </w:p>
+        </w:tc>
+      </w:tr>
+      <w:tr>
+        <w:trPr>
+          <w:trHeight w:val="615" w:hRule="auto"/>
+        </w:trPr>
+        <w:tc>
+          <w:tcPr>
+            <w:tcBorders>
+              <w:bottom w:val="single" w:sz="6" w:space="0" w:color="666666"/>
+              <w:top w:val="single" w:sz="6" w:space="0" w:color="666666"/>
+              <w:left w:val="none" w:sz="0" w:space="0" w:color="000000"/>
+              <w:right w:val="none" w:sz="0" w:space="0" w:color="000000"/>
+            </w:tcBorders>
+            <w:shd w:val="clear" w:color="auto" w:fill="FFFFFF"/>
+            <w:tcMar>
+              <w:top w:w="0" w:type="dxa"/>
+              <w:bottom w:w="0" w:type="dxa"/>
+              <w:left w:w="0" w:type="dxa"/>
+              <w:right w:w="0" w:type="dxa"/>
+            </w:tcMar>
+            <w:vAlign w:val="center"/>
+          </w:tcPr>
+          <w:p>
+            <w:pPr>
+              <w:jc w:val="left"/>
+              <w:pBdr>
+                <w:bottom w:val="none" w:sz="0" w:space="0" w:color="000000"/>
+                <w:top w:val="none" w:sz="0" w:space="0" w:color="000000"/>
+                <w:left w:val="none" w:sz="0" w:space="0" w:color="000000"/>
+                <w:right w:val="none" w:sz="0" w:space="0" w:color="000000"/>
+              </w:pBdr>
+              <w:spacing w:after="100" w:before="100" w:line="240"/>
+              <w:ind w:left="100" w:right="100" w:firstLine="0" w:firstLineChars="0"/>
+              <w:rPr>
+                <w:rFonts w:ascii="Arial" w:hAnsi="Arial" w:eastAsia="Arial" w:cs="Arial"/>
+                <w:i w:val="false"/>
+                <w:b w:val="false"/>
+                <w:u w:val="none"/>
+                <w:strike w:val="false"/>
+                <w:sz w:val="22"/>
+                <w:szCs w:val="22"/>
+                <w:color w:val="000000"/>
+              </w:rPr>
+            </w:pPr>
+            <w:r xmlns:w="http://schemas.openxmlformats.org/wordprocessingml/2006/main" xmlns:wp="http://schemas.openxmlformats.org/drawingml/2006/wordprocessingDrawing" xmlns:r="http://schemas.openxmlformats.org/officeDocument/2006/relationships" xmlns:w14="http://schemas.microsoft.com/office/word/2010/wordml">
+              <w:rPr>
+                <w:rFonts w:ascii="Arial" w:hAnsi="Arial" w:eastAsia="Arial" w:cs="Arial"/>
+                <w:i w:val="false"/>
+                <w:b w:val="false"/>
+                <w:u w:val="none"/>
+                <w:strike w:val="false"/>
+                <w:sz w:val="22"/>
+                <w:szCs w:val="22"/>
+                <w:color w:val="000000"/>
+              </w:rPr>
+              <w:t xml:space="preserve">Corporate</w:t>
+            </w:r>
+          </w:p>
+        </w:tc>
+        <w:tc>
+          <w:tcPr>
+            <w:tcBorders>
+              <w:bottom w:val="single" w:sz="6" w:space="0" w:color="666666"/>
+              <w:top w:val="single" w:sz="6" w:space="0" w:color="666666"/>
+              <w:left w:val="none" w:sz="0" w:space="0" w:color="000000"/>
+              <w:right w:val="none" w:sz="0" w:space="0" w:color="000000"/>
+            </w:tcBorders>
+            <w:shd w:val="clear" w:color="auto" w:fill="FFFFFF"/>
+            <w:tcMar>
+              <w:top w:w="0" w:type="dxa"/>
+              <w:bottom w:w="0" w:type="dxa"/>
+              <w:left w:w="0" w:type="dxa"/>
+              <w:right w:w="0" w:type="dxa"/>
+            </w:tcMar>
+            <w:vAlign w:val="center"/>
+          </w:tcPr>
+          <w:p>
+            <w:pPr>
+              <w:jc w:val="left"/>
+              <w:pBdr>
+                <w:bottom w:val="none" w:sz="0" w:space="0" w:color="000000"/>
+                <w:top w:val="none" w:sz="0" w:space="0" w:color="000000"/>
+                <w:left w:val="none" w:sz="0" w:space="0" w:color="000000"/>
+                <w:right w:val="none" w:sz="0" w:space="0" w:color="000000"/>
+              </w:pBdr>
+              <w:spacing w:after="100" w:before="100" w:line="240"/>
+              <w:ind w:left="100" w:right="100" w:firstLine="0" w:firstLineChars="0"/>
+              <w:rPr>
+                <w:rFonts w:ascii="Arial" w:hAnsi="Arial" w:eastAsia="Arial" w:cs="Arial"/>
+                <w:i w:val="false"/>
+                <w:b w:val="false"/>
+                <w:u w:val="none"/>
+                <w:strike w:val="false"/>
+                <w:sz w:val="22"/>
+                <w:szCs w:val="22"/>
+                <w:color w:val="000000"/>
+              </w:rPr>
+            </w:pPr>
+            <w:r xmlns:w="http://schemas.openxmlformats.org/wordprocessingml/2006/main" xmlns:wp="http://schemas.openxmlformats.org/drawingml/2006/wordprocessingDrawing" xmlns:r="http://schemas.openxmlformats.org/officeDocument/2006/relationships" xmlns:w14="http://schemas.microsoft.com/office/word/2010/wordml">
+              <w:rPr>
+                <w:rFonts w:ascii="Arial" w:hAnsi="Arial" w:eastAsia="Arial" w:cs="Arial"/>
+                <w:i w:val="false"/>
+                <w:b w:val="false"/>
+                <w:u w:val="none"/>
+                <w:strike w:val="false"/>
+                <w:sz w:val="22"/>
+                <w:szCs w:val="22"/>
+                <w:color w:val="000000"/>
+              </w:rPr>
+              <w:t xml:space="preserve">Medium</w:t>
+            </w:r>
+          </w:p>
+        </w:tc>
+        <w:tc>
+          <w:tcPr>
+            <w:tcBorders>
+              <w:bottom w:val="single" w:sz="6" w:space="0" w:color="666666"/>
+              <w:top w:val="single" w:sz="6" w:space="0" w:color="666666"/>
+              <w:left w:val="none" w:sz="0" w:space="0" w:color="000000"/>
+              <w:right w:val="none" w:sz="0" w:space="0" w:color="000000"/>
+            </w:tcBorders>
+            <w:shd w:val="clear" w:color="auto" w:fill="FFFFFF"/>
+            <w:tcMar>
+              <w:top w:w="0" w:type="dxa"/>
+              <w:bottom w:w="0" w:type="dxa"/>
+              <w:left w:w="0" w:type="dxa"/>
+              <w:right w:w="0" w:type="dxa"/>
+            </w:tcMar>
+            <w:vAlign w:val="center"/>
+          </w:tcPr>
+          <w:p>
+            <w:pPr>
+              <w:jc w:val="right"/>
+              <w:pBdr>
+                <w:bottom w:val="none" w:sz="0" w:space="0" w:color="000000"/>
+                <w:top w:val="none" w:sz="0" w:space="0" w:color="000000"/>
+                <w:left w:val="none" w:sz="0" w:space="0" w:color="000000"/>
+                <w:right w:val="none" w:sz="0" w:space="0" w:color="000000"/>
+              </w:pBdr>
+              <w:spacing w:after="100" w:before="100" w:line="240"/>
+              <w:ind w:left="100" w:right="100" w:firstLine="0" w:firstLineChars="0"/>
+              <w:rPr>
+                <w:rFonts w:ascii="Arial" w:hAnsi="Arial" w:eastAsia="Arial" w:cs="Arial"/>
+                <w:i w:val="false"/>
+                <w:b w:val="false"/>
+                <w:u w:val="none"/>
+                <w:strike w:val="false"/>
+                <w:sz w:val="22"/>
+                <w:szCs w:val="22"/>
+                <w:color w:val="000000"/>
+              </w:rPr>
+            </w:pPr>
+            <w:r xmlns:w="http://schemas.openxmlformats.org/wordprocessingml/2006/main" xmlns:wp="http://schemas.openxmlformats.org/drawingml/2006/wordprocessingDrawing" xmlns:r="http://schemas.openxmlformats.org/officeDocument/2006/relationships" xmlns:w14="http://schemas.microsoft.com/office/word/2010/wordml">
+              <w:rPr>
+                <w:rFonts w:ascii="Arial" w:hAnsi="Arial" w:eastAsia="Arial" w:cs="Arial"/>
+                <w:i w:val="false"/>
+                <w:b w:val="false"/>
+                <w:u w:val="none"/>
+                <w:strike w:val="false"/>
+                <w:sz w:val="22"/>
+                <w:szCs w:val="22"/>
+                <w:color w:val="000000"/>
+              </w:rPr>
+              <w:t xml:space="preserve">59</w:t>
+            </w:r>
+          </w:p>
+        </w:tc>
+      </w:tr>
+      <w:tr>
+        <w:trPr>
+          <w:trHeight w:val="615" w:hRule="auto"/>
+        </w:trPr>
+        <w:tc>
+          <w:tcPr>
+            <w:tcBorders>
+              <w:bottom w:val="single" w:sz="6" w:space="0" w:color="666666"/>
+              <w:top w:val="single" w:sz="6" w:space="0" w:color="666666"/>
+              <w:left w:val="none" w:sz="0" w:space="0" w:color="000000"/>
+              <w:right w:val="none" w:sz="0" w:space="0" w:color="000000"/>
+            </w:tcBorders>
+            <w:shd w:val="clear" w:color="auto" w:fill="FFFFFF"/>
+            <w:tcMar>
+              <w:top w:w="0" w:type="dxa"/>
+              <w:bottom w:w="0" w:type="dxa"/>
+              <w:left w:w="0" w:type="dxa"/>
+              <w:right w:w="0" w:type="dxa"/>
+            </w:tcMar>
+            <w:vAlign w:val="center"/>
+          </w:tcPr>
+          <w:p>
+            <w:pPr>
+              <w:jc w:val="left"/>
+              <w:pBdr>
+                <w:bottom w:val="none" w:sz="0" w:space="0" w:color="000000"/>
+                <w:top w:val="none" w:sz="0" w:space="0" w:color="000000"/>
+                <w:left w:val="none" w:sz="0" w:space="0" w:color="000000"/>
+                <w:right w:val="none" w:sz="0" w:space="0" w:color="000000"/>
+              </w:pBdr>
+              <w:spacing w:after="100" w:before="100" w:line="240"/>
+              <w:ind w:left="100" w:right="100" w:firstLine="0" w:firstLineChars="0"/>
+              <w:rPr>
+                <w:rFonts w:ascii="Arial" w:hAnsi="Arial" w:eastAsia="Arial" w:cs="Arial"/>
+                <w:i w:val="false"/>
+                <w:b w:val="false"/>
+                <w:u w:val="none"/>
+                <w:strike w:val="false"/>
+                <w:sz w:val="22"/>
+                <w:szCs w:val="22"/>
+                <w:color w:val="000000"/>
+              </w:rPr>
+            </w:pPr>
+            <w:r xmlns:w="http://schemas.openxmlformats.org/wordprocessingml/2006/main" xmlns:wp="http://schemas.openxmlformats.org/drawingml/2006/wordprocessingDrawing" xmlns:r="http://schemas.openxmlformats.org/officeDocument/2006/relationships" xmlns:w14="http://schemas.microsoft.com/office/word/2010/wordml">
+              <w:rPr>
+                <w:rFonts w:ascii="Arial" w:hAnsi="Arial" w:eastAsia="Arial" w:cs="Arial"/>
+                <w:i w:val="false"/>
+                <w:b w:val="false"/>
+                <w:u w:val="none"/>
+                <w:strike w:val="false"/>
+                <w:sz w:val="22"/>
+                <w:szCs w:val="22"/>
+                <w:color w:val="000000"/>
+              </w:rPr>
+              <w:t xml:space="preserve">Corporate</w:t>
+            </w:r>
+          </w:p>
+        </w:tc>
+        <w:tc>
+          <w:tcPr>
+            <w:tcBorders>
+              <w:bottom w:val="single" w:sz="6" w:space="0" w:color="666666"/>
+              <w:top w:val="single" w:sz="6" w:space="0" w:color="666666"/>
+              <w:left w:val="none" w:sz="0" w:space="0" w:color="000000"/>
+              <w:right w:val="none" w:sz="0" w:space="0" w:color="000000"/>
+            </w:tcBorders>
+            <w:shd w:val="clear" w:color="auto" w:fill="FFFFFF"/>
+            <w:tcMar>
+              <w:top w:w="0" w:type="dxa"/>
+              <w:bottom w:w="0" w:type="dxa"/>
+              <w:left w:w="0" w:type="dxa"/>
+              <w:right w:w="0" w:type="dxa"/>
+            </w:tcMar>
+            <w:vAlign w:val="center"/>
+          </w:tcPr>
+          <w:p>
+            <w:pPr>
+              <w:jc w:val="left"/>
+              <w:pBdr>
+                <w:bottom w:val="none" w:sz="0" w:space="0" w:color="000000"/>
+                <w:top w:val="none" w:sz="0" w:space="0" w:color="000000"/>
+                <w:left w:val="none" w:sz="0" w:space="0" w:color="000000"/>
+                <w:right w:val="none" w:sz="0" w:space="0" w:color="000000"/>
+              </w:pBdr>
+              <w:spacing w:after="100" w:before="100" w:line="240"/>
+              <w:ind w:left="100" w:right="100" w:firstLine="0" w:firstLineChars="0"/>
+              <w:rPr>
+                <w:rFonts w:ascii="Arial" w:hAnsi="Arial" w:eastAsia="Arial" w:cs="Arial"/>
+                <w:i w:val="false"/>
+                <w:b w:val="false"/>
+                <w:u w:val="none"/>
+                <w:strike w:val="false"/>
+                <w:sz w:val="22"/>
+                <w:szCs w:val="22"/>
+                <w:color w:val="000000"/>
+              </w:rPr>
+            </w:pPr>
+            <w:r xmlns:w="http://schemas.openxmlformats.org/wordprocessingml/2006/main" xmlns:wp="http://schemas.openxmlformats.org/drawingml/2006/wordprocessingDrawing" xmlns:r="http://schemas.openxmlformats.org/officeDocument/2006/relationships" xmlns:w14="http://schemas.microsoft.com/office/word/2010/wordml">
+              <w:rPr>
+                <w:rFonts w:ascii="Arial" w:hAnsi="Arial" w:eastAsia="Arial" w:cs="Arial"/>
+                <w:i w:val="false"/>
+                <w:b w:val="false"/>
+                <w:u w:val="none"/>
+                <w:strike w:val="false"/>
+                <w:sz w:val="22"/>
+                <w:szCs w:val="22"/>
+                <w:color w:val="000000"/>
+              </w:rPr>
+              <w:t xml:space="preserve">High</w:t>
+            </w:r>
+          </w:p>
+        </w:tc>
+        <w:tc>
+          <w:tcPr>
+            <w:tcBorders>
+              <w:bottom w:val="single" w:sz="6" w:space="0" w:color="666666"/>
+              <w:top w:val="single" w:sz="6" w:space="0" w:color="666666"/>
+              <w:left w:val="none" w:sz="0" w:space="0" w:color="000000"/>
+              <w:right w:val="none" w:sz="0" w:space="0" w:color="000000"/>
+            </w:tcBorders>
+            <w:shd w:val="clear" w:color="auto" w:fill="FFFFFF"/>
+            <w:tcMar>
+              <w:top w:w="0" w:type="dxa"/>
+              <w:bottom w:w="0" w:type="dxa"/>
+              <w:left w:w="0" w:type="dxa"/>
+              <w:right w:w="0" w:type="dxa"/>
+            </w:tcMar>
+            <w:vAlign w:val="center"/>
+          </w:tcPr>
+          <w:p>
+            <w:pPr>
+              <w:jc w:val="right"/>
+              <w:pBdr>
+                <w:bottom w:val="none" w:sz="0" w:space="0" w:color="000000"/>
+                <w:top w:val="none" w:sz="0" w:space="0" w:color="000000"/>
+                <w:left w:val="none" w:sz="0" w:space="0" w:color="000000"/>
+                <w:right w:val="none" w:sz="0" w:space="0" w:color="000000"/>
+              </w:pBdr>
+              <w:spacing w:after="100" w:before="100" w:line="240"/>
+              <w:ind w:left="100" w:right="100" w:firstLine="0" w:firstLineChars="0"/>
+              <w:rPr>
+                <w:rFonts w:ascii="Arial" w:hAnsi="Arial" w:eastAsia="Arial" w:cs="Arial"/>
+                <w:i w:val="false"/>
+                <w:b w:val="false"/>
+                <w:u w:val="none"/>
+                <w:strike w:val="false"/>
+                <w:sz w:val="22"/>
+                <w:szCs w:val="22"/>
+                <w:color w:val="000000"/>
+              </w:rPr>
+            </w:pPr>
+            <w:r xmlns:w="http://schemas.openxmlformats.org/wordprocessingml/2006/main" xmlns:wp="http://schemas.openxmlformats.org/drawingml/2006/wordprocessingDrawing" xmlns:r="http://schemas.openxmlformats.org/officeDocument/2006/relationships" xmlns:w14="http://schemas.microsoft.com/office/word/2010/wordml">
+              <w:rPr>
+                <w:rFonts w:ascii="Arial" w:hAnsi="Arial" w:eastAsia="Arial" w:cs="Arial"/>
+                <w:i w:val="false"/>
+                <w:b w:val="false"/>
+                <w:u w:val="none"/>
+                <w:strike w:val="false"/>
+                <w:sz w:val="22"/>
+                <w:szCs w:val="22"/>
+                <w:color w:val="000000"/>
+              </w:rPr>
+              <w:t xml:space="preserve">46</w:t>
+            </w:r>
+          </w:p>
+        </w:tc>
+      </w:tr>
+      <w:tr>
+        <w:trPr>
+          <w:trHeight w:val="574" w:hRule="auto"/>
+        </w:trPr>
+        <w:tc>
+          <w:tcPr>
+            <w:tcBorders>
+              <w:bottom w:val="single" w:sz="6" w:space="0" w:color="666666"/>
+              <w:top w:val="single" w:sz="6" w:space="0" w:color="666666"/>
+              <w:left w:val="none" w:sz="0" w:space="0" w:color="000000"/>
+              <w:right w:val="none" w:sz="0" w:space="0" w:color="000000"/>
+            </w:tcBorders>
+            <w:shd w:val="clear" w:color="auto" w:fill="FFFFFF"/>
+            <w:tcMar>
+              <w:top w:w="0" w:type="dxa"/>
+              <w:bottom w:w="0" w:type="dxa"/>
+              <w:left w:w="0" w:type="dxa"/>
+              <w:right w:w="0" w:type="dxa"/>
+            </w:tcMar>
+            <w:vAlign w:val="center"/>
+          </w:tcPr>
+          <w:p>
+            <w:pPr>
+              <w:jc w:val="left"/>
+              <w:pBdr>
+                <w:bottom w:val="none" w:sz="0" w:space="0" w:color="000000"/>
+                <w:top w:val="none" w:sz="0" w:space="0" w:color="000000"/>
+                <w:left w:val="none" w:sz="0" w:space="0" w:color="000000"/>
+                <w:right w:val="none" w:sz="0" w:space="0" w:color="000000"/>
+              </w:pBdr>
+              <w:spacing w:after="100" w:before="100" w:line="240"/>
+              <w:ind w:left="100" w:right="100" w:firstLine="0" w:firstLineChars="0"/>
+              <w:rPr>
+                <w:rFonts w:ascii="Arial" w:hAnsi="Arial" w:eastAsia="Arial" w:cs="Arial"/>
+                <w:i w:val="false"/>
+                <w:b w:val="false"/>
+                <w:u w:val="none"/>
+                <w:strike w:val="false"/>
+                <w:sz w:val="22"/>
+                <w:szCs w:val="22"/>
+                <w:color w:val="000000"/>
+              </w:rPr>
+            </w:pPr>
+            <w:r xmlns:w="http://schemas.openxmlformats.org/wordprocessingml/2006/main" xmlns:wp="http://schemas.openxmlformats.org/drawingml/2006/wordprocessingDrawing" xmlns:r="http://schemas.openxmlformats.org/officeDocument/2006/relationships" xmlns:w14="http://schemas.microsoft.com/office/word/2010/wordml">
+              <w:rPr>
+                <w:rFonts w:ascii="Arial" w:hAnsi="Arial" w:eastAsia="Arial" w:cs="Arial"/>
+                <w:i w:val="false"/>
+                <w:b w:val="false"/>
+                <w:u w:val="none"/>
+                <w:strike w:val="false"/>
+                <w:sz w:val="22"/>
+                <w:szCs w:val="22"/>
+                <w:color w:val="000000"/>
+              </w:rPr>
+              <w:t xml:space="preserve">Small Business</w:t>
+            </w:r>
+          </w:p>
+        </w:tc>
+        <w:tc>
+          <w:tcPr>
+            <w:tcBorders>
+              <w:bottom w:val="single" w:sz="6" w:space="0" w:color="666666"/>
+              <w:top w:val="single" w:sz="6" w:space="0" w:color="666666"/>
+              <w:left w:val="none" w:sz="0" w:space="0" w:color="000000"/>
+              <w:right w:val="none" w:sz="0" w:space="0" w:color="000000"/>
+            </w:tcBorders>
+            <w:shd w:val="clear" w:color="auto" w:fill="FFFFFF"/>
+            <w:tcMar>
+              <w:top w:w="0" w:type="dxa"/>
+              <w:bottom w:w="0" w:type="dxa"/>
+              <w:left w:w="0" w:type="dxa"/>
+              <w:right w:w="0" w:type="dxa"/>
+            </w:tcMar>
+            <w:vAlign w:val="center"/>
+          </w:tcPr>
+          <w:p>
+            <w:pPr>
+              <w:jc w:val="left"/>
+              <w:pBdr>
+                <w:bottom w:val="none" w:sz="0" w:space="0" w:color="000000"/>
+                <w:top w:val="none" w:sz="0" w:space="0" w:color="000000"/>
+                <w:left w:val="none" w:sz="0" w:space="0" w:color="000000"/>
+                <w:right w:val="none" w:sz="0" w:space="0" w:color="000000"/>
+              </w:pBdr>
+              <w:spacing w:after="100" w:before="100" w:line="240"/>
+              <w:ind w:left="100" w:right="100" w:firstLine="0" w:firstLineChars="0"/>
+              <w:rPr>
+                <w:rFonts w:ascii="Arial" w:hAnsi="Arial" w:eastAsia="Arial" w:cs="Arial"/>
+                <w:i w:val="false"/>
+                <w:b w:val="false"/>
+                <w:u w:val="none"/>
+                <w:strike w:val="false"/>
+                <w:sz w:val="22"/>
+                <w:szCs w:val="22"/>
+                <w:color w:val="000000"/>
+              </w:rPr>
+            </w:pPr>
+            <w:r xmlns:w="http://schemas.openxmlformats.org/wordprocessingml/2006/main" xmlns:wp="http://schemas.openxmlformats.org/drawingml/2006/wordprocessingDrawing" xmlns:r="http://schemas.openxmlformats.org/officeDocument/2006/relationships" xmlns:w14="http://schemas.microsoft.com/office/word/2010/wordml">
+              <w:rPr>
+                <w:rFonts w:ascii="Arial" w:hAnsi="Arial" w:eastAsia="Arial" w:cs="Arial"/>
+                <w:i w:val="false"/>
+                <w:b w:val="false"/>
+                <w:u w:val="none"/>
+                <w:strike w:val="false"/>
+                <w:sz w:val="22"/>
+                <w:szCs w:val="22"/>
+                <w:color w:val="000000"/>
+              </w:rPr>
+              <w:t xml:space="preserve">Low</w:t>
+            </w:r>
+          </w:p>
+        </w:tc>
+        <w:tc>
+          <w:tcPr>
+            <w:tcBorders>
+              <w:bottom w:val="single" w:sz="6" w:space="0" w:color="666666"/>
+              <w:top w:val="single" w:sz="6" w:space="0" w:color="666666"/>
+              <w:left w:val="none" w:sz="0" w:space="0" w:color="000000"/>
+              <w:right w:val="none" w:sz="0" w:space="0" w:color="000000"/>
+            </w:tcBorders>
+            <w:shd w:val="clear" w:color="auto" w:fill="FFFFFF"/>
+            <w:tcMar>
+              <w:top w:w="0" w:type="dxa"/>
+              <w:bottom w:w="0" w:type="dxa"/>
+              <w:left w:w="0" w:type="dxa"/>
+              <w:right w:w="0" w:type="dxa"/>
+            </w:tcMar>
+            <w:vAlign w:val="center"/>
+          </w:tcPr>
+          <w:p>
+            <w:pPr>
+              <w:jc w:val="right"/>
+              <w:pBdr>
+                <w:bottom w:val="none" w:sz="0" w:space="0" w:color="000000"/>
+                <w:top w:val="none" w:sz="0" w:space="0" w:color="000000"/>
+                <w:left w:val="none" w:sz="0" w:space="0" w:color="000000"/>
+                <w:right w:val="none" w:sz="0" w:space="0" w:color="000000"/>
+              </w:pBdr>
+              <w:spacing w:after="100" w:before="100" w:line="240"/>
+              <w:ind w:left="100" w:right="100" w:firstLine="0" w:firstLineChars="0"/>
+              <w:rPr>
+                <w:rFonts w:ascii="Arial" w:hAnsi="Arial" w:eastAsia="Arial" w:cs="Arial"/>
+                <w:i w:val="false"/>
+                <w:b w:val="false"/>
+                <w:u w:val="none"/>
+                <w:strike w:val="false"/>
+                <w:sz w:val="22"/>
+                <w:szCs w:val="22"/>
+                <w:color w:val="000000"/>
+              </w:rPr>
+            </w:pPr>
+            <w:r xmlns:w="http://schemas.openxmlformats.org/wordprocessingml/2006/main" xmlns:wp="http://schemas.openxmlformats.org/drawingml/2006/wordprocessingDrawing" xmlns:r="http://schemas.openxmlformats.org/officeDocument/2006/relationships" xmlns:w14="http://schemas.microsoft.com/office/word/2010/wordml">
+              <w:rPr>
+                <w:rFonts w:ascii="Arial" w:hAnsi="Arial" w:eastAsia="Arial" w:cs="Arial"/>
+                <w:i w:val="false"/>
+                <w:b w:val="false"/>
+                <w:u w:val="none"/>
+                <w:strike w:val="false"/>
+                <w:sz w:val="22"/>
+                <w:szCs w:val="22"/>
+                <w:color w:val="000000"/>
+              </w:rPr>
+              <w:t xml:space="preserve">98</w:t>
+            </w:r>
+          </w:p>
+        </w:tc>
+      </w:tr>
+      <w:tr>
+        <w:trPr>
+          <w:trHeight w:val="574" w:hRule="auto"/>
+        </w:trPr>
+        <w:tc>
+          <w:tcPr>
+            <w:tcBorders>
+              <w:bottom w:val="single" w:sz="6" w:space="0" w:color="666666"/>
+              <w:top w:val="single" w:sz="6" w:space="0" w:color="666666"/>
+              <w:left w:val="none" w:sz="0" w:space="0" w:color="000000"/>
+              <w:right w:val="none" w:sz="0" w:space="0" w:color="000000"/>
+            </w:tcBorders>
+            <w:shd w:val="clear" w:color="auto" w:fill="FFFFFF"/>
+            <w:tcMar>
+              <w:top w:w="0" w:type="dxa"/>
+              <w:bottom w:w="0" w:type="dxa"/>
+              <w:left w:w="0" w:type="dxa"/>
+              <w:right w:w="0" w:type="dxa"/>
+            </w:tcMar>
+            <w:vAlign w:val="center"/>
+          </w:tcPr>
+          <w:p>
+            <w:pPr>
+              <w:jc w:val="left"/>
+              <w:pBdr>
+                <w:bottom w:val="none" w:sz="0" w:space="0" w:color="000000"/>
+                <w:top w:val="none" w:sz="0" w:space="0" w:color="000000"/>
+                <w:left w:val="none" w:sz="0" w:space="0" w:color="000000"/>
+                <w:right w:val="none" w:sz="0" w:space="0" w:color="000000"/>
+              </w:pBdr>
+              <w:spacing w:after="100" w:before="100" w:line="240"/>
+              <w:ind w:left="100" w:right="100" w:firstLine="0" w:firstLineChars="0"/>
+              <w:rPr>
+                <w:rFonts w:ascii="Arial" w:hAnsi="Arial" w:eastAsia="Arial" w:cs="Arial"/>
+                <w:i w:val="false"/>
+                <w:b w:val="false"/>
+                <w:u w:val="none"/>
+                <w:strike w:val="false"/>
+                <w:sz w:val="22"/>
+                <w:szCs w:val="22"/>
+                <w:color w:val="000000"/>
+              </w:rPr>
+            </w:pPr>
+            <w:r xmlns:w="http://schemas.openxmlformats.org/wordprocessingml/2006/main" xmlns:wp="http://schemas.openxmlformats.org/drawingml/2006/wordprocessingDrawing" xmlns:r="http://schemas.openxmlformats.org/officeDocument/2006/relationships" xmlns:w14="http://schemas.microsoft.com/office/word/2010/wordml">
+              <w:rPr>
+                <w:rFonts w:ascii="Arial" w:hAnsi="Arial" w:eastAsia="Arial" w:cs="Arial"/>
+                <w:i w:val="false"/>
+                <w:b w:val="false"/>
+                <w:u w:val="none"/>
+                <w:strike w:val="false"/>
+                <w:sz w:val="22"/>
+                <w:szCs w:val="22"/>
+                <w:color w:val="000000"/>
+              </w:rPr>
+              <w:t xml:space="preserve">Small Business</w:t>
+            </w:r>
+          </w:p>
+        </w:tc>
+        <w:tc>
+          <w:tcPr>
+            <w:tcBorders>
+              <w:bottom w:val="single" w:sz="6" w:space="0" w:color="666666"/>
+              <w:top w:val="single" w:sz="6" w:space="0" w:color="666666"/>
+              <w:left w:val="none" w:sz="0" w:space="0" w:color="000000"/>
+              <w:right w:val="none" w:sz="0" w:space="0" w:color="000000"/>
+            </w:tcBorders>
+            <w:shd w:val="clear" w:color="auto" w:fill="FFFFFF"/>
+            <w:tcMar>
+              <w:top w:w="0" w:type="dxa"/>
+              <w:bottom w:w="0" w:type="dxa"/>
+              <w:left w:w="0" w:type="dxa"/>
+              <w:right w:w="0" w:type="dxa"/>
+            </w:tcMar>
+            <w:vAlign w:val="center"/>
+          </w:tcPr>
+          <w:p>
+            <w:pPr>
+              <w:jc w:val="left"/>
+              <w:pBdr>
+                <w:bottom w:val="none" w:sz="0" w:space="0" w:color="000000"/>
+                <w:top w:val="none" w:sz="0" w:space="0" w:color="000000"/>
+                <w:left w:val="none" w:sz="0" w:space="0" w:color="000000"/>
+                <w:right w:val="none" w:sz="0" w:space="0" w:color="000000"/>
+              </w:pBdr>
+              <w:spacing w:after="100" w:before="100" w:line="240"/>
+              <w:ind w:left="100" w:right="100" w:firstLine="0" w:firstLineChars="0"/>
+              <w:rPr>
+                <w:rFonts w:ascii="Arial" w:hAnsi="Arial" w:eastAsia="Arial" w:cs="Arial"/>
+                <w:i w:val="false"/>
+                <w:b w:val="false"/>
+                <w:u w:val="none"/>
+                <w:strike w:val="false"/>
+                <w:sz w:val="22"/>
+                <w:szCs w:val="22"/>
+                <w:color w:val="000000"/>
+              </w:rPr>
+            </w:pPr>
+            <w:r xmlns:w="http://schemas.openxmlformats.org/wordprocessingml/2006/main" xmlns:wp="http://schemas.openxmlformats.org/drawingml/2006/wordprocessingDrawing" xmlns:r="http://schemas.openxmlformats.org/officeDocument/2006/relationships" xmlns:w14="http://schemas.microsoft.com/office/word/2010/wordml">
+              <w:rPr>
+                <w:rFonts w:ascii="Arial" w:hAnsi="Arial" w:eastAsia="Arial" w:cs="Arial"/>
+                <w:i w:val="false"/>
+                <w:b w:val="false"/>
+                <w:u w:val="none"/>
+                <w:strike w:val="false"/>
+                <w:sz w:val="22"/>
+                <w:szCs w:val="22"/>
+                <w:color w:val="000000"/>
+              </w:rPr>
+              <w:t xml:space="preserve">Medium</w:t>
+            </w:r>
+          </w:p>
+        </w:tc>
+        <w:tc>
+          <w:tcPr>
+            <w:tcBorders>
+              <w:bottom w:val="single" w:sz="6" w:space="0" w:color="666666"/>
+              <w:top w:val="single" w:sz="6" w:space="0" w:color="666666"/>
+              <w:left w:val="none" w:sz="0" w:space="0" w:color="000000"/>
+              <w:right w:val="none" w:sz="0" w:space="0" w:color="000000"/>
+            </w:tcBorders>
+            <w:shd w:val="clear" w:color="auto" w:fill="FFFFFF"/>
+            <w:tcMar>
+              <w:top w:w="0" w:type="dxa"/>
+              <w:bottom w:w="0" w:type="dxa"/>
+              <w:left w:w="0" w:type="dxa"/>
+              <w:right w:w="0" w:type="dxa"/>
+            </w:tcMar>
+            <w:vAlign w:val="center"/>
+          </w:tcPr>
+          <w:p>
+            <w:pPr>
+              <w:jc w:val="right"/>
+              <w:pBdr>
+                <w:bottom w:val="none" w:sz="0" w:space="0" w:color="000000"/>
+                <w:top w:val="none" w:sz="0" w:space="0" w:color="000000"/>
+                <w:left w:val="none" w:sz="0" w:space="0" w:color="000000"/>
+                <w:right w:val="none" w:sz="0" w:space="0" w:color="000000"/>
+              </w:pBdr>
+              <w:spacing w:after="100" w:before="100" w:line="240"/>
+              <w:ind w:left="100" w:right="100" w:firstLine="0" w:firstLineChars="0"/>
+              <w:rPr>
+                <w:rFonts w:ascii="Arial" w:hAnsi="Arial" w:eastAsia="Arial" w:cs="Arial"/>
+                <w:i w:val="false"/>
+                <w:b w:val="false"/>
+                <w:u w:val="none"/>
+                <w:strike w:val="false"/>
+                <w:sz w:val="22"/>
+                <w:szCs w:val="22"/>
+                <w:color w:val="000000"/>
+              </w:rPr>
+            </w:pPr>
+            <w:r xmlns:w="http://schemas.openxmlformats.org/wordprocessingml/2006/main" xmlns:wp="http://schemas.openxmlformats.org/drawingml/2006/wordprocessingDrawing" xmlns:r="http://schemas.openxmlformats.org/officeDocument/2006/relationships" xmlns:w14="http://schemas.microsoft.com/office/word/2010/wordml">
+              <w:rPr>
+                <w:rFonts w:ascii="Arial" w:hAnsi="Arial" w:eastAsia="Arial" w:cs="Arial"/>
+                <w:i w:val="false"/>
+                <w:b w:val="false"/>
+                <w:u w:val="none"/>
+                <w:strike w:val="false"/>
+                <w:sz w:val="22"/>
+                <w:szCs w:val="22"/>
+                <w:color w:val="000000"/>
+              </w:rPr>
+              <w:t xml:space="preserve">104</w:t>
+            </w:r>
+          </w:p>
+        </w:tc>
+      </w:tr>
+      <w:tr>
+        <w:trPr>
+          <w:trHeight w:val="614" w:hRule="auto"/>
+        </w:trPr>
+        <w:tc>
+          <w:tcPr>
+            <w:tcBorders>
+              <w:bottom w:val="single" w:sz="12" w:space="0" w:color="666666"/>
+              <w:top w:val="single" w:sz="6" w:space="0" w:color="666666"/>
+              <w:left w:val="none" w:sz="0" w:space="0" w:color="000000"/>
+              <w:right w:val="none" w:sz="0" w:space="0" w:color="000000"/>
+            </w:tcBorders>
+            <w:shd w:val="clear" w:color="auto" w:fill="FFFFFF"/>
+            <w:tcMar>
+              <w:top w:w="0" w:type="dxa"/>
+              <w:bottom w:w="0" w:type="dxa"/>
+              <w:left w:w="0" w:type="dxa"/>
+              <w:right w:w="0" w:type="dxa"/>
+            </w:tcMar>
+            <w:vAlign w:val="center"/>
+          </w:tcPr>
+          <w:p>
+            <w:pPr>
+              <w:jc w:val="left"/>
+              <w:pBdr>
+                <w:bottom w:val="none" w:sz="0" w:space="0" w:color="000000"/>
+                <w:top w:val="none" w:sz="0" w:space="0" w:color="000000"/>
+                <w:left w:val="none" w:sz="0" w:space="0" w:color="000000"/>
+                <w:right w:val="none" w:sz="0" w:space="0" w:color="000000"/>
+              </w:pBdr>
+              <w:spacing w:after="100" w:before="100" w:line="240"/>
+              <w:ind w:left="100" w:right="100" w:firstLine="0" w:firstLineChars="0"/>
+              <w:rPr>
+                <w:rFonts w:ascii="Arial" w:hAnsi="Arial" w:eastAsia="Arial" w:cs="Arial"/>
+                <w:i w:val="false"/>
+                <w:b w:val="false"/>
+                <w:u w:val="none"/>
+                <w:strike w:val="false"/>
+                <w:sz w:val="22"/>
+                <w:szCs w:val="22"/>
+                <w:color w:val="000000"/>
+              </w:rPr>
+            </w:pPr>
+            <w:r xmlns:w="http://schemas.openxmlformats.org/wordprocessingml/2006/main" xmlns:wp="http://schemas.openxmlformats.org/drawingml/2006/wordprocessingDrawing" xmlns:r="http://schemas.openxmlformats.org/officeDocument/2006/relationships" xmlns:w14="http://schemas.microsoft.com/office/word/2010/wordml">
+              <w:rPr>
+                <w:rFonts w:ascii="Arial" w:hAnsi="Arial" w:eastAsia="Arial" w:cs="Arial"/>
+                <w:i w:val="false"/>
+                <w:b w:val="false"/>
+                <w:u w:val="none"/>
+                <w:strike w:val="false"/>
+                <w:sz w:val="22"/>
+                <w:szCs w:val="22"/>
+                <w:color w:val="000000"/>
+              </w:rPr>
+              <w:t xml:space="preserve">Small Business</w:t>
+            </w:r>
+          </w:p>
+        </w:tc>
+        <w:tc>
+          <w:tcPr>
+            <w:tcBorders>
+              <w:bottom w:val="single" w:sz="12" w:space="0" w:color="666666"/>
+              <w:top w:val="single" w:sz="6" w:space="0" w:color="666666"/>
+              <w:left w:val="none" w:sz="0" w:space="0" w:color="000000"/>
+              <w:right w:val="none" w:sz="0" w:space="0" w:color="000000"/>
+            </w:tcBorders>
+            <w:shd w:val="clear" w:color="auto" w:fill="FFFFFF"/>
+            <w:tcMar>
+              <w:top w:w="0" w:type="dxa"/>
+              <w:bottom w:w="0" w:type="dxa"/>
+              <w:left w:w="0" w:type="dxa"/>
+              <w:right w:w="0" w:type="dxa"/>
+            </w:tcMar>
+            <w:vAlign w:val="center"/>
+          </w:tcPr>
+          <w:p>
+            <w:pPr>
+              <w:jc w:val="left"/>
+              <w:pBdr>
+                <w:bottom w:val="none" w:sz="0" w:space="0" w:color="000000"/>
+                <w:top w:val="none" w:sz="0" w:space="0" w:color="000000"/>
+                <w:left w:val="none" w:sz="0" w:space="0" w:color="000000"/>
+                <w:right w:val="none" w:sz="0" w:space="0" w:color="000000"/>
+              </w:pBdr>
+              <w:spacing w:after="100" w:before="100" w:line="240"/>
+              <w:ind w:left="100" w:right="100" w:firstLine="0" w:firstLineChars="0"/>
+              <w:rPr>
+                <w:rFonts w:ascii="Arial" w:hAnsi="Arial" w:eastAsia="Arial" w:cs="Arial"/>
+                <w:i w:val="false"/>
+                <w:b w:val="false"/>
+                <w:u w:val="none"/>
+                <w:strike w:val="false"/>
+                <w:sz w:val="22"/>
+                <w:szCs w:val="22"/>
+                <w:color w:val="000000"/>
+              </w:rPr>
+            </w:pPr>
+            <w:r xmlns:w="http://schemas.openxmlformats.org/wordprocessingml/2006/main" xmlns:wp="http://schemas.openxmlformats.org/drawingml/2006/wordprocessingDrawing" xmlns:r="http://schemas.openxmlformats.org/officeDocument/2006/relationships" xmlns:w14="http://schemas.microsoft.com/office/word/2010/wordml">
+              <w:rPr>
+                <w:rFonts w:ascii="Arial" w:hAnsi="Arial" w:eastAsia="Arial" w:cs="Arial"/>
+                <w:i w:val="false"/>
+                <w:b w:val="false"/>
+                <w:u w:val="none"/>
+                <w:strike w:val="false"/>
+                <w:sz w:val="22"/>
+                <w:szCs w:val="22"/>
+                <w:color w:val="000000"/>
+              </w:rPr>
+              <w:t xml:space="preserve">High</w:t>
+            </w:r>
+          </w:p>
+        </w:tc>
+        <w:tc>
+          <w:tcPr>
+            <w:tcBorders>
+              <w:bottom w:val="single" w:sz="12" w:space="0" w:color="666666"/>
+              <w:top w:val="single" w:sz="6" w:space="0" w:color="666666"/>
+              <w:left w:val="none" w:sz="0" w:space="0" w:color="000000"/>
+              <w:right w:val="none" w:sz="0" w:space="0" w:color="000000"/>
+            </w:tcBorders>
+            <w:shd w:val="clear" w:color="auto" w:fill="FFFFFF"/>
+            <w:tcMar>
+              <w:top w:w="0" w:type="dxa"/>
+              <w:bottom w:w="0" w:type="dxa"/>
+              <w:left w:w="0" w:type="dxa"/>
+              <w:right w:w="0" w:type="dxa"/>
+            </w:tcMar>
+            <w:vAlign w:val="center"/>
+          </w:tcPr>
+          <w:p>
+            <w:pPr>
+              <w:jc w:val="right"/>
+              <w:pBdr>
+                <w:bottom w:val="none" w:sz="0" w:space="0" w:color="000000"/>
+                <w:top w:val="none" w:sz="0" w:space="0" w:color="000000"/>
+                <w:left w:val="none" w:sz="0" w:space="0" w:color="000000"/>
+                <w:right w:val="none" w:sz="0" w:space="0" w:color="000000"/>
+              </w:pBdr>
+              <w:spacing w:after="100" w:before="100" w:line="240"/>
+              <w:ind w:left="100" w:right="100" w:firstLine="0" w:firstLineChars="0"/>
+              <w:rPr>
+                <w:rFonts w:ascii="Arial" w:hAnsi="Arial" w:eastAsia="Arial" w:cs="Arial"/>
+                <w:i w:val="false"/>
+                <w:b w:val="false"/>
+                <w:u w:val="none"/>
+                <w:strike w:val="false"/>
+                <w:sz w:val="22"/>
+                <w:szCs w:val="22"/>
+                <w:color w:val="000000"/>
+              </w:rPr>
+            </w:pPr>
+            <w:r xmlns:w="http://schemas.openxmlformats.org/wordprocessingml/2006/main" xmlns:wp="http://schemas.openxmlformats.org/drawingml/2006/wordprocessingDrawing" xmlns:r="http://schemas.openxmlformats.org/officeDocument/2006/relationships" xmlns:w14="http://schemas.microsoft.com/office/word/2010/wordml">
+              <w:rPr>
+                <w:rFonts w:ascii="Arial" w:hAnsi="Arial" w:eastAsia="Arial" w:cs="Arial"/>
+                <w:i w:val="false"/>
+                <w:b w:val="false"/>
+                <w:u w:val="none"/>
+                <w:strike w:val="false"/>
+                <w:sz w:val="22"/>
+                <w:szCs w:val="22"/>
+                <w:color w:val="000000"/>
+              </w:rPr>
+              <w:t xml:space="preserve">100</w:t>
+            </w:r>
+          </w:p>
+        </w:tc>
+      </w:tr>
+    </w:tbl>
     <w:p>
       <w:pPr>
         <w:pStyle w:val="BodyText"/>
@@ -3141,6 +4830,32 @@
       </w:pPr>
       <w:r>
         <w:t xml:space="preserve">Consumer genererar mest total försäljning (170338), medan Small Business spenderar mest per köp (346). Corporate bidrar minst både i antal ordrar (169) och total försäljning (39744).</w:t>
+      </w:r>
+    </w:p>
+    <w:p>
+      <w:pPr>
+        <w:pStyle w:val="BodyText"/>
+      </w:pPr>
+      <w:r>
+        <w:t xml:space="preserve">När vi analyserar orderstorlek (Low &lt;100, Medium 100–300, High &gt;300), ser vi att</w:t>
+      </w:r>
+      <w:r>
+        <w:t xml:space="preserve"> </w:t>
+      </w:r>
+      <w:r>
+        <w:t xml:space="preserve">- Consumer gör flest köp i alla kategorier (Low, Medium och High).</w:t>
+      </w:r>
+      <w:r>
+        <w:t xml:space="preserve"> </w:t>
+      </w:r>
+      <w:r>
+        <w:t xml:space="preserve">- Small Business gör relativt många större köp i Medium och High.</w:t>
+      </w:r>
+      <w:r>
+        <w:t xml:space="preserve"> </w:t>
+      </w:r>
+      <w:r>
+        <w:t xml:space="preserve">- medan Corporate har minst antal ordrar i alla kategorier.</w:t>
       </w:r>
     </w:p>
     <w:tbl xmlns:w="http://schemas.openxmlformats.org/wordprocessingml/2006/main" xmlns:r="http://schemas.openxmlformats.org/officeDocument/2006/relationships" xmlns:w14="http://schemas.microsoft.com/office/word/2010/wordml" xmlns:wp="http://schemas.openxmlformats.org/drawingml/2006/wordprocessingDrawing" xmlns:a="http://schemas.openxmlformats.org/drawingml/2006/main" xmlns:pic="http://schemas.openxmlformats.org/drawingml/2006/picture">
